--- a/Documentacion/SportMatch_Sprint_Backlog.docx
+++ b/Documentacion/SportMatch_Sprint_Backlog.docx
@@ -1,6 +1,6 @@
 
 <file path=word/document.xml><?xml version="1.0" encoding="utf-8"?>
-<w:document xmlns:wpc="http://schemas.microsoft.com/office/word/2010/wordprocessingCanvas" xmlns:cx="http://schemas.microsoft.com/office/drawing/2014/chartex" xmlns:cx1="http://schemas.microsoft.com/office/drawing/2015/9/8/chartex" xmlns:cx2="http://schemas.microsoft.com/office/drawing/2015/10/21/chartex" xmlns:cx3="http://schemas.microsoft.com/office/drawing/2016/5/9/chartex" xmlns:cx4="http://schemas.microsoft.com/office/drawing/2016/5/10/chartex" xmlns:cx5="http://schemas.microsoft.com/office/drawing/2016/5/11/chartex" xmlns:cx6="http://schemas.microsoft.com/office/drawing/2016/5/12/chartex" xmlns:cx7="http://schemas.microsoft.com/office/drawing/2016/5/13/chartex" xmlns:cx8="http://schemas.microsoft.com/office/drawing/2016/5/14/chartex" xmlns:mc="http://schemas.openxmlformats.org/markup-compatibility/2006" xmlns:aink="http://schemas.microsoft.com/office/drawing/2016/ink" xmlns:am3d="http://schemas.microsoft.com/office/drawing/2017/model3d" xmlns:o="urn:schemas-microsoft-com:office:office" xmlns:oel="http://schemas.microsoft.com/office/2019/extlst" xmlns:r="http://schemas.openxmlformats.org/officeDocument/2006/relationships" xmlns:m="http://schemas.openxmlformats.org/officeDocument/2006/math" xmlns:v="urn:schemas-microsoft-com:vml" xmlns:wp14="http://schemas.microsoft.com/office/word/2010/wordprocessingDrawing" xmlns:wp="http://schemas.openxmlformats.org/drawingml/2006/wordprocessingDrawing" xmlns:w10="urn:schemas-microsoft-com:office:word" xmlns:w="http://schemas.openxmlformats.org/wordprocessingml/2006/main" xmlns:w14="http://schemas.microsoft.com/office/word/2010/wordml" xmlns:w15="http://schemas.microsoft.com/office/word/2012/wordml" xmlns:w16cex="http://schemas.microsoft.com/office/word/2018/wordml/cex" xmlns:w16cid="http://schemas.microsoft.com/office/word/2016/wordml/cid" xmlns:w16="http://schemas.microsoft.com/office/word/2018/wordml" xmlns:w16sdtdh="http://schemas.microsoft.com/office/word/2020/wordml/sdtdatahash" xmlns:w16se="http://schemas.microsoft.com/office/word/2015/wordml/symex" xmlns:wpg="http://schemas.microsoft.com/office/word/2010/wordprocessingGroup" xmlns:wpi="http://schemas.microsoft.com/office/word/2010/wordprocessingInk" xmlns:wne="http://schemas.microsoft.com/office/word/2006/wordml" xmlns:wps="http://schemas.microsoft.com/office/word/2010/wordprocessingShape" mc:Ignorable="w14 w15 w16se w16cid w16 w16cex w16sdtdh wp14">
+<w:document xmlns:wpc="http://schemas.microsoft.com/office/word/2010/wordprocessingCanvas" xmlns:cx="http://schemas.microsoft.com/office/drawing/2014/chartex" xmlns:cx1="http://schemas.microsoft.com/office/drawing/2015/9/8/chartex" xmlns:cx2="http://schemas.microsoft.com/office/drawing/2015/10/21/chartex" xmlns:cx3="http://schemas.microsoft.com/office/drawing/2016/5/9/chartex" xmlns:cx4="http://schemas.microsoft.com/office/drawing/2016/5/10/chartex" xmlns:cx5="http://schemas.microsoft.com/office/drawing/2016/5/11/chartex" xmlns:cx6="http://schemas.microsoft.com/office/drawing/2016/5/12/chartex" xmlns:cx7="http://schemas.microsoft.com/office/drawing/2016/5/13/chartex" xmlns:cx8="http://schemas.microsoft.com/office/drawing/2016/5/14/chartex" xmlns:mc="http://schemas.openxmlformats.org/markup-compatibility/2006" xmlns:m="http://schemas.openxmlformats.org/officeDocument/2006/math" xmlns:aink="http://schemas.microsoft.com/office/drawing/2016/ink" xmlns:am3d="http://schemas.microsoft.com/office/drawing/2017/model3d" xmlns:oel="http://schemas.microsoft.com/office/2019/extlst" xmlns:r="http://schemas.openxmlformats.org/officeDocument/2006/relationships" xmlns:wp14="http://schemas.microsoft.com/office/word/2010/wordprocessingDrawing" xmlns:wp="http://schemas.openxmlformats.org/drawingml/2006/wordprocessingDrawing" xmlns:wpg="http://schemas.microsoft.com/office/word/2010/wordprocessingGroup" xmlns:wpi="http://schemas.microsoft.com/office/word/2010/wordprocessingInk" xmlns:wps="http://schemas.microsoft.com/office/word/2010/wordprocessingShape" xmlns:o="urn:schemas-microsoft-com:office:office" xmlns:v="urn:schemas-microsoft-com:vml" xmlns:w10="urn:schemas-microsoft-com:office:word" xmlns:w="http://schemas.openxmlformats.org/wordprocessingml/2006/main" xmlns:w14="http://schemas.microsoft.com/office/word/2010/wordml" xmlns:w15="http://schemas.microsoft.com/office/word/2012/wordml" xmlns:w16cex="http://schemas.microsoft.com/office/word/2018/wordml/cex" xmlns:w16cid="http://schemas.microsoft.com/office/word/2016/wordml/cid" xmlns:w16="http://schemas.microsoft.com/office/word/2018/wordml" xmlns:w16sdtdh="http://schemas.microsoft.com/office/word/2020/wordml/sdtdatahash" xmlns:w16sdtfl="http://schemas.microsoft.com/office/word/2024/wordml/sdtformatlock" xmlns:w16se="http://schemas.microsoft.com/office/word/2015/wordml/symex" xmlns:w16du="http://schemas.microsoft.com/office/word/2023/wordml/word16du" xmlns:wne="http://schemas.microsoft.com/office/word/2006/wordml" mc:Ignorable="w14 w15 w16se w16cid w16 w16cex w16sdtdh w16sdtfl w16du wp14">
   <w:body>
     <w:p>
       <w:pPr>
@@ -38,7 +38,7 @@
           <w:iCs/>
           <w:color w:val="000000" w:themeColor="text1"/>
         </w:rPr>
-        <w:t xml:space="preserve">SportMatch — Planificación de los 7 sprints</w:t>
+        <w:t>SportMatch — Planificación de los 7 sprints</w:t>
       </w:r>
     </w:p>
     <w:p>
@@ -120,7 +120,7 @@
           <w:sz w:val="17"/>
           <w:szCs w:val="17"/>
         </w:rPr>
-        <w:t xml:space="preserve">7 historias  ·  26 story points</w:t>
+        <w:t>7 historias  ·  26 story points</w:t>
       </w:r>
     </w:p>
     <w:tbl>
@@ -147,12 +147,6 @@
         <w:gridCol w:w="700"/>
       </w:tblGrid>
       <w:tr>
-        <w:tblPrEx>
-          <w:tblCellMar>
-            <w:top w:w="0" w:type="dxa"/>
-            <w:bottom w:w="0" w:type="dxa"/>
-          </w:tblCellMar>
-        </w:tblPrEx>
         <w:trPr>
           <w:tblHeader/>
         </w:trPr>
@@ -285,12 +279,6 @@
         </w:tc>
       </w:tr>
       <w:tr>
-        <w:tblPrEx>
-          <w:tblCellMar>
-            <w:top w:w="0" w:type="dxa"/>
-            <w:bottom w:w="0" w:type="dxa"/>
-          </w:tblCellMar>
-        </w:tblPrEx>
         <w:tc>
           <w:tcPr>
             <w:tcW w:w="750" w:type="dxa"/>
@@ -346,7 +334,7 @@
                 <w:sz w:val="16"/>
                 <w:szCs w:val="16"/>
               </w:rPr>
-              <w:t xml:space="preserve">Como Deportista, necesito registrarme en SportMatch con mis datos básicos, correo y contraseña, para acceder a la plataforma con una cuenta propia.</w:t>
+              <w:t>Como Deportista, necesito registrarme en SportMatch con mis datos básicos, correo y contraseña, para acceder a la plataforma con una cuenta propia.</w:t>
             </w:r>
           </w:p>
         </w:tc>
@@ -378,7 +366,7 @@
                 <w:sz w:val="14"/>
                 <w:szCs w:val="14"/>
               </w:rPr>
-              <w:t xml:space="preserve">Must have</w:t>
+              <w:t>Must have</w:t>
             </w:r>
           </w:p>
         </w:tc>
@@ -413,12 +401,6 @@
         </w:tc>
       </w:tr>
       <w:tr>
-        <w:tblPrEx>
-          <w:tblCellMar>
-            <w:top w:w="0" w:type="dxa"/>
-            <w:bottom w:w="0" w:type="dxa"/>
-          </w:tblCellMar>
-        </w:tblPrEx>
         <w:tc>
           <w:tcPr>
             <w:tcW w:w="750" w:type="dxa"/>
@@ -508,7 +490,7 @@
                 <w:sz w:val="14"/>
                 <w:szCs w:val="14"/>
               </w:rPr>
-              <w:t xml:space="preserve">Should have</w:t>
+              <w:t>Should have</w:t>
             </w:r>
           </w:p>
         </w:tc>
@@ -544,12 +526,6 @@
         </w:tc>
       </w:tr>
       <w:tr>
-        <w:tblPrEx>
-          <w:tblCellMar>
-            <w:top w:w="0" w:type="dxa"/>
-            <w:bottom w:w="0" w:type="dxa"/>
-          </w:tblCellMar>
-        </w:tblPrEx>
         <w:tc>
           <w:tcPr>
             <w:tcW w:w="750" w:type="dxa"/>
@@ -637,7 +613,7 @@
                 <w:sz w:val="14"/>
                 <w:szCs w:val="14"/>
               </w:rPr>
-              <w:t xml:space="preserve">Must have</w:t>
+              <w:t>Must have</w:t>
             </w:r>
           </w:p>
         </w:tc>
@@ -672,12 +648,6 @@
         </w:tc>
       </w:tr>
       <w:tr>
-        <w:tblPrEx>
-          <w:tblCellMar>
-            <w:top w:w="0" w:type="dxa"/>
-            <w:bottom w:w="0" w:type="dxa"/>
-          </w:tblCellMar>
-        </w:tblPrEx>
         <w:tc>
           <w:tcPr>
             <w:tcW w:w="750" w:type="dxa"/>
@@ -767,7 +737,7 @@
                 <w:sz w:val="14"/>
                 <w:szCs w:val="14"/>
               </w:rPr>
-              <w:t xml:space="preserve">Should have</w:t>
+              <w:t>Should have</w:t>
             </w:r>
           </w:p>
         </w:tc>
@@ -803,12 +773,6 @@
         </w:tc>
       </w:tr>
       <w:tr>
-        <w:tblPrEx>
-          <w:tblCellMar>
-            <w:top w:w="0" w:type="dxa"/>
-            <w:bottom w:w="0" w:type="dxa"/>
-          </w:tblCellMar>
-        </w:tblPrEx>
         <w:tc>
           <w:tcPr>
             <w:tcW w:w="750" w:type="dxa"/>
@@ -896,7 +860,7 @@
                 <w:sz w:val="14"/>
                 <w:szCs w:val="14"/>
               </w:rPr>
-              <w:t xml:space="preserve">Must have</w:t>
+              <w:t>Must have</w:t>
             </w:r>
           </w:p>
         </w:tc>
@@ -931,12 +895,6 @@
         </w:tc>
       </w:tr>
       <w:tr>
-        <w:tblPrEx>
-          <w:tblCellMar>
-            <w:top w:w="0" w:type="dxa"/>
-            <w:bottom w:w="0" w:type="dxa"/>
-          </w:tblCellMar>
-        </w:tblPrEx>
         <w:tc>
           <w:tcPr>
             <w:tcW w:w="750" w:type="dxa"/>
@@ -1026,7 +984,7 @@
                 <w:sz w:val="14"/>
                 <w:szCs w:val="14"/>
               </w:rPr>
-              <w:t xml:space="preserve">Must have</w:t>
+              <w:t>Must have</w:t>
             </w:r>
           </w:p>
         </w:tc>
@@ -1062,12 +1020,6 @@
         </w:tc>
       </w:tr>
       <w:tr>
-        <w:tblPrEx>
-          <w:tblCellMar>
-            <w:top w:w="0" w:type="dxa"/>
-            <w:bottom w:w="0" w:type="dxa"/>
-          </w:tblCellMar>
-        </w:tblPrEx>
         <w:tc>
           <w:tcPr>
             <w:tcW w:w="750" w:type="dxa"/>
@@ -1155,7 +1107,7 @@
                 <w:sz w:val="14"/>
                 <w:szCs w:val="14"/>
               </w:rPr>
-              <w:t xml:space="preserve">Must have</w:t>
+              <w:t>Must have</w:t>
             </w:r>
           </w:p>
         </w:tc>
@@ -1277,7 +1229,7 @@
           <w:sz w:val="17"/>
           <w:szCs w:val="17"/>
         </w:rPr>
-        <w:t xml:space="preserve">9 historias  ·  35 story points</w:t>
+        <w:t>9 historias  ·  35 story points</w:t>
       </w:r>
     </w:p>
     <w:tbl>
@@ -1304,12 +1256,6 @@
         <w:gridCol w:w="700"/>
       </w:tblGrid>
       <w:tr>
-        <w:tblPrEx>
-          <w:tblCellMar>
-            <w:top w:w="0" w:type="dxa"/>
-            <w:bottom w:w="0" w:type="dxa"/>
-          </w:tblCellMar>
-        </w:tblPrEx>
         <w:trPr>
           <w:tblHeader/>
         </w:trPr>
@@ -1442,12 +1388,6 @@
         </w:tc>
       </w:tr>
       <w:tr>
-        <w:tblPrEx>
-          <w:tblCellMar>
-            <w:top w:w="0" w:type="dxa"/>
-            <w:bottom w:w="0" w:type="dxa"/>
-          </w:tblCellMar>
-        </w:tblPrEx>
         <w:tc>
           <w:tcPr>
             <w:tcW w:w="750" w:type="dxa"/>
@@ -1535,7 +1475,7 @@
                 <w:sz w:val="14"/>
                 <w:szCs w:val="14"/>
               </w:rPr>
-              <w:t xml:space="preserve">Must have</w:t>
+              <w:t>Must have</w:t>
             </w:r>
           </w:p>
         </w:tc>
@@ -1570,12 +1510,6 @@
         </w:tc>
       </w:tr>
       <w:tr>
-        <w:tblPrEx>
-          <w:tblCellMar>
-            <w:top w:w="0" w:type="dxa"/>
-            <w:bottom w:w="0" w:type="dxa"/>
-          </w:tblCellMar>
-        </w:tblPrEx>
         <w:tc>
           <w:tcPr>
             <w:tcW w:w="750" w:type="dxa"/>
@@ -1665,7 +1599,7 @@
                 <w:sz w:val="14"/>
                 <w:szCs w:val="14"/>
               </w:rPr>
-              <w:t xml:space="preserve">Should have</w:t>
+              <w:t>Should have</w:t>
             </w:r>
           </w:p>
         </w:tc>
@@ -1701,12 +1635,6 @@
         </w:tc>
       </w:tr>
       <w:tr>
-        <w:tblPrEx>
-          <w:tblCellMar>
-            <w:top w:w="0" w:type="dxa"/>
-            <w:bottom w:w="0" w:type="dxa"/>
-          </w:tblCellMar>
-        </w:tblPrEx>
         <w:tc>
           <w:tcPr>
             <w:tcW w:w="750" w:type="dxa"/>
@@ -1794,7 +1722,7 @@
                 <w:sz w:val="14"/>
                 <w:szCs w:val="14"/>
               </w:rPr>
-              <w:t xml:space="preserve">Must have</w:t>
+              <w:t>Must have</w:t>
             </w:r>
           </w:p>
         </w:tc>
@@ -1829,12 +1757,6 @@
         </w:tc>
       </w:tr>
       <w:tr>
-        <w:tblPrEx>
-          <w:tblCellMar>
-            <w:top w:w="0" w:type="dxa"/>
-            <w:bottom w:w="0" w:type="dxa"/>
-          </w:tblCellMar>
-        </w:tblPrEx>
         <w:tc>
           <w:tcPr>
             <w:tcW w:w="750" w:type="dxa"/>
@@ -1863,7 +1785,7 @@
                 <w:sz w:val="16"/>
                 <w:szCs w:val="16"/>
               </w:rPr>
-              <w:t>HU-11</w:t>
+              <w:t>HU-13</w:t>
             </w:r>
           </w:p>
         </w:tc>
@@ -1892,7 +1814,416 @@
                 <w:sz w:val="16"/>
                 <w:szCs w:val="16"/>
               </w:rPr>
-              <w:t>Como Deportista, necesito calificar a un compañero después de una actividad realizada en conjunto, para aportar información confiable sobre su desempeño y trato.</w:t>
+              <w:t>Como Deportista, necesito activar la ubicación de mi dispositivo, para encontrar personas y actividades cercanas a mí.</w:t>
+            </w:r>
+          </w:p>
+        </w:tc>
+        <w:tc>
+          <w:tcPr>
+            <w:tcW w:w="1900" w:type="dxa"/>
+            <w:shd w:val="clear" w:color="auto" w:fill="FBE4E2"/>
+            <w:tcMar>
+              <w:top w:w="60" w:type="dxa"/>
+              <w:left w:w="90" w:type="dxa"/>
+              <w:bottom w:w="60" w:type="dxa"/>
+              <w:right w:w="90" w:type="dxa"/>
+            </w:tcMar>
+            <w:vAlign w:val="center"/>
+          </w:tcPr>
+          <w:p>
+            <w:pPr>
+              <w:jc w:val="center"/>
+              <w:rPr>
+                <w:rFonts w:asciiTheme="minorHAnsi" w:hAnsiTheme="minorHAnsi" w:cstheme="minorHAnsi"/>
+              </w:rPr>
+            </w:pPr>
+            <w:r>
+              <w:rPr>
+                <w:rFonts w:asciiTheme="minorHAnsi" w:hAnsiTheme="minorHAnsi" w:cstheme="minorHAnsi"/>
+                <w:b/>
+                <w:bCs/>
+                <w:color w:val="9C2B26"/>
+                <w:sz w:val="14"/>
+                <w:szCs w:val="14"/>
+              </w:rPr>
+              <w:t xml:space="preserve">Must </w:t>
+            </w:r>
+            <w:proofErr w:type="spellStart"/>
+            <w:r>
+              <w:rPr>
+                <w:rFonts w:asciiTheme="minorHAnsi" w:hAnsiTheme="minorHAnsi" w:cstheme="minorHAnsi"/>
+                <w:b/>
+                <w:bCs/>
+                <w:color w:val="9C2B26"/>
+                <w:sz w:val="14"/>
+                <w:szCs w:val="14"/>
+              </w:rPr>
+              <w:t>have</w:t>
+            </w:r>
+            <w:proofErr w:type="spellEnd"/>
+          </w:p>
+        </w:tc>
+        <w:tc>
+          <w:tcPr>
+            <w:tcW w:w="700" w:type="dxa"/>
+            <w:shd w:val="clear" w:color="auto" w:fill="F5F6FA"/>
+            <w:tcMar>
+              <w:top w:w="60" w:type="dxa"/>
+              <w:left w:w="90" w:type="dxa"/>
+              <w:bottom w:w="60" w:type="dxa"/>
+              <w:right w:w="90" w:type="dxa"/>
+            </w:tcMar>
+            <w:vAlign w:val="center"/>
+          </w:tcPr>
+          <w:p>
+            <w:pPr>
+              <w:jc w:val="center"/>
+              <w:rPr>
+                <w:rFonts w:asciiTheme="minorHAnsi" w:hAnsiTheme="minorHAnsi" w:cstheme="minorHAnsi"/>
+              </w:rPr>
+            </w:pPr>
+            <w:r>
+              <w:rPr>
+                <w:rFonts w:asciiTheme="minorHAnsi" w:hAnsiTheme="minorHAnsi" w:cstheme="minorHAnsi"/>
+                <w:color w:val="000000"/>
+                <w:sz w:val="16"/>
+                <w:szCs w:val="16"/>
+              </w:rPr>
+              <w:t>5</w:t>
+            </w:r>
+          </w:p>
+        </w:tc>
+      </w:tr>
+      <w:tr>
+        <w:tc>
+          <w:tcPr>
+            <w:tcW w:w="750" w:type="dxa"/>
+            <w:tcMar>
+              <w:top w:w="60" w:type="dxa"/>
+              <w:left w:w="90" w:type="dxa"/>
+              <w:bottom w:w="60" w:type="dxa"/>
+              <w:right w:w="90" w:type="dxa"/>
+            </w:tcMar>
+            <w:vAlign w:val="center"/>
+          </w:tcPr>
+          <w:p>
+            <w:pPr>
+              <w:jc w:val="center"/>
+              <w:rPr>
+                <w:rFonts w:asciiTheme="minorHAnsi" w:hAnsiTheme="minorHAnsi" w:cstheme="minorHAnsi"/>
+              </w:rPr>
+            </w:pPr>
+            <w:r>
+              <w:rPr>
+                <w:rFonts w:asciiTheme="minorHAnsi" w:hAnsiTheme="minorHAnsi" w:cstheme="minorHAnsi"/>
+                <w:b/>
+                <w:bCs/>
+                <w:color w:val="000000"/>
+                <w:sz w:val="16"/>
+                <w:szCs w:val="16"/>
+              </w:rPr>
+              <w:t>HU-14</w:t>
+            </w:r>
+          </w:p>
+        </w:tc>
+        <w:tc>
+          <w:tcPr>
+            <w:tcW w:w="5100" w:type="dxa"/>
+            <w:tcMar>
+              <w:top w:w="60" w:type="dxa"/>
+              <w:left w:w="90" w:type="dxa"/>
+              <w:bottom w:w="60" w:type="dxa"/>
+              <w:right w:w="90" w:type="dxa"/>
+            </w:tcMar>
+            <w:vAlign w:val="center"/>
+          </w:tcPr>
+          <w:p>
+            <w:pPr>
+              <w:rPr>
+                <w:rFonts w:asciiTheme="minorHAnsi" w:hAnsiTheme="minorHAnsi" w:cstheme="minorHAnsi"/>
+              </w:rPr>
+            </w:pPr>
+            <w:r>
+              <w:rPr>
+                <w:rFonts w:asciiTheme="minorHAnsi" w:hAnsiTheme="minorHAnsi" w:cstheme="minorHAnsi"/>
+                <w:color w:val="000000"/>
+                <w:sz w:val="16"/>
+                <w:szCs w:val="16"/>
+              </w:rPr>
+              <w:t>Como Deportista, necesito seleccionar manualmente mi comuna o zona, para seguir usando la búsqueda por cercanía aunque no autorice el GPS.</w:t>
+            </w:r>
+          </w:p>
+        </w:tc>
+        <w:tc>
+          <w:tcPr>
+            <w:tcW w:w="1900" w:type="dxa"/>
+            <w:shd w:val="clear" w:color="auto" w:fill="FBE4E2"/>
+            <w:tcMar>
+              <w:top w:w="60" w:type="dxa"/>
+              <w:left w:w="90" w:type="dxa"/>
+              <w:bottom w:w="60" w:type="dxa"/>
+              <w:right w:w="90" w:type="dxa"/>
+            </w:tcMar>
+            <w:vAlign w:val="center"/>
+          </w:tcPr>
+          <w:p>
+            <w:pPr>
+              <w:jc w:val="center"/>
+              <w:rPr>
+                <w:rFonts w:asciiTheme="minorHAnsi" w:hAnsiTheme="minorHAnsi" w:cstheme="minorHAnsi"/>
+              </w:rPr>
+            </w:pPr>
+            <w:r>
+              <w:rPr>
+                <w:rFonts w:asciiTheme="minorHAnsi" w:hAnsiTheme="minorHAnsi" w:cstheme="minorHAnsi"/>
+                <w:b/>
+                <w:bCs/>
+                <w:color w:val="9C2B26"/>
+                <w:sz w:val="14"/>
+                <w:szCs w:val="14"/>
+              </w:rPr>
+              <w:t xml:space="preserve">Must </w:t>
+            </w:r>
+            <w:proofErr w:type="spellStart"/>
+            <w:r>
+              <w:rPr>
+                <w:rFonts w:asciiTheme="minorHAnsi" w:hAnsiTheme="minorHAnsi" w:cstheme="minorHAnsi"/>
+                <w:b/>
+                <w:bCs/>
+                <w:color w:val="9C2B26"/>
+                <w:sz w:val="14"/>
+                <w:szCs w:val="14"/>
+              </w:rPr>
+              <w:t>have</w:t>
+            </w:r>
+            <w:proofErr w:type="spellEnd"/>
+          </w:p>
+        </w:tc>
+        <w:tc>
+          <w:tcPr>
+            <w:tcW w:w="700" w:type="dxa"/>
+            <w:tcMar>
+              <w:top w:w="60" w:type="dxa"/>
+              <w:left w:w="90" w:type="dxa"/>
+              <w:bottom w:w="60" w:type="dxa"/>
+              <w:right w:w="90" w:type="dxa"/>
+            </w:tcMar>
+            <w:vAlign w:val="center"/>
+          </w:tcPr>
+          <w:p>
+            <w:pPr>
+              <w:jc w:val="center"/>
+              <w:rPr>
+                <w:rFonts w:asciiTheme="minorHAnsi" w:hAnsiTheme="minorHAnsi" w:cstheme="minorHAnsi"/>
+              </w:rPr>
+            </w:pPr>
+            <w:r>
+              <w:rPr>
+                <w:rFonts w:asciiTheme="minorHAnsi" w:hAnsiTheme="minorHAnsi" w:cstheme="minorHAnsi"/>
+                <w:color w:val="000000"/>
+                <w:sz w:val="16"/>
+                <w:szCs w:val="16"/>
+              </w:rPr>
+              <w:t>3</w:t>
+            </w:r>
+          </w:p>
+        </w:tc>
+      </w:tr>
+      <w:tr>
+        <w:tc>
+          <w:tcPr>
+            <w:tcW w:w="750" w:type="dxa"/>
+            <w:shd w:val="clear" w:color="auto" w:fill="F5F6FA"/>
+            <w:tcMar>
+              <w:top w:w="60" w:type="dxa"/>
+              <w:left w:w="90" w:type="dxa"/>
+              <w:bottom w:w="60" w:type="dxa"/>
+              <w:right w:w="90" w:type="dxa"/>
+            </w:tcMar>
+            <w:vAlign w:val="center"/>
+          </w:tcPr>
+          <w:p>
+            <w:pPr>
+              <w:jc w:val="center"/>
+              <w:rPr>
+                <w:rFonts w:asciiTheme="minorHAnsi" w:hAnsiTheme="minorHAnsi" w:cstheme="minorHAnsi"/>
+              </w:rPr>
+            </w:pPr>
+            <w:r>
+              <w:rPr>
+                <w:rFonts w:asciiTheme="minorHAnsi" w:hAnsiTheme="minorHAnsi" w:cstheme="minorHAnsi"/>
+                <w:b/>
+                <w:bCs/>
+                <w:color w:val="000000"/>
+                <w:sz w:val="16"/>
+                <w:szCs w:val="16"/>
+              </w:rPr>
+              <w:t>HU-15</w:t>
+            </w:r>
+          </w:p>
+        </w:tc>
+        <w:tc>
+          <w:tcPr>
+            <w:tcW w:w="5100" w:type="dxa"/>
+            <w:shd w:val="clear" w:color="auto" w:fill="F5F6FA"/>
+            <w:tcMar>
+              <w:top w:w="60" w:type="dxa"/>
+              <w:left w:w="90" w:type="dxa"/>
+              <w:bottom w:w="60" w:type="dxa"/>
+              <w:right w:w="90" w:type="dxa"/>
+            </w:tcMar>
+            <w:vAlign w:val="center"/>
+          </w:tcPr>
+          <w:p>
+            <w:pPr>
+              <w:rPr>
+                <w:rFonts w:asciiTheme="minorHAnsi" w:hAnsiTheme="minorHAnsi" w:cstheme="minorHAnsi"/>
+              </w:rPr>
+            </w:pPr>
+            <w:r>
+              <w:rPr>
+                <w:rFonts w:asciiTheme="minorHAnsi" w:hAnsiTheme="minorHAnsi" w:cstheme="minorHAnsi"/>
+                <w:color w:val="000000"/>
+                <w:sz w:val="16"/>
+                <w:szCs w:val="16"/>
+              </w:rPr>
+              <w:t>Como Deportista, necesito filtrar resultados de búsqueda por cercanía, para encontrar opciones dentro de un radio o comuna que me acomode.</w:t>
+            </w:r>
+          </w:p>
+        </w:tc>
+        <w:tc>
+          <w:tcPr>
+            <w:tcW w:w="1900" w:type="dxa"/>
+            <w:shd w:val="clear" w:color="auto" w:fill="FBE4E2"/>
+            <w:tcMar>
+              <w:top w:w="60" w:type="dxa"/>
+              <w:left w:w="90" w:type="dxa"/>
+              <w:bottom w:w="60" w:type="dxa"/>
+              <w:right w:w="90" w:type="dxa"/>
+            </w:tcMar>
+            <w:vAlign w:val="center"/>
+          </w:tcPr>
+          <w:p>
+            <w:pPr>
+              <w:jc w:val="center"/>
+              <w:rPr>
+                <w:rFonts w:asciiTheme="minorHAnsi" w:hAnsiTheme="minorHAnsi" w:cstheme="minorHAnsi"/>
+              </w:rPr>
+            </w:pPr>
+            <w:r>
+              <w:rPr>
+                <w:rFonts w:asciiTheme="minorHAnsi" w:hAnsiTheme="minorHAnsi" w:cstheme="minorHAnsi"/>
+                <w:b/>
+                <w:bCs/>
+                <w:color w:val="9C2B26"/>
+                <w:sz w:val="14"/>
+                <w:szCs w:val="14"/>
+              </w:rPr>
+              <w:t xml:space="preserve">Must </w:t>
+            </w:r>
+            <w:proofErr w:type="spellStart"/>
+            <w:r>
+              <w:rPr>
+                <w:rFonts w:asciiTheme="minorHAnsi" w:hAnsiTheme="minorHAnsi" w:cstheme="minorHAnsi"/>
+                <w:b/>
+                <w:bCs/>
+                <w:color w:val="9C2B26"/>
+                <w:sz w:val="14"/>
+                <w:szCs w:val="14"/>
+              </w:rPr>
+              <w:t>have</w:t>
+            </w:r>
+            <w:proofErr w:type="spellEnd"/>
+          </w:p>
+        </w:tc>
+        <w:tc>
+          <w:tcPr>
+            <w:tcW w:w="700" w:type="dxa"/>
+            <w:shd w:val="clear" w:color="auto" w:fill="F5F6FA"/>
+            <w:tcMar>
+              <w:top w:w="60" w:type="dxa"/>
+              <w:left w:w="90" w:type="dxa"/>
+              <w:bottom w:w="60" w:type="dxa"/>
+              <w:right w:w="90" w:type="dxa"/>
+            </w:tcMar>
+            <w:vAlign w:val="center"/>
+          </w:tcPr>
+          <w:p>
+            <w:pPr>
+              <w:jc w:val="center"/>
+              <w:rPr>
+                <w:rFonts w:asciiTheme="minorHAnsi" w:hAnsiTheme="minorHAnsi" w:cstheme="minorHAnsi"/>
+              </w:rPr>
+            </w:pPr>
+            <w:r>
+              <w:rPr>
+                <w:rFonts w:asciiTheme="minorHAnsi" w:hAnsiTheme="minorHAnsi" w:cstheme="minorHAnsi"/>
+                <w:color w:val="000000"/>
+                <w:sz w:val="16"/>
+                <w:szCs w:val="16"/>
+              </w:rPr>
+              <w:t>5</w:t>
+            </w:r>
+          </w:p>
+        </w:tc>
+      </w:tr>
+      <w:tr>
+        <w:tc>
+          <w:tcPr>
+            <w:tcW w:w="750" w:type="dxa"/>
+            <w:tcMar>
+              <w:top w:w="60" w:type="dxa"/>
+              <w:left w:w="90" w:type="dxa"/>
+              <w:bottom w:w="60" w:type="dxa"/>
+              <w:right w:w="90" w:type="dxa"/>
+            </w:tcMar>
+            <w:vAlign w:val="center"/>
+          </w:tcPr>
+          <w:p>
+            <w:pPr>
+              <w:jc w:val="center"/>
+              <w:rPr>
+                <w:rFonts w:asciiTheme="minorHAnsi" w:hAnsiTheme="minorHAnsi" w:cstheme="minorHAnsi"/>
+              </w:rPr>
+            </w:pPr>
+            <w:r>
+              <w:rPr>
+                <w:rFonts w:asciiTheme="minorHAnsi" w:hAnsiTheme="minorHAnsi" w:cstheme="minorHAnsi"/>
+                <w:b/>
+                <w:bCs/>
+                <w:color w:val="000000"/>
+                <w:sz w:val="16"/>
+                <w:szCs w:val="16"/>
+              </w:rPr>
+              <w:t>HU-16</w:t>
+            </w:r>
+          </w:p>
+        </w:tc>
+        <w:tc>
+          <w:tcPr>
+            <w:tcW w:w="5100" w:type="dxa"/>
+            <w:tcMar>
+              <w:top w:w="60" w:type="dxa"/>
+              <w:left w:w="90" w:type="dxa"/>
+              <w:bottom w:w="60" w:type="dxa"/>
+              <w:right w:w="90" w:type="dxa"/>
+            </w:tcMar>
+            <w:vAlign w:val="center"/>
+          </w:tcPr>
+          <w:p>
+            <w:pPr>
+              <w:rPr>
+                <w:rFonts w:asciiTheme="minorHAnsi" w:hAnsiTheme="minorHAnsi" w:cstheme="minorHAnsi"/>
+              </w:rPr>
+            </w:pPr>
+            <w:r>
+              <w:rPr>
+                <w:rFonts w:asciiTheme="minorHAnsi" w:hAnsiTheme="minorHAnsi" w:cstheme="minorHAnsi"/>
+                <w:color w:val="000000"/>
+                <w:sz w:val="16"/>
+                <w:szCs w:val="16"/>
+              </w:rPr>
+              <w:t>Como Deportista, necesito ver la distancia aproximada hacia otro usuario o actividad, para decidir si me conviene participar sin exponer coordenadas exactas de nadie.</w:t>
             </w:r>
           </w:p>
         </w:tc>
@@ -1915,6 +2246,7 @@
                 <w:rFonts w:asciiTheme="minorHAnsi" w:hAnsiTheme="minorHAnsi" w:cstheme="minorHAnsi"/>
               </w:rPr>
             </w:pPr>
+            <w:proofErr w:type="spellStart"/>
             <w:r>
               <w:rPr>
                 <w:rFonts w:asciiTheme="minorHAnsi" w:hAnsiTheme="minorHAnsi" w:cstheme="minorHAnsi"/>
@@ -1924,126 +2256,9 @@
                 <w:sz w:val="14"/>
                 <w:szCs w:val="14"/>
               </w:rPr>
-              <w:t xml:space="preserve">Should have</w:t>
-            </w:r>
-          </w:p>
-        </w:tc>
-        <w:tc>
-          <w:tcPr>
-            <w:tcW w:w="700" w:type="dxa"/>
-            <w:shd w:val="clear" w:color="auto" w:fill="F5F6FA"/>
-            <w:tcMar>
-              <w:top w:w="60" w:type="dxa"/>
-              <w:left w:w="90" w:type="dxa"/>
-              <w:bottom w:w="60" w:type="dxa"/>
-              <w:right w:w="90" w:type="dxa"/>
-            </w:tcMar>
-            <w:vAlign w:val="center"/>
-          </w:tcPr>
-          <w:p>
-            <w:pPr>
-              <w:jc w:val="center"/>
-              <w:rPr>
-                <w:rFonts w:asciiTheme="minorHAnsi" w:hAnsiTheme="minorHAnsi" w:cstheme="minorHAnsi"/>
-              </w:rPr>
-            </w:pPr>
-            <w:r>
-              <w:rPr>
-                <w:rFonts w:asciiTheme="minorHAnsi" w:hAnsiTheme="minorHAnsi" w:cstheme="minorHAnsi"/>
-                <w:color w:val="000000"/>
-                <w:sz w:val="16"/>
-                <w:szCs w:val="16"/>
-              </w:rPr>
-              <w:t>5</w:t>
-            </w:r>
-          </w:p>
-        </w:tc>
-      </w:tr>
-      <w:tr>
-        <w:tblPrEx>
-          <w:tblCellMar>
-            <w:top w:w="0" w:type="dxa"/>
-            <w:bottom w:w="0" w:type="dxa"/>
-          </w:tblCellMar>
-        </w:tblPrEx>
-        <w:tc>
-          <w:tcPr>
-            <w:tcW w:w="750" w:type="dxa"/>
-            <w:tcMar>
-              <w:top w:w="60" w:type="dxa"/>
-              <w:left w:w="90" w:type="dxa"/>
-              <w:bottom w:w="60" w:type="dxa"/>
-              <w:right w:w="90" w:type="dxa"/>
-            </w:tcMar>
-            <w:vAlign w:val="center"/>
-          </w:tcPr>
-          <w:p>
-            <w:pPr>
-              <w:jc w:val="center"/>
-              <w:rPr>
-                <w:rFonts w:asciiTheme="minorHAnsi" w:hAnsiTheme="minorHAnsi" w:cstheme="minorHAnsi"/>
-              </w:rPr>
-            </w:pPr>
-            <w:r>
-              <w:rPr>
-                <w:rFonts w:asciiTheme="minorHAnsi" w:hAnsiTheme="minorHAnsi" w:cstheme="minorHAnsi"/>
-                <w:b/>
-                <w:bCs/>
-                <w:color w:val="000000"/>
-                <w:sz w:val="16"/>
-                <w:szCs w:val="16"/>
-              </w:rPr>
-              <w:t>HU-12</w:t>
-            </w:r>
-          </w:p>
-        </w:tc>
-        <w:tc>
-          <w:tcPr>
-            <w:tcW w:w="5100" w:type="dxa"/>
-            <w:tcMar>
-              <w:top w:w="60" w:type="dxa"/>
-              <w:left w:w="90" w:type="dxa"/>
-              <w:bottom w:w="60" w:type="dxa"/>
-              <w:right w:w="90" w:type="dxa"/>
-            </w:tcMar>
-            <w:vAlign w:val="center"/>
-          </w:tcPr>
-          <w:p>
-            <w:pPr>
-              <w:rPr>
-                <w:rFonts w:asciiTheme="minorHAnsi" w:hAnsiTheme="minorHAnsi" w:cstheme="minorHAnsi"/>
-              </w:rPr>
-            </w:pPr>
-            <w:r>
-              <w:rPr>
-                <w:rFonts w:asciiTheme="minorHAnsi" w:hAnsiTheme="minorHAnsi" w:cstheme="minorHAnsi"/>
-                <w:color w:val="000000"/>
-                <w:sz w:val="16"/>
-                <w:szCs w:val="16"/>
-              </w:rPr>
-              <w:t>Como Deportista, necesito consultar mi propia reputación e historial de participación, para ver cómo me perciben otros usuarios y mi actividad acumulada.</w:t>
-            </w:r>
-          </w:p>
-        </w:tc>
-        <w:tc>
-          <w:tcPr>
-            <w:tcW w:w="1900" w:type="dxa"/>
-            <w:shd w:val="clear" w:color="auto" w:fill="FDF2D0"/>
-            <w:tcMar>
-              <w:top w:w="60" w:type="dxa"/>
-              <w:left w:w="90" w:type="dxa"/>
-              <w:bottom w:w="60" w:type="dxa"/>
-              <w:right w:w="90" w:type="dxa"/>
-            </w:tcMar>
-            <w:vAlign w:val="center"/>
-          </w:tcPr>
-          <w:p>
-            <w:pPr>
-              <w:jc w:val="center"/>
-              <w:rPr>
-                <w:rFonts w:asciiTheme="minorHAnsi" w:hAnsiTheme="minorHAnsi" w:cstheme="minorHAnsi"/>
-              </w:rPr>
-            </w:pPr>
+              <w:t>Should</w:t>
+            </w:r>
+            <w:proofErr w:type="spellEnd"/>
             <w:r>
               <w:rPr>
                 <w:rFonts w:asciiTheme="minorHAnsi" w:hAnsiTheme="minorHAnsi" w:cstheme="minorHAnsi"/>
@@ -2053,515 +2268,9 @@
                 <w:sz w:val="14"/>
                 <w:szCs w:val="14"/>
               </w:rPr>
-              <w:t xml:space="preserve">Should have</w:t>
-            </w:r>
-          </w:p>
-        </w:tc>
-        <w:tc>
-          <w:tcPr>
-            <w:tcW w:w="700" w:type="dxa"/>
-            <w:tcMar>
-              <w:top w:w="60" w:type="dxa"/>
-              <w:left w:w="90" w:type="dxa"/>
-              <w:bottom w:w="60" w:type="dxa"/>
-              <w:right w:w="90" w:type="dxa"/>
-            </w:tcMar>
-            <w:vAlign w:val="center"/>
-          </w:tcPr>
-          <w:p>
-            <w:pPr>
-              <w:jc w:val="center"/>
-              <w:rPr>
-                <w:rFonts w:asciiTheme="minorHAnsi" w:hAnsiTheme="minorHAnsi" w:cstheme="minorHAnsi"/>
-              </w:rPr>
-            </w:pPr>
-            <w:r>
-              <w:rPr>
-                <w:rFonts w:asciiTheme="minorHAnsi" w:hAnsiTheme="minorHAnsi" w:cstheme="minorHAnsi"/>
-                <w:color w:val="000000"/>
-                <w:sz w:val="16"/>
-                <w:szCs w:val="16"/>
-              </w:rPr>
-              <w:t>3</w:t>
-            </w:r>
-          </w:p>
-        </w:tc>
-      </w:tr>
-      <w:tr>
-        <w:tblPrEx>
-          <w:tblCellMar>
-            <w:top w:w="0" w:type="dxa"/>
-            <w:bottom w:w="0" w:type="dxa"/>
-          </w:tblCellMar>
-        </w:tblPrEx>
-        <w:tc>
-          <w:tcPr>
-            <w:tcW w:w="750" w:type="dxa"/>
-            <w:shd w:val="clear" w:color="auto" w:fill="F5F6FA"/>
-            <w:tcMar>
-              <w:top w:w="60" w:type="dxa"/>
-              <w:left w:w="90" w:type="dxa"/>
-              <w:bottom w:w="60" w:type="dxa"/>
-              <w:right w:w="90" w:type="dxa"/>
-            </w:tcMar>
-            <w:vAlign w:val="center"/>
-          </w:tcPr>
-          <w:p>
-            <w:pPr>
-              <w:jc w:val="center"/>
-              <w:rPr>
-                <w:rFonts w:asciiTheme="minorHAnsi" w:hAnsiTheme="minorHAnsi" w:cstheme="minorHAnsi"/>
-              </w:rPr>
-            </w:pPr>
-            <w:r>
-              <w:rPr>
-                <w:rFonts w:asciiTheme="minorHAnsi" w:hAnsiTheme="minorHAnsi" w:cstheme="minorHAnsi"/>
-                <w:b/>
-                <w:bCs/>
-                <w:color w:val="000000"/>
-                <w:sz w:val="16"/>
-                <w:szCs w:val="16"/>
-              </w:rPr>
-              <w:t>HU-13</w:t>
-            </w:r>
-          </w:p>
-        </w:tc>
-        <w:tc>
-          <w:tcPr>
-            <w:tcW w:w="5100" w:type="dxa"/>
-            <w:shd w:val="clear" w:color="auto" w:fill="F5F6FA"/>
-            <w:tcMar>
-              <w:top w:w="60" w:type="dxa"/>
-              <w:left w:w="90" w:type="dxa"/>
-              <w:bottom w:w="60" w:type="dxa"/>
-              <w:right w:w="90" w:type="dxa"/>
-            </w:tcMar>
-            <w:vAlign w:val="center"/>
-          </w:tcPr>
-          <w:p>
-            <w:pPr>
-              <w:rPr>
-                <w:rFonts w:asciiTheme="minorHAnsi" w:hAnsiTheme="minorHAnsi" w:cstheme="minorHAnsi"/>
-              </w:rPr>
-            </w:pPr>
-            <w:r>
-              <w:rPr>
-                <w:rFonts w:asciiTheme="minorHAnsi" w:hAnsiTheme="minorHAnsi" w:cstheme="minorHAnsi"/>
-                <w:color w:val="000000"/>
-                <w:sz w:val="16"/>
-                <w:szCs w:val="16"/>
-              </w:rPr>
-              <w:t>Como Deportista, necesito activar la ubicación de mi dispositivo, para encontrar personas y actividades cercanas a mí.</w:t>
-            </w:r>
-          </w:p>
-        </w:tc>
-        <w:tc>
-          <w:tcPr>
-            <w:tcW w:w="1900" w:type="dxa"/>
-            <w:shd w:val="clear" w:color="auto" w:fill="FBE4E2"/>
-            <w:tcMar>
-              <w:top w:w="60" w:type="dxa"/>
-              <w:left w:w="90" w:type="dxa"/>
-              <w:bottom w:w="60" w:type="dxa"/>
-              <w:right w:w="90" w:type="dxa"/>
-            </w:tcMar>
-            <w:vAlign w:val="center"/>
-          </w:tcPr>
-          <w:p>
-            <w:pPr>
-              <w:jc w:val="center"/>
-              <w:rPr>
-                <w:rFonts w:asciiTheme="minorHAnsi" w:hAnsiTheme="minorHAnsi" w:cstheme="minorHAnsi"/>
-              </w:rPr>
-            </w:pPr>
-            <w:r>
-              <w:rPr>
-                <w:rFonts w:asciiTheme="minorHAnsi" w:hAnsiTheme="minorHAnsi" w:cstheme="minorHAnsi"/>
-                <w:b/>
-                <w:bCs/>
-                <w:color w:val="9C2B26"/>
-                <w:sz w:val="14"/>
-                <w:szCs w:val="14"/>
-              </w:rPr>
-              <w:t xml:space="preserve">Must have</w:t>
-            </w:r>
-          </w:p>
-        </w:tc>
-        <w:tc>
-          <w:tcPr>
-            <w:tcW w:w="700" w:type="dxa"/>
-            <w:shd w:val="clear" w:color="auto" w:fill="F5F6FA"/>
-            <w:tcMar>
-              <w:top w:w="60" w:type="dxa"/>
-              <w:left w:w="90" w:type="dxa"/>
-              <w:bottom w:w="60" w:type="dxa"/>
-              <w:right w:w="90" w:type="dxa"/>
-            </w:tcMar>
-            <w:vAlign w:val="center"/>
-          </w:tcPr>
-          <w:p>
-            <w:pPr>
-              <w:jc w:val="center"/>
-              <w:rPr>
-                <w:rFonts w:asciiTheme="minorHAnsi" w:hAnsiTheme="minorHAnsi" w:cstheme="minorHAnsi"/>
-              </w:rPr>
-            </w:pPr>
-            <w:r>
-              <w:rPr>
-                <w:rFonts w:asciiTheme="minorHAnsi" w:hAnsiTheme="minorHAnsi" w:cstheme="minorHAnsi"/>
-                <w:color w:val="000000"/>
-                <w:sz w:val="16"/>
-                <w:szCs w:val="16"/>
-              </w:rPr>
-              <w:t>5</w:t>
-            </w:r>
-          </w:p>
-        </w:tc>
-      </w:tr>
-      <w:tr>
-        <w:tblPrEx>
-          <w:tblCellMar>
-            <w:top w:w="0" w:type="dxa"/>
-            <w:bottom w:w="0" w:type="dxa"/>
-          </w:tblCellMar>
-        </w:tblPrEx>
-        <w:tc>
-          <w:tcPr>
-            <w:tcW w:w="750" w:type="dxa"/>
-            <w:tcMar>
-              <w:top w:w="60" w:type="dxa"/>
-              <w:left w:w="90" w:type="dxa"/>
-              <w:bottom w:w="60" w:type="dxa"/>
-              <w:right w:w="90" w:type="dxa"/>
-            </w:tcMar>
-            <w:vAlign w:val="center"/>
-          </w:tcPr>
-          <w:p>
-            <w:pPr>
-              <w:jc w:val="center"/>
-              <w:rPr>
-                <w:rFonts w:asciiTheme="minorHAnsi" w:hAnsiTheme="minorHAnsi" w:cstheme="minorHAnsi"/>
-              </w:rPr>
-            </w:pPr>
-            <w:r>
-              <w:rPr>
-                <w:rFonts w:asciiTheme="minorHAnsi" w:hAnsiTheme="minorHAnsi" w:cstheme="minorHAnsi"/>
-                <w:b/>
-                <w:bCs/>
-                <w:color w:val="000000"/>
-                <w:sz w:val="16"/>
-                <w:szCs w:val="16"/>
-              </w:rPr>
-              <w:t>HU-14</w:t>
-            </w:r>
-          </w:p>
-        </w:tc>
-        <w:tc>
-          <w:tcPr>
-            <w:tcW w:w="5100" w:type="dxa"/>
-            <w:tcMar>
-              <w:top w:w="60" w:type="dxa"/>
-              <w:left w:w="90" w:type="dxa"/>
-              <w:bottom w:w="60" w:type="dxa"/>
-              <w:right w:w="90" w:type="dxa"/>
-            </w:tcMar>
-            <w:vAlign w:val="center"/>
-          </w:tcPr>
-          <w:p>
-            <w:pPr>
-              <w:rPr>
-                <w:rFonts w:asciiTheme="minorHAnsi" w:hAnsiTheme="minorHAnsi" w:cstheme="minorHAnsi"/>
-              </w:rPr>
-            </w:pPr>
-            <w:r>
-              <w:rPr>
-                <w:rFonts w:asciiTheme="minorHAnsi" w:hAnsiTheme="minorHAnsi" w:cstheme="minorHAnsi"/>
-                <w:color w:val="000000"/>
-                <w:sz w:val="16"/>
-                <w:szCs w:val="16"/>
-              </w:rPr>
-              <w:t>Como Deportista, necesito seleccionar manualmente mi comuna o zona, para seguir usando la búsqueda por cercanía aunque no autorice el GPS.</w:t>
-            </w:r>
-          </w:p>
-        </w:tc>
-        <w:tc>
-          <w:tcPr>
-            <w:tcW w:w="1900" w:type="dxa"/>
-            <w:shd w:val="clear" w:color="auto" w:fill="FBE4E2"/>
-            <w:tcMar>
-              <w:top w:w="60" w:type="dxa"/>
-              <w:left w:w="90" w:type="dxa"/>
-              <w:bottom w:w="60" w:type="dxa"/>
-              <w:right w:w="90" w:type="dxa"/>
-            </w:tcMar>
-            <w:vAlign w:val="center"/>
-          </w:tcPr>
-          <w:p>
-            <w:pPr>
-              <w:jc w:val="center"/>
-              <w:rPr>
-                <w:rFonts w:asciiTheme="minorHAnsi" w:hAnsiTheme="minorHAnsi" w:cstheme="minorHAnsi"/>
-              </w:rPr>
-            </w:pPr>
-            <w:r>
-              <w:rPr>
-                <w:rFonts w:asciiTheme="minorHAnsi" w:hAnsiTheme="minorHAnsi" w:cstheme="minorHAnsi"/>
-                <w:b/>
-                <w:bCs/>
-                <w:color w:val="9C2B26"/>
-                <w:sz w:val="14"/>
-                <w:szCs w:val="14"/>
-              </w:rPr>
-              <w:t xml:space="preserve">Must have</w:t>
-            </w:r>
-          </w:p>
-        </w:tc>
-        <w:tc>
-          <w:tcPr>
-            <w:tcW w:w="700" w:type="dxa"/>
-            <w:tcMar>
-              <w:top w:w="60" w:type="dxa"/>
-              <w:left w:w="90" w:type="dxa"/>
-              <w:bottom w:w="60" w:type="dxa"/>
-              <w:right w:w="90" w:type="dxa"/>
-            </w:tcMar>
-            <w:vAlign w:val="center"/>
-          </w:tcPr>
-          <w:p>
-            <w:pPr>
-              <w:jc w:val="center"/>
-              <w:rPr>
-                <w:rFonts w:asciiTheme="minorHAnsi" w:hAnsiTheme="minorHAnsi" w:cstheme="minorHAnsi"/>
-              </w:rPr>
-            </w:pPr>
-            <w:r>
-              <w:rPr>
-                <w:rFonts w:asciiTheme="minorHAnsi" w:hAnsiTheme="minorHAnsi" w:cstheme="minorHAnsi"/>
-                <w:color w:val="000000"/>
-                <w:sz w:val="16"/>
-                <w:szCs w:val="16"/>
-              </w:rPr>
-              <w:t>3</w:t>
-            </w:r>
-          </w:p>
-        </w:tc>
-      </w:tr>
-      <w:tr>
-        <w:tblPrEx>
-          <w:tblCellMar>
-            <w:top w:w="0" w:type="dxa"/>
-            <w:bottom w:w="0" w:type="dxa"/>
-          </w:tblCellMar>
-        </w:tblPrEx>
-        <w:tc>
-          <w:tcPr>
-            <w:tcW w:w="750" w:type="dxa"/>
-            <w:shd w:val="clear" w:color="auto" w:fill="F5F6FA"/>
-            <w:tcMar>
-              <w:top w:w="60" w:type="dxa"/>
-              <w:left w:w="90" w:type="dxa"/>
-              <w:bottom w:w="60" w:type="dxa"/>
-              <w:right w:w="90" w:type="dxa"/>
-            </w:tcMar>
-            <w:vAlign w:val="center"/>
-          </w:tcPr>
-          <w:p>
-            <w:pPr>
-              <w:jc w:val="center"/>
-              <w:rPr>
-                <w:rFonts w:asciiTheme="minorHAnsi" w:hAnsiTheme="minorHAnsi" w:cstheme="minorHAnsi"/>
-              </w:rPr>
-            </w:pPr>
-            <w:r>
-              <w:rPr>
-                <w:rFonts w:asciiTheme="minorHAnsi" w:hAnsiTheme="minorHAnsi" w:cstheme="minorHAnsi"/>
-                <w:b/>
-                <w:bCs/>
-                <w:color w:val="000000"/>
-                <w:sz w:val="16"/>
-                <w:szCs w:val="16"/>
-              </w:rPr>
-              <w:t>HU-15</w:t>
-            </w:r>
-          </w:p>
-        </w:tc>
-        <w:tc>
-          <w:tcPr>
-            <w:tcW w:w="5100" w:type="dxa"/>
-            <w:shd w:val="clear" w:color="auto" w:fill="F5F6FA"/>
-            <w:tcMar>
-              <w:top w:w="60" w:type="dxa"/>
-              <w:left w:w="90" w:type="dxa"/>
-              <w:bottom w:w="60" w:type="dxa"/>
-              <w:right w:w="90" w:type="dxa"/>
-            </w:tcMar>
-            <w:vAlign w:val="center"/>
-          </w:tcPr>
-          <w:p>
-            <w:pPr>
-              <w:rPr>
-                <w:rFonts w:asciiTheme="minorHAnsi" w:hAnsiTheme="minorHAnsi" w:cstheme="minorHAnsi"/>
-              </w:rPr>
-            </w:pPr>
-            <w:r>
-              <w:rPr>
-                <w:rFonts w:asciiTheme="minorHAnsi" w:hAnsiTheme="minorHAnsi" w:cstheme="minorHAnsi"/>
-                <w:color w:val="000000"/>
-                <w:sz w:val="16"/>
-                <w:szCs w:val="16"/>
-              </w:rPr>
-              <w:t>Como Deportista, necesito filtrar resultados de búsqueda por cercanía, para encontrar opciones dentro de un radio o comuna que me acomode.</w:t>
-            </w:r>
-          </w:p>
-        </w:tc>
-        <w:tc>
-          <w:tcPr>
-            <w:tcW w:w="1900" w:type="dxa"/>
-            <w:shd w:val="clear" w:color="auto" w:fill="FBE4E2"/>
-            <w:tcMar>
-              <w:top w:w="60" w:type="dxa"/>
-              <w:left w:w="90" w:type="dxa"/>
-              <w:bottom w:w="60" w:type="dxa"/>
-              <w:right w:w="90" w:type="dxa"/>
-            </w:tcMar>
-            <w:vAlign w:val="center"/>
-          </w:tcPr>
-          <w:p>
-            <w:pPr>
-              <w:jc w:val="center"/>
-              <w:rPr>
-                <w:rFonts w:asciiTheme="minorHAnsi" w:hAnsiTheme="minorHAnsi" w:cstheme="minorHAnsi"/>
-              </w:rPr>
-            </w:pPr>
-            <w:r>
-              <w:rPr>
-                <w:rFonts w:asciiTheme="minorHAnsi" w:hAnsiTheme="minorHAnsi" w:cstheme="minorHAnsi"/>
-                <w:b/>
-                <w:bCs/>
-                <w:color w:val="9C2B26"/>
-                <w:sz w:val="14"/>
-                <w:szCs w:val="14"/>
-              </w:rPr>
-              <w:t xml:space="preserve">Must have</w:t>
-            </w:r>
-          </w:p>
-        </w:tc>
-        <w:tc>
-          <w:tcPr>
-            <w:tcW w:w="700" w:type="dxa"/>
-            <w:shd w:val="clear" w:color="auto" w:fill="F5F6FA"/>
-            <w:tcMar>
-              <w:top w:w="60" w:type="dxa"/>
-              <w:left w:w="90" w:type="dxa"/>
-              <w:bottom w:w="60" w:type="dxa"/>
-              <w:right w:w="90" w:type="dxa"/>
-            </w:tcMar>
-            <w:vAlign w:val="center"/>
-          </w:tcPr>
-          <w:p>
-            <w:pPr>
-              <w:jc w:val="center"/>
-              <w:rPr>
-                <w:rFonts w:asciiTheme="minorHAnsi" w:hAnsiTheme="minorHAnsi" w:cstheme="minorHAnsi"/>
-              </w:rPr>
-            </w:pPr>
-            <w:r>
-              <w:rPr>
-                <w:rFonts w:asciiTheme="minorHAnsi" w:hAnsiTheme="minorHAnsi" w:cstheme="minorHAnsi"/>
-                <w:color w:val="000000"/>
-                <w:sz w:val="16"/>
-                <w:szCs w:val="16"/>
-              </w:rPr>
-              <w:t>5</w:t>
-            </w:r>
-          </w:p>
-        </w:tc>
-      </w:tr>
-      <w:tr>
-        <w:tblPrEx>
-          <w:tblCellMar>
-            <w:top w:w="0" w:type="dxa"/>
-            <w:bottom w:w="0" w:type="dxa"/>
-          </w:tblCellMar>
-        </w:tblPrEx>
-        <w:tc>
-          <w:tcPr>
-            <w:tcW w:w="750" w:type="dxa"/>
-            <w:tcMar>
-              <w:top w:w="60" w:type="dxa"/>
-              <w:left w:w="90" w:type="dxa"/>
-              <w:bottom w:w="60" w:type="dxa"/>
-              <w:right w:w="90" w:type="dxa"/>
-            </w:tcMar>
-            <w:vAlign w:val="center"/>
-          </w:tcPr>
-          <w:p>
-            <w:pPr>
-              <w:jc w:val="center"/>
-              <w:rPr>
-                <w:rFonts w:asciiTheme="minorHAnsi" w:hAnsiTheme="minorHAnsi" w:cstheme="minorHAnsi"/>
-              </w:rPr>
-            </w:pPr>
-            <w:r>
-              <w:rPr>
-                <w:rFonts w:asciiTheme="minorHAnsi" w:hAnsiTheme="minorHAnsi" w:cstheme="minorHAnsi"/>
-                <w:b/>
-                <w:bCs/>
-                <w:color w:val="000000"/>
-                <w:sz w:val="16"/>
-                <w:szCs w:val="16"/>
-              </w:rPr>
-              <w:t>HU-16</w:t>
-            </w:r>
-          </w:p>
-        </w:tc>
-        <w:tc>
-          <w:tcPr>
-            <w:tcW w:w="5100" w:type="dxa"/>
-            <w:tcMar>
-              <w:top w:w="60" w:type="dxa"/>
-              <w:left w:w="90" w:type="dxa"/>
-              <w:bottom w:w="60" w:type="dxa"/>
-              <w:right w:w="90" w:type="dxa"/>
-            </w:tcMar>
-            <w:vAlign w:val="center"/>
-          </w:tcPr>
-          <w:p>
-            <w:pPr>
-              <w:rPr>
-                <w:rFonts w:asciiTheme="minorHAnsi" w:hAnsiTheme="minorHAnsi" w:cstheme="minorHAnsi"/>
-              </w:rPr>
-            </w:pPr>
-            <w:r>
-              <w:rPr>
-                <w:rFonts w:asciiTheme="minorHAnsi" w:hAnsiTheme="minorHAnsi" w:cstheme="minorHAnsi"/>
-                <w:color w:val="000000"/>
-                <w:sz w:val="16"/>
-                <w:szCs w:val="16"/>
-              </w:rPr>
-              <w:t>Como Deportista, necesito ver la distancia aproximada hacia otro usuario o actividad, para decidir si me conviene participar sin exponer coordenadas exactas de nadie.</w:t>
-            </w:r>
-          </w:p>
-        </w:tc>
-        <w:tc>
-          <w:tcPr>
-            <w:tcW w:w="1900" w:type="dxa"/>
-            <w:shd w:val="clear" w:color="auto" w:fill="FDF2D0"/>
-            <w:tcMar>
-              <w:top w:w="60" w:type="dxa"/>
-              <w:left w:w="90" w:type="dxa"/>
-              <w:bottom w:w="60" w:type="dxa"/>
-              <w:right w:w="90" w:type="dxa"/>
-            </w:tcMar>
-            <w:vAlign w:val="center"/>
-          </w:tcPr>
-          <w:p>
-            <w:pPr>
-              <w:jc w:val="center"/>
-              <w:rPr>
-                <w:rFonts w:asciiTheme="minorHAnsi" w:hAnsiTheme="minorHAnsi" w:cstheme="minorHAnsi"/>
-              </w:rPr>
-            </w:pPr>
+              <w:t xml:space="preserve"> </w:t>
+            </w:r>
+            <w:proofErr w:type="spellStart"/>
             <w:r>
               <w:rPr>
                 <w:rFonts w:asciiTheme="minorHAnsi" w:hAnsiTheme="minorHAnsi" w:cstheme="minorHAnsi"/>
@@ -2571,8 +2280,9 @@
                 <w:sz w:val="14"/>
                 <w:szCs w:val="14"/>
               </w:rPr>
-              <w:t xml:space="preserve">Should have</w:t>
-            </w:r>
+              <w:t>have</w:t>
+            </w:r>
+            <w:proofErr w:type="spellEnd"/>
           </w:p>
         </w:tc>
         <w:tc>
@@ -2680,6 +2390,7 @@
           <w:sz w:val="17"/>
           <w:szCs w:val="17"/>
         </w:rPr>
+        <w:lastRenderedPageBreak/>
         <w:t xml:space="preserve">Épicas involucradas: EP-04 (Descubrimiento de compañeros y match), EP-07 (Notificaciones y avisos)  ·  </w:t>
       </w:r>
       <w:r>
@@ -2693,7 +2404,7 @@
           <w:sz w:val="17"/>
           <w:szCs w:val="17"/>
         </w:rPr>
-        <w:t xml:space="preserve">8 historias  ·  29 story points</w:t>
+        <w:t>8 historias  ·  29 story points</w:t>
       </w:r>
     </w:p>
     <w:tbl>
@@ -2720,12 +2431,6 @@
         <w:gridCol w:w="700"/>
       </w:tblGrid>
       <w:tr>
-        <w:tblPrEx>
-          <w:tblCellMar>
-            <w:top w:w="0" w:type="dxa"/>
-            <w:bottom w:w="0" w:type="dxa"/>
-          </w:tblCellMar>
-        </w:tblPrEx>
         <w:trPr>
           <w:tblHeader/>
         </w:trPr>
@@ -2858,12 +2563,6 @@
         </w:tc>
       </w:tr>
       <w:tr>
-        <w:tblPrEx>
-          <w:tblCellMar>
-            <w:top w:w="0" w:type="dxa"/>
-            <w:bottom w:w="0" w:type="dxa"/>
-          </w:tblCellMar>
-        </w:tblPrEx>
         <w:tc>
           <w:tcPr>
             <w:tcW w:w="750" w:type="dxa"/>
@@ -2951,7 +2650,7 @@
                 <w:sz w:val="14"/>
                 <w:szCs w:val="14"/>
               </w:rPr>
-              <w:t xml:space="preserve">Must have</w:t>
+              <w:t>Must have</w:t>
             </w:r>
           </w:p>
         </w:tc>
@@ -2986,12 +2685,6 @@
         </w:tc>
       </w:tr>
       <w:tr>
-        <w:tblPrEx>
-          <w:tblCellMar>
-            <w:top w:w="0" w:type="dxa"/>
-            <w:bottom w:w="0" w:type="dxa"/>
-          </w:tblCellMar>
-        </w:tblPrEx>
         <w:tc>
           <w:tcPr>
             <w:tcW w:w="750" w:type="dxa"/>
@@ -3081,7 +2774,7 @@
                 <w:sz w:val="14"/>
                 <w:szCs w:val="14"/>
               </w:rPr>
-              <w:t xml:space="preserve">Must have</w:t>
+              <w:t>Must have</w:t>
             </w:r>
           </w:p>
         </w:tc>
@@ -3117,12 +2810,6 @@
         </w:tc>
       </w:tr>
       <w:tr>
-        <w:tblPrEx>
-          <w:tblCellMar>
-            <w:top w:w="0" w:type="dxa"/>
-            <w:bottom w:w="0" w:type="dxa"/>
-          </w:tblCellMar>
-        </w:tblPrEx>
         <w:tc>
           <w:tcPr>
             <w:tcW w:w="750" w:type="dxa"/>
@@ -3210,7 +2897,7 @@
                 <w:sz w:val="14"/>
                 <w:szCs w:val="14"/>
               </w:rPr>
-              <w:t xml:space="preserve">Must have</w:t>
+              <w:t>Must have</w:t>
             </w:r>
           </w:p>
         </w:tc>
@@ -3245,12 +2932,6 @@
         </w:tc>
       </w:tr>
       <w:tr>
-        <w:tblPrEx>
-          <w:tblCellMar>
-            <w:top w:w="0" w:type="dxa"/>
-            <w:bottom w:w="0" w:type="dxa"/>
-          </w:tblCellMar>
-        </w:tblPrEx>
         <w:tc>
           <w:tcPr>
             <w:tcW w:w="750" w:type="dxa"/>
@@ -3340,7 +3021,7 @@
                 <w:sz w:val="14"/>
                 <w:szCs w:val="14"/>
               </w:rPr>
-              <w:t xml:space="preserve">Must have</w:t>
+              <w:t>Must have</w:t>
             </w:r>
           </w:p>
         </w:tc>
@@ -3376,12 +3057,6 @@
         </w:tc>
       </w:tr>
       <w:tr>
-        <w:tblPrEx>
-          <w:tblCellMar>
-            <w:top w:w="0" w:type="dxa"/>
-            <w:bottom w:w="0" w:type="dxa"/>
-          </w:tblCellMar>
-        </w:tblPrEx>
         <w:tc>
           <w:tcPr>
             <w:tcW w:w="750" w:type="dxa"/>
@@ -3469,7 +3144,7 @@
                 <w:sz w:val="14"/>
                 <w:szCs w:val="14"/>
               </w:rPr>
-              <w:t xml:space="preserve">Should have</w:t>
+              <w:t>Should have</w:t>
             </w:r>
           </w:p>
         </w:tc>
@@ -3504,12 +3179,6 @@
         </w:tc>
       </w:tr>
       <w:tr>
-        <w:tblPrEx>
-          <w:tblCellMar>
-            <w:top w:w="0" w:type="dxa"/>
-            <w:bottom w:w="0" w:type="dxa"/>
-          </w:tblCellMar>
-        </w:tblPrEx>
         <w:tc>
           <w:tcPr>
             <w:tcW w:w="750" w:type="dxa"/>
@@ -3567,7 +3236,7 @@
                 <w:sz w:val="16"/>
                 <w:szCs w:val="16"/>
               </w:rPr>
-              <w:t xml:space="preserve">Como Deportista, necesito consultar mi listado de matches confirmados, para ver con quiénes ya tengo una conexión establecida.</w:t>
+              <w:t>Como Deportista, necesito consultar mi listado de matches confirmados, para ver con quiénes ya tengo una conexión establecida.</w:t>
             </w:r>
           </w:p>
         </w:tc>
@@ -3599,7 +3268,7 @@
                 <w:sz w:val="14"/>
                 <w:szCs w:val="14"/>
               </w:rPr>
-              <w:t xml:space="preserve">Must have</w:t>
+              <w:t>Must have</w:t>
             </w:r>
           </w:p>
         </w:tc>
@@ -3635,68 +3304,64 @@
         </w:tc>
       </w:tr>
       <w:tr>
-        <w:tblPrEx>
-          <w:tblCellMar>
-            <w:top w:w="0" w:type="dxa"/>
-            <w:bottom w:w="0" w:type="dxa"/>
-          </w:tblCellMar>
-        </w:tblPrEx>
         <w:tc>
           <w:tcPr>
             <w:tcW w:w="750" w:type="dxa"/>
-            <w:tcMar>
-              <w:top w:w="60" w:type="dxa"/>
-              <w:left w:w="90" w:type="dxa"/>
-              <w:bottom w:w="60" w:type="dxa"/>
-              <w:right w:w="90" w:type="dxa"/>
-            </w:tcMar>
-            <w:vAlign w:val="center"/>
-          </w:tcPr>
-          <w:p>
-            <w:pPr>
-              <w:jc w:val="center"/>
-              <w:rPr>
-                <w:rFonts w:asciiTheme="minorHAnsi" w:hAnsiTheme="minorHAnsi" w:cstheme="minorHAnsi"/>
-              </w:rPr>
-            </w:pPr>
-            <w:r>
-              <w:rPr>
-                <w:rFonts w:asciiTheme="minorHAnsi" w:hAnsiTheme="minorHAnsi" w:cstheme="minorHAnsi"/>
-                <w:b/>
-                <w:bCs/>
-                <w:color w:val="000000"/>
-                <w:sz w:val="16"/>
-                <w:szCs w:val="16"/>
-              </w:rPr>
-              <w:t>HU-36</w:t>
+            <w:shd w:val="clear" w:color="auto" w:fill="F5F6FA"/>
+            <w:tcMar>
+              <w:top w:w="60" w:type="dxa"/>
+              <w:left w:w="90" w:type="dxa"/>
+              <w:bottom w:w="60" w:type="dxa"/>
+              <w:right w:w="90" w:type="dxa"/>
+            </w:tcMar>
+            <w:vAlign w:val="center"/>
+          </w:tcPr>
+          <w:p>
+            <w:pPr>
+              <w:jc w:val="center"/>
+              <w:rPr>
+                <w:rFonts w:asciiTheme="minorHAnsi" w:hAnsiTheme="minorHAnsi" w:cstheme="minorHAnsi"/>
+              </w:rPr>
+            </w:pPr>
+            <w:r>
+              <w:rPr>
+                <w:rFonts w:asciiTheme="minorHAnsi" w:hAnsiTheme="minorHAnsi" w:cstheme="minorHAnsi"/>
+                <w:b/>
+                <w:bCs/>
+                <w:color w:val="000000"/>
+                <w:sz w:val="16"/>
+                <w:szCs w:val="16"/>
+              </w:rPr>
+              <w:t>HU-37</w:t>
             </w:r>
           </w:p>
         </w:tc>
         <w:tc>
           <w:tcPr>
             <w:tcW w:w="5100" w:type="dxa"/>
-            <w:tcMar>
-              <w:top w:w="60" w:type="dxa"/>
-              <w:left w:w="90" w:type="dxa"/>
-              <w:bottom w:w="60" w:type="dxa"/>
-              <w:right w:w="90" w:type="dxa"/>
-            </w:tcMar>
-            <w:vAlign w:val="center"/>
-          </w:tcPr>
-          <w:p>
-            <w:pPr>
-              <w:rPr>
-                <w:rFonts w:asciiTheme="minorHAnsi" w:hAnsiTheme="minorHAnsi" w:cstheme="minorHAnsi"/>
-              </w:rPr>
-            </w:pPr>
-            <w:r>
-              <w:rPr>
-                <w:rFonts w:asciiTheme="minorHAnsi" w:hAnsiTheme="minorHAnsi" w:cstheme="minorHAnsi"/>
-                <w:color w:val="000000"/>
-                <w:sz w:val="16"/>
-                <w:szCs w:val="16"/>
-              </w:rPr>
-              <w:t>Como Usuario autenticado, necesito consultar una bandeja de notificaciones, para enterarme de eventos relevantes sin revisar cada sección manualmente.</w:t>
+            <w:shd w:val="clear" w:color="auto" w:fill="F5F6FA"/>
+            <w:tcMar>
+              <w:top w:w="60" w:type="dxa"/>
+              <w:left w:w="90" w:type="dxa"/>
+              <w:bottom w:w="60" w:type="dxa"/>
+              <w:right w:w="90" w:type="dxa"/>
+            </w:tcMar>
+            <w:vAlign w:val="center"/>
+          </w:tcPr>
+          <w:p>
+            <w:pPr>
+              <w:rPr>
+                <w:rFonts w:asciiTheme="minorHAnsi" w:hAnsiTheme="minorHAnsi" w:cstheme="minorHAnsi"/>
+              </w:rPr>
+            </w:pPr>
+            <w:r>
+              <w:rPr>
+                <w:rFonts w:asciiTheme="minorHAnsi" w:hAnsiTheme="minorHAnsi" w:cstheme="minorHAnsi"/>
+                <w:color w:val="000000"/>
+                <w:sz w:val="16"/>
+                <w:szCs w:val="16"/>
+              </w:rPr>
+              <w:t>Como Sistema, necesito notificar al usuario ante una nueva solicitud de match o decisión sobre una enviada, para que se entere sin tener que revisar constantemente.</w:t>
             </w:r>
           </w:p>
         </w:tc>
@@ -3728,137 +3393,7 @@
                 <w:sz w:val="14"/>
                 <w:szCs w:val="14"/>
               </w:rPr>
-              <w:t xml:space="preserve">Must have</w:t>
-            </w:r>
-          </w:p>
-        </w:tc>
-        <w:tc>
-          <w:tcPr>
-            <w:tcW w:w="700" w:type="dxa"/>
-            <w:tcMar>
-              <w:top w:w="60" w:type="dxa"/>
-              <w:left w:w="90" w:type="dxa"/>
-              <w:bottom w:w="60" w:type="dxa"/>
-              <w:right w:w="90" w:type="dxa"/>
-            </w:tcMar>
-            <w:vAlign w:val="center"/>
-          </w:tcPr>
-          <w:p>
-            <w:pPr>
-              <w:jc w:val="center"/>
-              <w:rPr>
-                <w:rFonts w:asciiTheme="minorHAnsi" w:hAnsiTheme="minorHAnsi" w:cstheme="minorHAnsi"/>
-              </w:rPr>
-            </w:pPr>
-            <w:r>
-              <w:rPr>
-                <w:rFonts w:asciiTheme="minorHAnsi" w:hAnsiTheme="minorHAnsi" w:cstheme="minorHAnsi"/>
-                <w:color w:val="000000"/>
-                <w:sz w:val="16"/>
-                <w:szCs w:val="16"/>
-              </w:rPr>
-              <w:t>3</w:t>
-            </w:r>
-          </w:p>
-        </w:tc>
-      </w:tr>
-      <w:tr>
-        <w:tblPrEx>
-          <w:tblCellMar>
-            <w:top w:w="0" w:type="dxa"/>
-            <w:bottom w:w="0" w:type="dxa"/>
-          </w:tblCellMar>
-        </w:tblPrEx>
-        <w:tc>
-          <w:tcPr>
-            <w:tcW w:w="750" w:type="dxa"/>
-            <w:shd w:val="clear" w:color="auto" w:fill="F5F6FA"/>
-            <w:tcMar>
-              <w:top w:w="60" w:type="dxa"/>
-              <w:left w:w="90" w:type="dxa"/>
-              <w:bottom w:w="60" w:type="dxa"/>
-              <w:right w:w="90" w:type="dxa"/>
-            </w:tcMar>
-            <w:vAlign w:val="center"/>
-          </w:tcPr>
-          <w:p>
-            <w:pPr>
-              <w:jc w:val="center"/>
-              <w:rPr>
-                <w:rFonts w:asciiTheme="minorHAnsi" w:hAnsiTheme="minorHAnsi" w:cstheme="minorHAnsi"/>
-              </w:rPr>
-            </w:pPr>
-            <w:r>
-              <w:rPr>
-                <w:rFonts w:asciiTheme="minorHAnsi" w:hAnsiTheme="minorHAnsi" w:cstheme="minorHAnsi"/>
-                <w:b/>
-                <w:bCs/>
-                <w:color w:val="000000"/>
-                <w:sz w:val="16"/>
-                <w:szCs w:val="16"/>
-              </w:rPr>
-              <w:t>HU-37</w:t>
-            </w:r>
-          </w:p>
-        </w:tc>
-        <w:tc>
-          <w:tcPr>
-            <w:tcW w:w="5100" w:type="dxa"/>
-            <w:shd w:val="clear" w:color="auto" w:fill="F5F6FA"/>
-            <w:tcMar>
-              <w:top w:w="60" w:type="dxa"/>
-              <w:left w:w="90" w:type="dxa"/>
-              <w:bottom w:w="60" w:type="dxa"/>
-              <w:right w:w="90" w:type="dxa"/>
-            </w:tcMar>
-            <w:vAlign w:val="center"/>
-          </w:tcPr>
-          <w:p>
-            <w:pPr>
-              <w:rPr>
-                <w:rFonts w:asciiTheme="minorHAnsi" w:hAnsiTheme="minorHAnsi" w:cstheme="minorHAnsi"/>
-              </w:rPr>
-            </w:pPr>
-            <w:r>
-              <w:rPr>
-                <w:rFonts w:asciiTheme="minorHAnsi" w:hAnsiTheme="minorHAnsi" w:cstheme="minorHAnsi"/>
-                <w:color w:val="000000"/>
-                <w:sz w:val="16"/>
-                <w:szCs w:val="16"/>
-              </w:rPr>
-              <w:t>Como Sistema, necesito notificar al usuario ante una nueva solicitud de match o decisión sobre una enviada, para que se entere sin tener que revisar constantemente.</w:t>
-            </w:r>
-          </w:p>
-        </w:tc>
-        <w:tc>
-          <w:tcPr>
-            <w:tcW w:w="1900" w:type="dxa"/>
-            <w:shd w:val="clear" w:color="auto" w:fill="FBE4E2"/>
-            <w:tcMar>
-              <w:top w:w="60" w:type="dxa"/>
-              <w:left w:w="90" w:type="dxa"/>
-              <w:bottom w:w="60" w:type="dxa"/>
-              <w:right w:w="90" w:type="dxa"/>
-            </w:tcMar>
-            <w:vAlign w:val="center"/>
-          </w:tcPr>
-          <w:p>
-            <w:pPr>
-              <w:jc w:val="center"/>
-              <w:rPr>
-                <w:rFonts w:asciiTheme="minorHAnsi" w:hAnsiTheme="minorHAnsi" w:cstheme="minorHAnsi"/>
-              </w:rPr>
-            </w:pPr>
-            <w:r>
-              <w:rPr>
-                <w:rFonts w:asciiTheme="minorHAnsi" w:hAnsiTheme="minorHAnsi" w:cstheme="minorHAnsi"/>
-                <w:b/>
-                <w:bCs/>
-                <w:color w:val="9C2B26"/>
-                <w:sz w:val="14"/>
-                <w:szCs w:val="14"/>
-              </w:rPr>
-              <w:t xml:space="preserve">Must have</w:t>
+              <w:t>Must have</w:t>
             </w:r>
           </w:p>
         </w:tc>
@@ -3981,7 +3516,7 @@
           <w:sz w:val="17"/>
           <w:szCs w:val="17"/>
         </w:rPr>
-        <w:t xml:space="preserve">9 historias  ·  37 story points</w:t>
+        <w:t>9 historias  ·  37 story points</w:t>
       </w:r>
     </w:p>
     <w:tbl>
@@ -4008,12 +3543,6 @@
         <w:gridCol w:w="700"/>
       </w:tblGrid>
       <w:tr>
-        <w:tblPrEx>
-          <w:tblCellMar>
-            <w:top w:w="0" w:type="dxa"/>
-            <w:bottom w:w="0" w:type="dxa"/>
-          </w:tblCellMar>
-        </w:tblPrEx>
         <w:trPr>
           <w:tblHeader/>
         </w:trPr>
@@ -4146,12 +3675,6 @@
         </w:tc>
       </w:tr>
       <w:tr>
-        <w:tblPrEx>
-          <w:tblCellMar>
-            <w:top w:w="0" w:type="dxa"/>
-            <w:bottom w:w="0" w:type="dxa"/>
-          </w:tblCellMar>
-        </w:tblPrEx>
         <w:tc>
           <w:tcPr>
             <w:tcW w:w="750" w:type="dxa"/>
@@ -4168,18 +3691,23 @@
               <w:jc w:val="center"/>
               <w:rPr>
                 <w:rFonts w:asciiTheme="minorHAnsi" w:hAnsiTheme="minorHAnsi" w:cstheme="minorHAnsi"/>
-              </w:rPr>
-            </w:pPr>
-            <w:r>
-              <w:rPr>
-                <w:rFonts w:asciiTheme="minorHAnsi" w:hAnsiTheme="minorHAnsi" w:cstheme="minorHAnsi"/>
-                <w:b/>
-                <w:bCs/>
-                <w:color w:val="000000"/>
-                <w:sz w:val="16"/>
-                <w:szCs w:val="16"/>
-              </w:rPr>
-              <w:t>HU-23</w:t>
+                <w:b/>
+                <w:bCs/>
+                <w:color w:val="000000"/>
+                <w:sz w:val="16"/>
+                <w:szCs w:val="16"/>
+              </w:rPr>
+            </w:pPr>
+            <w:r>
+              <w:rPr>
+                <w:rFonts w:asciiTheme="minorHAnsi" w:hAnsiTheme="minorHAnsi" w:cstheme="minorHAnsi"/>
+                <w:b/>
+                <w:bCs/>
+                <w:color w:val="000000"/>
+                <w:sz w:val="16"/>
+                <w:szCs w:val="16"/>
+              </w:rPr>
+              <w:t>HU-11</w:t>
             </w:r>
           </w:p>
         </w:tc>
@@ -4198,16 +3726,19 @@
             <w:pPr>
               <w:rPr>
                 <w:rFonts w:asciiTheme="minorHAnsi" w:hAnsiTheme="minorHAnsi" w:cstheme="minorHAnsi"/>
-              </w:rPr>
-            </w:pPr>
-            <w:r>
-              <w:rPr>
-                <w:rFonts w:asciiTheme="minorHAnsi" w:hAnsiTheme="minorHAnsi" w:cstheme="minorHAnsi"/>
-                <w:color w:val="000000"/>
-                <w:sz w:val="16"/>
-                <w:szCs w:val="16"/>
-              </w:rPr>
-              <w:t>Como Deportista, necesito crear una actividad deportiva, para organizar un encuentro para practicar con otras personas.</w:t>
+                <w:color w:val="000000"/>
+                <w:sz w:val="16"/>
+                <w:szCs w:val="16"/>
+              </w:rPr>
+            </w:pPr>
+            <w:r>
+              <w:rPr>
+                <w:rFonts w:asciiTheme="minorHAnsi" w:hAnsiTheme="minorHAnsi" w:cstheme="minorHAnsi"/>
+                <w:color w:val="000000"/>
+                <w:sz w:val="16"/>
+                <w:szCs w:val="16"/>
+              </w:rPr>
+              <w:t>Como Deportista, necesito calificar a un compañero después de una actividad realizada en conjunto, para aportar información confiable sobre su desempeño y trato.</w:t>
             </w:r>
           </w:p>
         </w:tc>
@@ -4226,11 +3757,6 @@
           <w:p>
             <w:pPr>
               <w:jc w:val="center"/>
-              <w:rPr>
-                <w:rFonts w:asciiTheme="minorHAnsi" w:hAnsiTheme="minorHAnsi" w:cstheme="minorHAnsi"/>
-              </w:rPr>
-            </w:pPr>
-            <w:r>
               <w:rPr>
                 <w:rFonts w:asciiTheme="minorHAnsi" w:hAnsiTheme="minorHAnsi" w:cstheme="minorHAnsi"/>
                 <w:b/>
@@ -4239,127 +3765,8 @@
                 <w:sz w:val="14"/>
                 <w:szCs w:val="14"/>
               </w:rPr>
-              <w:t xml:space="preserve">Must have</w:t>
-            </w:r>
-          </w:p>
-        </w:tc>
-        <w:tc>
-          <w:tcPr>
-            <w:tcW w:w="700" w:type="dxa"/>
-            <w:tcMar>
-              <w:top w:w="60" w:type="dxa"/>
-              <w:left w:w="90" w:type="dxa"/>
-              <w:bottom w:w="60" w:type="dxa"/>
-              <w:right w:w="90" w:type="dxa"/>
-            </w:tcMar>
-            <w:vAlign w:val="center"/>
-          </w:tcPr>
-          <w:p>
-            <w:pPr>
-              <w:jc w:val="center"/>
-              <w:rPr>
-                <w:rFonts w:asciiTheme="minorHAnsi" w:hAnsiTheme="minorHAnsi" w:cstheme="minorHAnsi"/>
-              </w:rPr>
-            </w:pPr>
-            <w:r>
-              <w:rPr>
-                <w:rFonts w:asciiTheme="minorHAnsi" w:hAnsiTheme="minorHAnsi" w:cstheme="minorHAnsi"/>
-                <w:color w:val="000000"/>
-                <w:sz w:val="16"/>
-                <w:szCs w:val="16"/>
-              </w:rPr>
-              <w:t>5</w:t>
-            </w:r>
-          </w:p>
-        </w:tc>
-      </w:tr>
-      <w:tr>
-        <w:tblPrEx>
-          <w:tblCellMar>
-            <w:top w:w="0" w:type="dxa"/>
-            <w:bottom w:w="0" w:type="dxa"/>
-          </w:tblCellMar>
-        </w:tblPrEx>
-        <w:tc>
-          <w:tcPr>
-            <w:tcW w:w="750" w:type="dxa"/>
-            <w:shd w:val="clear" w:color="auto" w:fill="F5F6FA"/>
-            <w:tcMar>
-              <w:top w:w="60" w:type="dxa"/>
-              <w:left w:w="90" w:type="dxa"/>
-              <w:bottom w:w="60" w:type="dxa"/>
-              <w:right w:w="90" w:type="dxa"/>
-            </w:tcMar>
-            <w:vAlign w:val="center"/>
-          </w:tcPr>
-          <w:p>
-            <w:pPr>
-              <w:jc w:val="center"/>
-              <w:rPr>
-                <w:rFonts w:asciiTheme="minorHAnsi" w:hAnsiTheme="minorHAnsi" w:cstheme="minorHAnsi"/>
-              </w:rPr>
-            </w:pPr>
-            <w:r>
-              <w:rPr>
-                <w:rFonts w:asciiTheme="minorHAnsi" w:hAnsiTheme="minorHAnsi" w:cstheme="minorHAnsi"/>
-                <w:b/>
-                <w:bCs/>
-                <w:color w:val="000000"/>
-                <w:sz w:val="16"/>
-                <w:szCs w:val="16"/>
-              </w:rPr>
-              <w:t>HU-24</w:t>
-            </w:r>
-          </w:p>
-        </w:tc>
-        <w:tc>
-          <w:tcPr>
-            <w:tcW w:w="5100" w:type="dxa"/>
-            <w:shd w:val="clear" w:color="auto" w:fill="F5F6FA"/>
-            <w:tcMar>
-              <w:top w:w="60" w:type="dxa"/>
-              <w:left w:w="90" w:type="dxa"/>
-              <w:bottom w:w="60" w:type="dxa"/>
-              <w:right w:w="90" w:type="dxa"/>
-            </w:tcMar>
-            <w:vAlign w:val="center"/>
-          </w:tcPr>
-          <w:p>
-            <w:pPr>
-              <w:rPr>
-                <w:rFonts w:asciiTheme="minorHAnsi" w:hAnsiTheme="minorHAnsi" w:cstheme="minorHAnsi"/>
-              </w:rPr>
-            </w:pPr>
-            <w:r>
-              <w:rPr>
-                <w:rFonts w:asciiTheme="minorHAnsi" w:hAnsiTheme="minorHAnsi" w:cstheme="minorHAnsi"/>
-                <w:color w:val="000000"/>
-                <w:sz w:val="16"/>
-                <w:szCs w:val="16"/>
-              </w:rPr>
-              <w:t>Como Deportista organizador, necesito editar o cancelar una actividad que creé, para ajustar los detalles o suspenderla si ya no se realizará.</w:t>
-            </w:r>
-          </w:p>
-        </w:tc>
-        <w:tc>
-          <w:tcPr>
-            <w:tcW w:w="1900" w:type="dxa"/>
-            <w:shd w:val="clear" w:color="auto" w:fill="FDF2D0"/>
-            <w:tcMar>
-              <w:top w:w="60" w:type="dxa"/>
-              <w:left w:w="90" w:type="dxa"/>
-              <w:bottom w:w="60" w:type="dxa"/>
-              <w:right w:w="90" w:type="dxa"/>
-            </w:tcMar>
-            <w:vAlign w:val="center"/>
-          </w:tcPr>
-          <w:p>
-            <w:pPr>
-              <w:jc w:val="center"/>
-              <w:rPr>
-                <w:rFonts w:asciiTheme="minorHAnsi" w:hAnsiTheme="minorHAnsi" w:cstheme="minorHAnsi"/>
-              </w:rPr>
-            </w:pPr>
+            </w:pPr>
+            <w:proofErr w:type="spellStart"/>
             <w:r>
               <w:rPr>
                 <w:rFonts w:asciiTheme="minorHAnsi" w:hAnsiTheme="minorHAnsi" w:cstheme="minorHAnsi"/>
@@ -4369,48 +3776,69 @@
                 <w:sz w:val="14"/>
                 <w:szCs w:val="14"/>
               </w:rPr>
-              <w:t xml:space="preserve">Should have</w:t>
-            </w:r>
+              <w:t>Should</w:t>
+            </w:r>
+            <w:proofErr w:type="spellEnd"/>
+            <w:r>
+              <w:rPr>
+                <w:rFonts w:asciiTheme="minorHAnsi" w:hAnsiTheme="minorHAnsi" w:cstheme="minorHAnsi"/>
+                <w:b/>
+                <w:bCs/>
+                <w:color w:val="8A6D00"/>
+                <w:sz w:val="14"/>
+                <w:szCs w:val="14"/>
+              </w:rPr>
+              <w:t xml:space="preserve"> </w:t>
+            </w:r>
+            <w:proofErr w:type="spellStart"/>
+            <w:r>
+              <w:rPr>
+                <w:rFonts w:asciiTheme="minorHAnsi" w:hAnsiTheme="minorHAnsi" w:cstheme="minorHAnsi"/>
+                <w:b/>
+                <w:bCs/>
+                <w:color w:val="8A6D00"/>
+                <w:sz w:val="14"/>
+                <w:szCs w:val="14"/>
+              </w:rPr>
+              <w:t>have</w:t>
+            </w:r>
+            <w:proofErr w:type="spellEnd"/>
           </w:p>
         </w:tc>
         <w:tc>
           <w:tcPr>
             <w:tcW w:w="700" w:type="dxa"/>
-            <w:shd w:val="clear" w:color="auto" w:fill="F5F6FA"/>
-            <w:tcMar>
-              <w:top w:w="60" w:type="dxa"/>
-              <w:left w:w="90" w:type="dxa"/>
-              <w:bottom w:w="60" w:type="dxa"/>
-              <w:right w:w="90" w:type="dxa"/>
-            </w:tcMar>
-            <w:vAlign w:val="center"/>
-          </w:tcPr>
-          <w:p>
-            <w:pPr>
-              <w:jc w:val="center"/>
-              <w:rPr>
-                <w:rFonts w:asciiTheme="minorHAnsi" w:hAnsiTheme="minorHAnsi" w:cstheme="minorHAnsi"/>
-              </w:rPr>
-            </w:pPr>
-            <w:r>
-              <w:rPr>
-                <w:rFonts w:asciiTheme="minorHAnsi" w:hAnsiTheme="minorHAnsi" w:cstheme="minorHAnsi"/>
-                <w:color w:val="000000"/>
-                <w:sz w:val="16"/>
-                <w:szCs w:val="16"/>
-              </w:rPr>
-              <w:t>3</w:t>
+            <w:tcMar>
+              <w:top w:w="60" w:type="dxa"/>
+              <w:left w:w="90" w:type="dxa"/>
+              <w:bottom w:w="60" w:type="dxa"/>
+              <w:right w:w="90" w:type="dxa"/>
+            </w:tcMar>
+            <w:vAlign w:val="center"/>
+          </w:tcPr>
+          <w:p>
+            <w:pPr>
+              <w:jc w:val="center"/>
+              <w:rPr>
+                <w:rFonts w:asciiTheme="minorHAnsi" w:hAnsiTheme="minorHAnsi" w:cstheme="minorHAnsi"/>
+                <w:color w:val="000000"/>
+                <w:sz w:val="16"/>
+                <w:szCs w:val="16"/>
+              </w:rPr>
+            </w:pPr>
+            <w:r>
+              <w:rPr>
+                <w:rFonts w:asciiTheme="minorHAnsi" w:hAnsiTheme="minorHAnsi" w:cstheme="minorHAnsi"/>
+                <w:color w:val="000000"/>
+                <w:sz w:val="16"/>
+                <w:szCs w:val="16"/>
+              </w:rPr>
+              <w:t>5</w:t>
             </w:r>
           </w:p>
         </w:tc>
       </w:tr>
       <w:tr>
-        <w:tblPrEx>
-          <w:tblCellMar>
-            <w:top w:w="0" w:type="dxa"/>
-            <w:bottom w:w="0" w:type="dxa"/>
-          </w:tblCellMar>
-        </w:tblPrEx>
         <w:tc>
           <w:tcPr>
             <w:tcW w:w="750" w:type="dxa"/>
@@ -4427,18 +3855,23 @@
               <w:jc w:val="center"/>
               <w:rPr>
                 <w:rFonts w:asciiTheme="minorHAnsi" w:hAnsiTheme="minorHAnsi" w:cstheme="minorHAnsi"/>
-              </w:rPr>
-            </w:pPr>
-            <w:r>
-              <w:rPr>
-                <w:rFonts w:asciiTheme="minorHAnsi" w:hAnsiTheme="minorHAnsi" w:cstheme="minorHAnsi"/>
-                <w:b/>
-                <w:bCs/>
-                <w:color w:val="000000"/>
-                <w:sz w:val="16"/>
-                <w:szCs w:val="16"/>
-              </w:rPr>
-              <w:t>HU-25</w:t>
+                <w:b/>
+                <w:bCs/>
+                <w:color w:val="000000"/>
+                <w:sz w:val="16"/>
+                <w:szCs w:val="16"/>
+              </w:rPr>
+            </w:pPr>
+            <w:r>
+              <w:rPr>
+                <w:rFonts w:asciiTheme="minorHAnsi" w:hAnsiTheme="minorHAnsi" w:cstheme="minorHAnsi"/>
+                <w:b/>
+                <w:bCs/>
+                <w:color w:val="000000"/>
+                <w:sz w:val="16"/>
+                <w:szCs w:val="16"/>
+              </w:rPr>
+              <w:t>HU-12</w:t>
             </w:r>
           </w:p>
         </w:tc>
@@ -4457,16 +3890,19 @@
             <w:pPr>
               <w:rPr>
                 <w:rFonts w:asciiTheme="minorHAnsi" w:hAnsiTheme="minorHAnsi" w:cstheme="minorHAnsi"/>
-              </w:rPr>
-            </w:pPr>
-            <w:r>
-              <w:rPr>
-                <w:rFonts w:asciiTheme="minorHAnsi" w:hAnsiTheme="minorHAnsi" w:cstheme="minorHAnsi"/>
-                <w:color w:val="000000"/>
-                <w:sz w:val="16"/>
-                <w:szCs w:val="16"/>
-              </w:rPr>
-              <w:t>Como Deportista, necesito explorar actividades disponibles con filtros, para encontrar encuentros que se ajusten a lo que busco.</w:t>
+                <w:color w:val="000000"/>
+                <w:sz w:val="16"/>
+                <w:szCs w:val="16"/>
+              </w:rPr>
+            </w:pPr>
+            <w:r>
+              <w:rPr>
+                <w:rFonts w:asciiTheme="minorHAnsi" w:hAnsiTheme="minorHAnsi" w:cstheme="minorHAnsi"/>
+                <w:color w:val="000000"/>
+                <w:sz w:val="16"/>
+                <w:szCs w:val="16"/>
+              </w:rPr>
+              <w:t>Como Deportista, necesito consultar mi propia reputación e historial de participación, para ver cómo me perciben otros usuarios y mi actividad acumulada.</w:t>
             </w:r>
           </w:p>
         </w:tc>
@@ -4485,11 +3921,6 @@
           <w:p>
             <w:pPr>
               <w:jc w:val="center"/>
-              <w:rPr>
-                <w:rFonts w:asciiTheme="minorHAnsi" w:hAnsiTheme="minorHAnsi" w:cstheme="minorHAnsi"/>
-              </w:rPr>
-            </w:pPr>
-            <w:r>
               <w:rPr>
                 <w:rFonts w:asciiTheme="minorHAnsi" w:hAnsiTheme="minorHAnsi" w:cstheme="minorHAnsi"/>
                 <w:b/>
@@ -4498,8 +3929,44 @@
                 <w:sz w:val="14"/>
                 <w:szCs w:val="14"/>
               </w:rPr>
-              <w:t xml:space="preserve">Must have</w:t>
-            </w:r>
+            </w:pPr>
+            <w:proofErr w:type="spellStart"/>
+            <w:r>
+              <w:rPr>
+                <w:rFonts w:asciiTheme="minorHAnsi" w:hAnsiTheme="minorHAnsi" w:cstheme="minorHAnsi"/>
+                <w:b/>
+                <w:bCs/>
+                <w:color w:val="8A6D00"/>
+                <w:sz w:val="14"/>
+                <w:szCs w:val="14"/>
+              </w:rPr>
+              <w:t>Should</w:t>
+            </w:r>
+            <w:proofErr w:type="spellEnd"/>
+            <w:r>
+              <w:rPr>
+                <w:rFonts w:asciiTheme="minorHAnsi" w:hAnsiTheme="minorHAnsi" w:cstheme="minorHAnsi"/>
+                <w:b/>
+                <w:bCs/>
+                <w:color w:val="8A6D00"/>
+                <w:sz w:val="14"/>
+                <w:szCs w:val="14"/>
+              </w:rPr>
+              <w:t xml:space="preserve"> </w:t>
+            </w:r>
+            <w:proofErr w:type="spellStart"/>
+            <w:r>
+              <w:rPr>
+                <w:rFonts w:asciiTheme="minorHAnsi" w:hAnsiTheme="minorHAnsi" w:cstheme="minorHAnsi"/>
+                <w:b/>
+                <w:bCs/>
+                <w:color w:val="8A6D00"/>
+                <w:sz w:val="14"/>
+                <w:szCs w:val="14"/>
+              </w:rPr>
+              <w:t>have</w:t>
+            </w:r>
+            <w:proofErr w:type="spellEnd"/>
           </w:p>
         </w:tc>
         <w:tc>
@@ -4518,85 +3985,80 @@
               <w:jc w:val="center"/>
               <w:rPr>
                 <w:rFonts w:asciiTheme="minorHAnsi" w:hAnsiTheme="minorHAnsi" w:cstheme="minorHAnsi"/>
-              </w:rPr>
-            </w:pPr>
-            <w:r>
-              <w:rPr>
-                <w:rFonts w:asciiTheme="minorHAnsi" w:hAnsiTheme="minorHAnsi" w:cstheme="minorHAnsi"/>
-                <w:color w:val="000000"/>
-                <w:sz w:val="16"/>
-                <w:szCs w:val="16"/>
-              </w:rPr>
-              <w:t>5</w:t>
+                <w:color w:val="000000"/>
+                <w:sz w:val="16"/>
+                <w:szCs w:val="16"/>
+              </w:rPr>
+            </w:pPr>
+            <w:r>
+              <w:rPr>
+                <w:rFonts w:asciiTheme="minorHAnsi" w:hAnsiTheme="minorHAnsi" w:cstheme="minorHAnsi"/>
+                <w:color w:val="000000"/>
+                <w:sz w:val="16"/>
+                <w:szCs w:val="16"/>
+              </w:rPr>
+              <w:t>3</w:t>
             </w:r>
           </w:p>
         </w:tc>
       </w:tr>
       <w:tr>
-        <w:tblPrEx>
-          <w:tblCellMar>
-            <w:top w:w="0" w:type="dxa"/>
-            <w:bottom w:w="0" w:type="dxa"/>
-          </w:tblCellMar>
-        </w:tblPrEx>
         <w:tc>
           <w:tcPr>
             <w:tcW w:w="750" w:type="dxa"/>
-            <w:shd w:val="clear" w:color="auto" w:fill="F5F6FA"/>
-            <w:tcMar>
-              <w:top w:w="60" w:type="dxa"/>
-              <w:left w:w="90" w:type="dxa"/>
-              <w:bottom w:w="60" w:type="dxa"/>
-              <w:right w:w="90" w:type="dxa"/>
-            </w:tcMar>
-            <w:vAlign w:val="center"/>
-          </w:tcPr>
-          <w:p>
-            <w:pPr>
-              <w:jc w:val="center"/>
-              <w:rPr>
-                <w:rFonts w:asciiTheme="minorHAnsi" w:hAnsiTheme="minorHAnsi" w:cstheme="minorHAnsi"/>
-              </w:rPr>
-            </w:pPr>
-            <w:r>
-              <w:rPr>
-                <w:rFonts w:asciiTheme="minorHAnsi" w:hAnsiTheme="minorHAnsi" w:cstheme="minorHAnsi"/>
-                <w:b/>
-                <w:bCs/>
-                <w:color w:val="000000"/>
-                <w:sz w:val="16"/>
-                <w:szCs w:val="16"/>
-              </w:rPr>
-              <w:t>HU-26</w:t>
+            <w:tcMar>
+              <w:top w:w="60" w:type="dxa"/>
+              <w:left w:w="90" w:type="dxa"/>
+              <w:bottom w:w="60" w:type="dxa"/>
+              <w:right w:w="90" w:type="dxa"/>
+            </w:tcMar>
+            <w:vAlign w:val="center"/>
+          </w:tcPr>
+          <w:p>
+            <w:pPr>
+              <w:jc w:val="center"/>
+              <w:rPr>
+                <w:rFonts w:asciiTheme="minorHAnsi" w:hAnsiTheme="minorHAnsi" w:cstheme="minorHAnsi"/>
+              </w:rPr>
+            </w:pPr>
+            <w:r>
+              <w:rPr>
+                <w:rFonts w:asciiTheme="minorHAnsi" w:hAnsiTheme="minorHAnsi" w:cstheme="minorHAnsi"/>
+                <w:b/>
+                <w:bCs/>
+                <w:color w:val="000000"/>
+                <w:sz w:val="16"/>
+                <w:szCs w:val="16"/>
+              </w:rPr>
+              <w:t>HU-23</w:t>
             </w:r>
           </w:p>
         </w:tc>
         <w:tc>
           <w:tcPr>
             <w:tcW w:w="5100" w:type="dxa"/>
-            <w:shd w:val="clear" w:color="auto" w:fill="F5F6FA"/>
-            <w:tcMar>
-              <w:top w:w="60" w:type="dxa"/>
-              <w:left w:w="90" w:type="dxa"/>
-              <w:bottom w:w="60" w:type="dxa"/>
-              <w:right w:w="90" w:type="dxa"/>
-            </w:tcMar>
-            <w:vAlign w:val="center"/>
-          </w:tcPr>
-          <w:p>
-            <w:pPr>
-              <w:rPr>
-                <w:rFonts w:asciiTheme="minorHAnsi" w:hAnsiTheme="minorHAnsi" w:cstheme="minorHAnsi"/>
-              </w:rPr>
-            </w:pPr>
-            <w:r>
-              <w:rPr>
-                <w:rFonts w:asciiTheme="minorHAnsi" w:hAnsiTheme="minorHAnsi" w:cstheme="minorHAnsi"/>
-                <w:color w:val="000000"/>
-                <w:sz w:val="16"/>
-                <w:szCs w:val="16"/>
-              </w:rPr>
-              <w:t>Como Deportista, necesito postular a una actividad completando un formulario y cumpliendo sus requisitos, para solicitar mi participación de forma ordenada.</w:t>
+            <w:tcMar>
+              <w:top w:w="60" w:type="dxa"/>
+              <w:left w:w="90" w:type="dxa"/>
+              <w:bottom w:w="60" w:type="dxa"/>
+              <w:right w:w="90" w:type="dxa"/>
+            </w:tcMar>
+            <w:vAlign w:val="center"/>
+          </w:tcPr>
+          <w:p>
+            <w:pPr>
+              <w:rPr>
+                <w:rFonts w:asciiTheme="minorHAnsi" w:hAnsiTheme="minorHAnsi" w:cstheme="minorHAnsi"/>
+              </w:rPr>
+            </w:pPr>
+            <w:r>
+              <w:rPr>
+                <w:rFonts w:asciiTheme="minorHAnsi" w:hAnsiTheme="minorHAnsi" w:cstheme="minorHAnsi"/>
+                <w:color w:val="000000"/>
+                <w:sz w:val="16"/>
+                <w:szCs w:val="16"/>
+              </w:rPr>
+              <w:t>Como Deportista, necesito crear una actividad deportiva, para organizar un encuentro para practicar con otras personas.</w:t>
             </w:r>
           </w:p>
         </w:tc>
@@ -4628,7 +4090,131 @@
                 <w:sz w:val="14"/>
                 <w:szCs w:val="14"/>
               </w:rPr>
-              <w:t xml:space="preserve">Must have</w:t>
+              <w:t>Must have</w:t>
+            </w:r>
+          </w:p>
+        </w:tc>
+        <w:tc>
+          <w:tcPr>
+            <w:tcW w:w="700" w:type="dxa"/>
+            <w:tcMar>
+              <w:top w:w="60" w:type="dxa"/>
+              <w:left w:w="90" w:type="dxa"/>
+              <w:bottom w:w="60" w:type="dxa"/>
+              <w:right w:w="90" w:type="dxa"/>
+            </w:tcMar>
+            <w:vAlign w:val="center"/>
+          </w:tcPr>
+          <w:p>
+            <w:pPr>
+              <w:jc w:val="center"/>
+              <w:rPr>
+                <w:rFonts w:asciiTheme="minorHAnsi" w:hAnsiTheme="minorHAnsi" w:cstheme="minorHAnsi"/>
+              </w:rPr>
+            </w:pPr>
+            <w:r>
+              <w:rPr>
+                <w:rFonts w:asciiTheme="minorHAnsi" w:hAnsiTheme="minorHAnsi" w:cstheme="minorHAnsi"/>
+                <w:color w:val="000000"/>
+                <w:sz w:val="16"/>
+                <w:szCs w:val="16"/>
+              </w:rPr>
+              <w:t>5</w:t>
+            </w:r>
+          </w:p>
+        </w:tc>
+      </w:tr>
+      <w:tr>
+        <w:tc>
+          <w:tcPr>
+            <w:tcW w:w="750" w:type="dxa"/>
+            <w:shd w:val="clear" w:color="auto" w:fill="F5F6FA"/>
+            <w:tcMar>
+              <w:top w:w="60" w:type="dxa"/>
+              <w:left w:w="90" w:type="dxa"/>
+              <w:bottom w:w="60" w:type="dxa"/>
+              <w:right w:w="90" w:type="dxa"/>
+            </w:tcMar>
+            <w:vAlign w:val="center"/>
+          </w:tcPr>
+          <w:p>
+            <w:pPr>
+              <w:jc w:val="center"/>
+              <w:rPr>
+                <w:rFonts w:asciiTheme="minorHAnsi" w:hAnsiTheme="minorHAnsi" w:cstheme="minorHAnsi"/>
+              </w:rPr>
+            </w:pPr>
+            <w:r>
+              <w:rPr>
+                <w:rFonts w:asciiTheme="minorHAnsi" w:hAnsiTheme="minorHAnsi" w:cstheme="minorHAnsi"/>
+                <w:b/>
+                <w:bCs/>
+                <w:color w:val="000000"/>
+                <w:sz w:val="16"/>
+                <w:szCs w:val="16"/>
+              </w:rPr>
+              <w:t>HU-24</w:t>
+            </w:r>
+          </w:p>
+        </w:tc>
+        <w:tc>
+          <w:tcPr>
+            <w:tcW w:w="5100" w:type="dxa"/>
+            <w:shd w:val="clear" w:color="auto" w:fill="F5F6FA"/>
+            <w:tcMar>
+              <w:top w:w="60" w:type="dxa"/>
+              <w:left w:w="90" w:type="dxa"/>
+              <w:bottom w:w="60" w:type="dxa"/>
+              <w:right w:w="90" w:type="dxa"/>
+            </w:tcMar>
+            <w:vAlign w:val="center"/>
+          </w:tcPr>
+          <w:p>
+            <w:pPr>
+              <w:rPr>
+                <w:rFonts w:asciiTheme="minorHAnsi" w:hAnsiTheme="minorHAnsi" w:cstheme="minorHAnsi"/>
+              </w:rPr>
+            </w:pPr>
+            <w:r>
+              <w:rPr>
+                <w:rFonts w:asciiTheme="minorHAnsi" w:hAnsiTheme="minorHAnsi" w:cstheme="minorHAnsi"/>
+                <w:color w:val="000000"/>
+                <w:sz w:val="16"/>
+                <w:szCs w:val="16"/>
+              </w:rPr>
+              <w:t>Como Deportista organizador, necesito editar o cancelar una actividad que creé, para ajustar los detalles o suspenderla si ya no se realizará.</w:t>
+            </w:r>
+          </w:p>
+        </w:tc>
+        <w:tc>
+          <w:tcPr>
+            <w:tcW w:w="1900" w:type="dxa"/>
+            <w:shd w:val="clear" w:color="auto" w:fill="FDF2D0"/>
+            <w:tcMar>
+              <w:top w:w="60" w:type="dxa"/>
+              <w:left w:w="90" w:type="dxa"/>
+              <w:bottom w:w="60" w:type="dxa"/>
+              <w:right w:w="90" w:type="dxa"/>
+            </w:tcMar>
+            <w:vAlign w:val="center"/>
+          </w:tcPr>
+          <w:p>
+            <w:pPr>
+              <w:jc w:val="center"/>
+              <w:rPr>
+                <w:rFonts w:asciiTheme="minorHAnsi" w:hAnsiTheme="minorHAnsi" w:cstheme="minorHAnsi"/>
+              </w:rPr>
+            </w:pPr>
+            <w:r>
+              <w:rPr>
+                <w:rFonts w:asciiTheme="minorHAnsi" w:hAnsiTheme="minorHAnsi" w:cstheme="minorHAnsi"/>
+                <w:b/>
+                <w:bCs/>
+                <w:color w:val="8A6D00"/>
+                <w:sz w:val="14"/>
+                <w:szCs w:val="14"/>
+              </w:rPr>
+              <w:t>Should have</w:t>
             </w:r>
           </w:p>
         </w:tc>
@@ -4658,18 +4244,12 @@
                 <w:sz w:val="16"/>
                 <w:szCs w:val="16"/>
               </w:rPr>
-              <w:t>5</w:t>
+              <w:t>3</w:t>
             </w:r>
           </w:p>
         </w:tc>
       </w:tr>
       <w:tr>
-        <w:tblPrEx>
-          <w:tblCellMar>
-            <w:top w:w="0" w:type="dxa"/>
-            <w:bottom w:w="0" w:type="dxa"/>
-          </w:tblCellMar>
-        </w:tblPrEx>
         <w:tc>
           <w:tcPr>
             <w:tcW w:w="750" w:type="dxa"/>
@@ -4697,7 +4277,7 @@
                 <w:sz w:val="16"/>
                 <w:szCs w:val="16"/>
               </w:rPr>
-              <w:t>HU-27</w:t>
+              <w:t>HU-25</w:t>
             </w:r>
           </w:p>
         </w:tc>
@@ -4725,7 +4305,7 @@
                 <w:sz w:val="16"/>
                 <w:szCs w:val="16"/>
               </w:rPr>
-              <w:t>Como Deportista organizador, necesito aprobar o rechazar postulaciones a mi actividad, para decidir quién participa finalmente.</w:t>
+              <w:t>Como Deportista, necesito explorar actividades disponibles con filtros, para encontrar encuentros que se ajusten a lo que busco.</w:t>
             </w:r>
           </w:p>
         </w:tc>
@@ -4757,7 +4337,7 @@
                 <w:sz w:val="14"/>
                 <w:szCs w:val="14"/>
               </w:rPr>
-              <w:t xml:space="preserve">Must have</w:t>
+              <w:t>Must have</w:t>
             </w:r>
           </w:p>
         </w:tc>
@@ -4792,12 +4372,253 @@
         </w:tc>
       </w:tr>
       <w:tr>
-        <w:tblPrEx>
-          <w:tblCellMar>
-            <w:top w:w="0" w:type="dxa"/>
-            <w:bottom w:w="0" w:type="dxa"/>
-          </w:tblCellMar>
-        </w:tblPrEx>
+        <w:tc>
+          <w:tcPr>
+            <w:tcW w:w="750" w:type="dxa"/>
+            <w:shd w:val="clear" w:color="auto" w:fill="F5F6FA"/>
+            <w:tcMar>
+              <w:top w:w="60" w:type="dxa"/>
+              <w:left w:w="90" w:type="dxa"/>
+              <w:bottom w:w="60" w:type="dxa"/>
+              <w:right w:w="90" w:type="dxa"/>
+            </w:tcMar>
+            <w:vAlign w:val="center"/>
+          </w:tcPr>
+          <w:p>
+            <w:pPr>
+              <w:jc w:val="center"/>
+              <w:rPr>
+                <w:rFonts w:asciiTheme="minorHAnsi" w:hAnsiTheme="minorHAnsi" w:cstheme="minorHAnsi"/>
+              </w:rPr>
+            </w:pPr>
+            <w:r>
+              <w:rPr>
+                <w:rFonts w:asciiTheme="minorHAnsi" w:hAnsiTheme="minorHAnsi" w:cstheme="minorHAnsi"/>
+                <w:b/>
+                <w:bCs/>
+                <w:color w:val="000000"/>
+                <w:sz w:val="16"/>
+                <w:szCs w:val="16"/>
+              </w:rPr>
+              <w:t>HU-26</w:t>
+            </w:r>
+          </w:p>
+        </w:tc>
+        <w:tc>
+          <w:tcPr>
+            <w:tcW w:w="5100" w:type="dxa"/>
+            <w:shd w:val="clear" w:color="auto" w:fill="F5F6FA"/>
+            <w:tcMar>
+              <w:top w:w="60" w:type="dxa"/>
+              <w:left w:w="90" w:type="dxa"/>
+              <w:bottom w:w="60" w:type="dxa"/>
+              <w:right w:w="90" w:type="dxa"/>
+            </w:tcMar>
+            <w:vAlign w:val="center"/>
+          </w:tcPr>
+          <w:p>
+            <w:pPr>
+              <w:rPr>
+                <w:rFonts w:asciiTheme="minorHAnsi" w:hAnsiTheme="minorHAnsi" w:cstheme="minorHAnsi"/>
+              </w:rPr>
+            </w:pPr>
+            <w:r>
+              <w:rPr>
+                <w:rFonts w:asciiTheme="minorHAnsi" w:hAnsiTheme="minorHAnsi" w:cstheme="minorHAnsi"/>
+                <w:color w:val="000000"/>
+                <w:sz w:val="16"/>
+                <w:szCs w:val="16"/>
+              </w:rPr>
+              <w:t>Como Deportista, necesito postular a una actividad completando un formulario y cumpliendo sus requisitos, para solicitar mi participación de forma ordenada.</w:t>
+            </w:r>
+          </w:p>
+        </w:tc>
+        <w:tc>
+          <w:tcPr>
+            <w:tcW w:w="1900" w:type="dxa"/>
+            <w:shd w:val="clear" w:color="auto" w:fill="FBE4E2"/>
+            <w:tcMar>
+              <w:top w:w="60" w:type="dxa"/>
+              <w:left w:w="90" w:type="dxa"/>
+              <w:bottom w:w="60" w:type="dxa"/>
+              <w:right w:w="90" w:type="dxa"/>
+            </w:tcMar>
+            <w:vAlign w:val="center"/>
+          </w:tcPr>
+          <w:p>
+            <w:pPr>
+              <w:jc w:val="center"/>
+              <w:rPr>
+                <w:rFonts w:asciiTheme="minorHAnsi" w:hAnsiTheme="minorHAnsi" w:cstheme="minorHAnsi"/>
+              </w:rPr>
+            </w:pPr>
+            <w:r>
+              <w:rPr>
+                <w:rFonts w:asciiTheme="minorHAnsi" w:hAnsiTheme="minorHAnsi" w:cstheme="minorHAnsi"/>
+                <w:b/>
+                <w:bCs/>
+                <w:color w:val="9C2B26"/>
+                <w:sz w:val="14"/>
+                <w:szCs w:val="14"/>
+              </w:rPr>
+              <w:t>Must have</w:t>
+            </w:r>
+          </w:p>
+        </w:tc>
+        <w:tc>
+          <w:tcPr>
+            <w:tcW w:w="700" w:type="dxa"/>
+            <w:shd w:val="clear" w:color="auto" w:fill="F5F6FA"/>
+            <w:tcMar>
+              <w:top w:w="60" w:type="dxa"/>
+              <w:left w:w="90" w:type="dxa"/>
+              <w:bottom w:w="60" w:type="dxa"/>
+              <w:right w:w="90" w:type="dxa"/>
+            </w:tcMar>
+            <w:vAlign w:val="center"/>
+          </w:tcPr>
+          <w:p>
+            <w:pPr>
+              <w:jc w:val="center"/>
+              <w:rPr>
+                <w:rFonts w:asciiTheme="minorHAnsi" w:hAnsiTheme="minorHAnsi" w:cstheme="minorHAnsi"/>
+              </w:rPr>
+            </w:pPr>
+            <w:r>
+              <w:rPr>
+                <w:rFonts w:asciiTheme="minorHAnsi" w:hAnsiTheme="minorHAnsi" w:cstheme="minorHAnsi"/>
+                <w:color w:val="000000"/>
+                <w:sz w:val="16"/>
+                <w:szCs w:val="16"/>
+              </w:rPr>
+              <w:t>5</w:t>
+            </w:r>
+          </w:p>
+        </w:tc>
+      </w:tr>
+      <w:tr>
+        <w:tc>
+          <w:tcPr>
+            <w:tcW w:w="750" w:type="dxa"/>
+            <w:tcMar>
+              <w:top w:w="60" w:type="dxa"/>
+              <w:left w:w="90" w:type="dxa"/>
+              <w:bottom w:w="60" w:type="dxa"/>
+              <w:right w:w="90" w:type="dxa"/>
+            </w:tcMar>
+            <w:vAlign w:val="center"/>
+          </w:tcPr>
+          <w:p>
+            <w:pPr>
+              <w:jc w:val="center"/>
+              <w:rPr>
+                <w:rFonts w:asciiTheme="minorHAnsi" w:hAnsiTheme="minorHAnsi" w:cstheme="minorHAnsi"/>
+              </w:rPr>
+            </w:pPr>
+            <w:r>
+              <w:rPr>
+                <w:rFonts w:asciiTheme="minorHAnsi" w:hAnsiTheme="minorHAnsi" w:cstheme="minorHAnsi"/>
+                <w:b/>
+                <w:bCs/>
+                <w:color w:val="000000"/>
+                <w:sz w:val="16"/>
+                <w:szCs w:val="16"/>
+              </w:rPr>
+              <w:t>HU-27</w:t>
+            </w:r>
+          </w:p>
+        </w:tc>
+        <w:tc>
+          <w:tcPr>
+            <w:tcW w:w="5100" w:type="dxa"/>
+            <w:tcMar>
+              <w:top w:w="60" w:type="dxa"/>
+              <w:left w:w="90" w:type="dxa"/>
+              <w:bottom w:w="60" w:type="dxa"/>
+              <w:right w:w="90" w:type="dxa"/>
+            </w:tcMar>
+            <w:vAlign w:val="center"/>
+          </w:tcPr>
+          <w:p>
+            <w:pPr>
+              <w:rPr>
+                <w:rFonts w:asciiTheme="minorHAnsi" w:hAnsiTheme="minorHAnsi" w:cstheme="minorHAnsi"/>
+              </w:rPr>
+            </w:pPr>
+            <w:r>
+              <w:rPr>
+                <w:rFonts w:asciiTheme="minorHAnsi" w:hAnsiTheme="minorHAnsi" w:cstheme="minorHAnsi"/>
+                <w:color w:val="000000"/>
+                <w:sz w:val="16"/>
+                <w:szCs w:val="16"/>
+              </w:rPr>
+              <w:t>Como Deportista organizador, necesito aprobar o rechazar postulaciones a mi actividad, para decidir quién participa finalmente.</w:t>
+            </w:r>
+          </w:p>
+        </w:tc>
+        <w:tc>
+          <w:tcPr>
+            <w:tcW w:w="1900" w:type="dxa"/>
+            <w:shd w:val="clear" w:color="auto" w:fill="FBE4E2"/>
+            <w:tcMar>
+              <w:top w:w="60" w:type="dxa"/>
+              <w:left w:w="90" w:type="dxa"/>
+              <w:bottom w:w="60" w:type="dxa"/>
+              <w:right w:w="90" w:type="dxa"/>
+            </w:tcMar>
+            <w:vAlign w:val="center"/>
+          </w:tcPr>
+          <w:p>
+            <w:pPr>
+              <w:jc w:val="center"/>
+              <w:rPr>
+                <w:rFonts w:asciiTheme="minorHAnsi" w:hAnsiTheme="minorHAnsi" w:cstheme="minorHAnsi"/>
+              </w:rPr>
+            </w:pPr>
+            <w:r>
+              <w:rPr>
+                <w:rFonts w:asciiTheme="minorHAnsi" w:hAnsiTheme="minorHAnsi" w:cstheme="minorHAnsi"/>
+                <w:b/>
+                <w:bCs/>
+                <w:color w:val="9C2B26"/>
+                <w:sz w:val="14"/>
+                <w:szCs w:val="14"/>
+              </w:rPr>
+              <w:t>Must have</w:t>
+            </w:r>
+          </w:p>
+        </w:tc>
+        <w:tc>
+          <w:tcPr>
+            <w:tcW w:w="700" w:type="dxa"/>
+            <w:tcMar>
+              <w:top w:w="60" w:type="dxa"/>
+              <w:left w:w="90" w:type="dxa"/>
+              <w:bottom w:w="60" w:type="dxa"/>
+              <w:right w:w="90" w:type="dxa"/>
+            </w:tcMar>
+            <w:vAlign w:val="center"/>
+          </w:tcPr>
+          <w:p>
+            <w:pPr>
+              <w:jc w:val="center"/>
+              <w:rPr>
+                <w:rFonts w:asciiTheme="minorHAnsi" w:hAnsiTheme="minorHAnsi" w:cstheme="minorHAnsi"/>
+              </w:rPr>
+            </w:pPr>
+            <w:r>
+              <w:rPr>
+                <w:rFonts w:asciiTheme="minorHAnsi" w:hAnsiTheme="minorHAnsi" w:cstheme="minorHAnsi"/>
+                <w:color w:val="000000"/>
+                <w:sz w:val="16"/>
+                <w:szCs w:val="16"/>
+              </w:rPr>
+              <w:t>5</w:t>
+            </w:r>
+          </w:p>
+        </w:tc>
+      </w:tr>
+      <w:tr>
         <w:tc>
           <w:tcPr>
             <w:tcW w:w="750" w:type="dxa"/>
@@ -4887,7 +4708,7 @@
                 <w:sz w:val="14"/>
                 <w:szCs w:val="14"/>
               </w:rPr>
-              <w:t xml:space="preserve">Should have</w:t>
+              <w:t>Should have</w:t>
             </w:r>
           </w:p>
         </w:tc>
@@ -4923,12 +4744,6 @@
         </w:tc>
       </w:tr>
       <w:tr>
-        <w:tblPrEx>
-          <w:tblCellMar>
-            <w:top w:w="0" w:type="dxa"/>
-            <w:bottom w:w="0" w:type="dxa"/>
-          </w:tblCellMar>
-        </w:tblPrEx>
         <w:tc>
           <w:tcPr>
             <w:tcW w:w="750" w:type="dxa"/>
@@ -5016,7 +4831,7 @@
                 <w:sz w:val="14"/>
                 <w:szCs w:val="14"/>
               </w:rPr>
-              <w:t xml:space="preserve">Should have</w:t>
+              <w:t>Should have</w:t>
             </w:r>
           </w:p>
         </w:tc>
@@ -5051,12 +4866,6 @@
         </w:tc>
       </w:tr>
       <w:tr>
-        <w:tblPrEx>
-          <w:tblCellMar>
-            <w:top w:w="0" w:type="dxa"/>
-            <w:bottom w:w="0" w:type="dxa"/>
-          </w:tblCellMar>
-        </w:tblPrEx>
         <w:tc>
           <w:tcPr>
             <w:tcW w:w="750" w:type="dxa"/>
@@ -5146,7 +4955,7 @@
                 <w:sz w:val="14"/>
                 <w:szCs w:val="14"/>
               </w:rPr>
-              <w:t xml:space="preserve">Must have</w:t>
+              <w:t>Must have</w:t>
             </w:r>
           </w:p>
         </w:tc>
@@ -5182,12 +4991,6 @@
         </w:tc>
       </w:tr>
       <w:tr>
-        <w:tblPrEx>
-          <w:tblCellMar>
-            <w:top w:w="0" w:type="dxa"/>
-            <w:bottom w:w="0" w:type="dxa"/>
-          </w:tblCellMar>
-        </w:tblPrEx>
         <w:tc>
           <w:tcPr>
             <w:tcW w:w="750" w:type="dxa"/>
@@ -5275,7 +5078,7 @@
                 <w:sz w:val="14"/>
                 <w:szCs w:val="14"/>
               </w:rPr>
-              <w:t xml:space="preserve">Should have</w:t>
+              <w:t>Should have</w:t>
             </w:r>
           </w:p>
         </w:tc>
@@ -5295,6 +5098,170 @@
               <w:jc w:val="center"/>
               <w:rPr>
                 <w:rFonts w:asciiTheme="minorHAnsi" w:hAnsiTheme="minorHAnsi" w:cstheme="minorHAnsi"/>
+              </w:rPr>
+            </w:pPr>
+            <w:r>
+              <w:rPr>
+                <w:rFonts w:asciiTheme="minorHAnsi" w:hAnsiTheme="minorHAnsi" w:cstheme="minorHAnsi"/>
+                <w:color w:val="000000"/>
+                <w:sz w:val="16"/>
+                <w:szCs w:val="16"/>
+              </w:rPr>
+              <w:t>3</w:t>
+            </w:r>
+          </w:p>
+        </w:tc>
+      </w:tr>
+      <w:tr>
+        <w:tc>
+          <w:tcPr>
+            <w:tcW w:w="750" w:type="dxa"/>
+            <w:tcMar>
+              <w:top w:w="60" w:type="dxa"/>
+              <w:left w:w="90" w:type="dxa"/>
+              <w:bottom w:w="60" w:type="dxa"/>
+              <w:right w:w="90" w:type="dxa"/>
+            </w:tcMar>
+            <w:vAlign w:val="center"/>
+          </w:tcPr>
+          <w:p>
+            <w:pPr>
+              <w:jc w:val="center"/>
+              <w:rPr>
+                <w:rFonts w:asciiTheme="minorHAnsi" w:hAnsiTheme="minorHAnsi" w:cstheme="minorHAnsi"/>
+                <w:b/>
+                <w:bCs/>
+                <w:color w:val="000000"/>
+                <w:sz w:val="16"/>
+                <w:szCs w:val="16"/>
+              </w:rPr>
+            </w:pPr>
+            <w:r>
+              <w:rPr>
+                <w:rFonts w:asciiTheme="minorHAnsi" w:hAnsiTheme="minorHAnsi" w:cstheme="minorHAnsi"/>
+                <w:b/>
+                <w:bCs/>
+                <w:color w:val="000000"/>
+                <w:sz w:val="16"/>
+                <w:szCs w:val="16"/>
+              </w:rPr>
+              <w:t>HU-41</w:t>
+            </w:r>
+          </w:p>
+        </w:tc>
+        <w:tc>
+          <w:tcPr>
+            <w:tcW w:w="5100" w:type="dxa"/>
+            <w:tcMar>
+              <w:top w:w="60" w:type="dxa"/>
+              <w:left w:w="90" w:type="dxa"/>
+              <w:bottom w:w="60" w:type="dxa"/>
+              <w:right w:w="90" w:type="dxa"/>
+            </w:tcMar>
+            <w:vAlign w:val="center"/>
+          </w:tcPr>
+          <w:p>
+            <w:pPr>
+              <w:rPr>
+                <w:rFonts w:asciiTheme="minorHAnsi" w:hAnsiTheme="minorHAnsi" w:cstheme="minorHAnsi"/>
+                <w:color w:val="000000"/>
+                <w:sz w:val="16"/>
+                <w:szCs w:val="16"/>
+              </w:rPr>
+            </w:pPr>
+            <w:r>
+              <w:rPr>
+                <w:rFonts w:asciiTheme="minorHAnsi" w:hAnsiTheme="minorHAnsi" w:cstheme="minorHAnsi"/>
+                <w:color w:val="000000"/>
+                <w:sz w:val="16"/>
+                <w:szCs w:val="16"/>
+              </w:rPr>
+              <w:t>Como Deportista o representante de club, necesito consultar el catálogo de planes disponibles, para conocer los beneficios adicionales ofrecidos por la plataforma.</w:t>
+            </w:r>
+          </w:p>
+        </w:tc>
+        <w:tc>
+          <w:tcPr>
+            <w:tcW w:w="1900" w:type="dxa"/>
+            <w:shd w:val="clear" w:color="auto" w:fill="FDF2D0"/>
+            <w:tcMar>
+              <w:top w:w="60" w:type="dxa"/>
+              <w:left w:w="90" w:type="dxa"/>
+              <w:bottom w:w="60" w:type="dxa"/>
+              <w:right w:w="90" w:type="dxa"/>
+            </w:tcMar>
+            <w:vAlign w:val="center"/>
+          </w:tcPr>
+          <w:p>
+            <w:pPr>
+              <w:jc w:val="center"/>
+              <w:rPr>
+                <w:rFonts w:asciiTheme="minorHAnsi" w:hAnsiTheme="minorHAnsi" w:cstheme="minorHAnsi"/>
+                <w:b/>
+                <w:bCs/>
+                <w:color w:val="8A6D00"/>
+                <w:sz w:val="14"/>
+                <w:szCs w:val="14"/>
+              </w:rPr>
+            </w:pPr>
+            <w:proofErr w:type="spellStart"/>
+            <w:r>
+              <w:rPr>
+                <w:rFonts w:asciiTheme="minorHAnsi" w:hAnsiTheme="minorHAnsi" w:cstheme="minorHAnsi"/>
+                <w:b/>
+                <w:bCs/>
+                <w:color w:val="8A6D00"/>
+                <w:sz w:val="14"/>
+                <w:szCs w:val="14"/>
+              </w:rPr>
+              <w:t>Should</w:t>
+            </w:r>
+            <w:proofErr w:type="spellEnd"/>
+            <w:r>
+              <w:rPr>
+                <w:rFonts w:asciiTheme="minorHAnsi" w:hAnsiTheme="minorHAnsi" w:cstheme="minorHAnsi"/>
+                <w:b/>
+                <w:bCs/>
+                <w:color w:val="8A6D00"/>
+                <w:sz w:val="14"/>
+                <w:szCs w:val="14"/>
+              </w:rPr>
+              <w:t xml:space="preserve"> </w:t>
+            </w:r>
+            <w:proofErr w:type="spellStart"/>
+            <w:r>
+              <w:rPr>
+                <w:rFonts w:asciiTheme="minorHAnsi" w:hAnsiTheme="minorHAnsi" w:cstheme="minorHAnsi"/>
+                <w:b/>
+                <w:bCs/>
+                <w:color w:val="8A6D00"/>
+                <w:sz w:val="14"/>
+                <w:szCs w:val="14"/>
+              </w:rPr>
+              <w:t>have</w:t>
+            </w:r>
+            <w:proofErr w:type="spellEnd"/>
+          </w:p>
+        </w:tc>
+        <w:tc>
+          <w:tcPr>
+            <w:tcW w:w="700" w:type="dxa"/>
+            <w:tcMar>
+              <w:top w:w="60" w:type="dxa"/>
+              <w:left w:w="90" w:type="dxa"/>
+              <w:bottom w:w="60" w:type="dxa"/>
+              <w:right w:w="90" w:type="dxa"/>
+            </w:tcMar>
+            <w:vAlign w:val="center"/>
+          </w:tcPr>
+          <w:p>
+            <w:pPr>
+              <w:jc w:val="center"/>
+              <w:rPr>
+                <w:rFonts w:asciiTheme="minorHAnsi" w:hAnsiTheme="minorHAnsi" w:cstheme="minorHAnsi"/>
+                <w:color w:val="000000"/>
+                <w:sz w:val="16"/>
+                <w:szCs w:val="16"/>
               </w:rPr>
             </w:pPr>
             <w:r>
@@ -5398,7 +5365,7 @@
           <w:sz w:val="17"/>
           <w:szCs w:val="17"/>
         </w:rPr>
-        <w:t xml:space="preserve">11 historias  ·  52 story points</w:t>
+        <w:t>11 historias  ·  52 story points</w:t>
       </w:r>
     </w:p>
     <w:tbl>
@@ -5425,12 +5392,6 @@
         <w:gridCol w:w="700"/>
       </w:tblGrid>
       <w:tr>
-        <w:tblPrEx>
-          <w:tblCellMar>
-            <w:top w:w="0" w:type="dxa"/>
-            <w:bottom w:w="0" w:type="dxa"/>
-          </w:tblCellMar>
-        </w:tblPrEx>
         <w:trPr>
           <w:tblHeader/>
         </w:trPr>
@@ -5563,12 +5524,6 @@
         </w:tc>
       </w:tr>
       <w:tr>
-        <w:tblPrEx>
-          <w:tblCellMar>
-            <w:top w:w="0" w:type="dxa"/>
-            <w:bottom w:w="0" w:type="dxa"/>
-          </w:tblCellMar>
-        </w:tblPrEx>
         <w:tc>
           <w:tcPr>
             <w:tcW w:w="750" w:type="dxa"/>
@@ -5656,7 +5611,7 @@
                 <w:sz w:val="14"/>
                 <w:szCs w:val="14"/>
               </w:rPr>
-              <w:t xml:space="preserve">Must have</w:t>
+              <w:t>Must have</w:t>
             </w:r>
           </w:p>
         </w:tc>
@@ -5691,12 +5646,6 @@
         </w:tc>
       </w:tr>
       <w:tr>
-        <w:tblPrEx>
-          <w:tblCellMar>
-            <w:top w:w="0" w:type="dxa"/>
-            <w:bottom w:w="0" w:type="dxa"/>
-          </w:tblCellMar>
-        </w:tblPrEx>
         <w:tc>
           <w:tcPr>
             <w:tcW w:w="750" w:type="dxa"/>
@@ -5786,7 +5735,7 @@
                 <w:sz w:val="14"/>
                 <w:szCs w:val="14"/>
               </w:rPr>
-              <w:t xml:space="preserve">Must have</w:t>
+              <w:t>Must have</w:t>
             </w:r>
           </w:p>
         </w:tc>
@@ -5822,12 +5771,6 @@
         </w:tc>
       </w:tr>
       <w:tr>
-        <w:tblPrEx>
-          <w:tblCellMar>
-            <w:top w:w="0" w:type="dxa"/>
-            <w:bottom w:w="0" w:type="dxa"/>
-          </w:tblCellMar>
-        </w:tblPrEx>
         <w:tc>
           <w:tcPr>
             <w:tcW w:w="750" w:type="dxa"/>
@@ -5915,7 +5858,7 @@
                 <w:sz w:val="14"/>
                 <w:szCs w:val="14"/>
               </w:rPr>
-              <w:t xml:space="preserve">Must have</w:t>
+              <w:t>Must have</w:t>
             </w:r>
           </w:p>
         </w:tc>
@@ -5950,12 +5893,6 @@
         </w:tc>
       </w:tr>
       <w:tr>
-        <w:tblPrEx>
-          <w:tblCellMar>
-            <w:top w:w="0" w:type="dxa"/>
-            <w:bottom w:w="0" w:type="dxa"/>
-          </w:tblCellMar>
-        </w:tblPrEx>
         <w:tc>
           <w:tcPr>
             <w:tcW w:w="750" w:type="dxa"/>
@@ -6045,7 +5982,7 @@
                 <w:sz w:val="14"/>
                 <w:szCs w:val="14"/>
               </w:rPr>
-              <w:t xml:space="preserve">Must have</w:t>
+              <w:t>Must have</w:t>
             </w:r>
           </w:p>
         </w:tc>
@@ -6081,12 +6018,6 @@
         </w:tc>
       </w:tr>
       <w:tr>
-        <w:tblPrEx>
-          <w:tblCellMar>
-            <w:top w:w="0" w:type="dxa"/>
-            <w:bottom w:w="0" w:type="dxa"/>
-          </w:tblCellMar>
-        </w:tblPrEx>
         <w:tc>
           <w:tcPr>
             <w:tcW w:w="750" w:type="dxa"/>
@@ -6174,7 +6105,7 @@
                 <w:sz w:val="14"/>
                 <w:szCs w:val="14"/>
               </w:rPr>
-              <w:t xml:space="preserve">Must have</w:t>
+              <w:t>Must have</w:t>
             </w:r>
           </w:p>
         </w:tc>
@@ -6209,12 +6140,157 @@
         </w:tc>
       </w:tr>
       <w:tr>
-        <w:tblPrEx>
-          <w:tblCellMar>
-            <w:top w:w="0" w:type="dxa"/>
-            <w:bottom w:w="0" w:type="dxa"/>
-          </w:tblCellMar>
-        </w:tblPrEx>
+        <w:tc>
+          <w:tcPr>
+            <w:tcW w:w="750" w:type="dxa"/>
+            <w:tcMar>
+              <w:top w:w="60" w:type="dxa"/>
+              <w:left w:w="90" w:type="dxa"/>
+              <w:bottom w:w="60" w:type="dxa"/>
+              <w:right w:w="90" w:type="dxa"/>
+            </w:tcMar>
+            <w:vAlign w:val="center"/>
+          </w:tcPr>
+          <w:p>
+            <w:pPr>
+              <w:jc w:val="center"/>
+              <w:rPr>
+                <w:rFonts w:asciiTheme="minorHAnsi" w:hAnsiTheme="minorHAnsi" w:cstheme="minorHAnsi"/>
+                <w:b/>
+                <w:bCs/>
+                <w:color w:val="000000"/>
+                <w:sz w:val="16"/>
+                <w:szCs w:val="16"/>
+              </w:rPr>
+            </w:pPr>
+            <w:r>
+              <w:rPr>
+                <w:rFonts w:asciiTheme="minorHAnsi" w:hAnsiTheme="minorHAnsi" w:cstheme="minorHAnsi"/>
+                <w:b/>
+                <w:bCs/>
+                <w:color w:val="000000"/>
+                <w:sz w:val="16"/>
+                <w:szCs w:val="16"/>
+              </w:rPr>
+              <w:t>HU-36</w:t>
+            </w:r>
+          </w:p>
+        </w:tc>
+        <w:tc>
+          <w:tcPr>
+            <w:tcW w:w="5100" w:type="dxa"/>
+            <w:tcMar>
+              <w:top w:w="60" w:type="dxa"/>
+              <w:left w:w="90" w:type="dxa"/>
+              <w:bottom w:w="60" w:type="dxa"/>
+              <w:right w:w="90" w:type="dxa"/>
+            </w:tcMar>
+            <w:vAlign w:val="center"/>
+          </w:tcPr>
+          <w:p>
+            <w:pPr>
+              <w:rPr>
+                <w:rFonts w:asciiTheme="minorHAnsi" w:hAnsiTheme="minorHAnsi" w:cstheme="minorHAnsi"/>
+                <w:color w:val="000000"/>
+                <w:sz w:val="16"/>
+                <w:szCs w:val="16"/>
+              </w:rPr>
+            </w:pPr>
+            <w:r>
+              <w:rPr>
+                <w:rFonts w:asciiTheme="minorHAnsi" w:hAnsiTheme="minorHAnsi" w:cstheme="minorHAnsi"/>
+                <w:color w:val="000000"/>
+                <w:sz w:val="16"/>
+                <w:szCs w:val="16"/>
+              </w:rPr>
+              <w:t>Como Usuario autenticado, necesito consultar una bandeja de notificaciones, para enterarme de eventos relevantes sin revisar cada sección manualmente.</w:t>
+            </w:r>
+          </w:p>
+        </w:tc>
+        <w:tc>
+          <w:tcPr>
+            <w:tcW w:w="1900" w:type="dxa"/>
+            <w:shd w:val="clear" w:color="auto" w:fill="FBE4E2"/>
+            <w:tcMar>
+              <w:top w:w="60" w:type="dxa"/>
+              <w:left w:w="90" w:type="dxa"/>
+              <w:bottom w:w="60" w:type="dxa"/>
+              <w:right w:w="90" w:type="dxa"/>
+            </w:tcMar>
+            <w:vAlign w:val="center"/>
+          </w:tcPr>
+          <w:p>
+            <w:pPr>
+              <w:jc w:val="center"/>
+              <w:rPr>
+                <w:rFonts w:asciiTheme="minorHAnsi" w:hAnsiTheme="minorHAnsi" w:cstheme="minorHAnsi"/>
+                <w:b/>
+                <w:bCs/>
+                <w:color w:val="9C2B26"/>
+                <w:sz w:val="14"/>
+                <w:szCs w:val="14"/>
+              </w:rPr>
+            </w:pPr>
+            <w:r>
+              <w:rPr>
+                <w:rFonts w:asciiTheme="minorHAnsi" w:hAnsiTheme="minorHAnsi" w:cstheme="minorHAnsi"/>
+                <w:b/>
+                <w:bCs/>
+                <w:color w:val="9C2B26"/>
+                <w:sz w:val="14"/>
+                <w:szCs w:val="14"/>
+              </w:rPr>
+              <w:t xml:space="preserve">Must </w:t>
+            </w:r>
+            <w:proofErr w:type="spellStart"/>
+            <w:r>
+              <w:rPr>
+                <w:rFonts w:asciiTheme="minorHAnsi" w:hAnsiTheme="minorHAnsi" w:cstheme="minorHAnsi"/>
+                <w:b/>
+                <w:bCs/>
+                <w:color w:val="9C2B26"/>
+                <w:sz w:val="14"/>
+                <w:szCs w:val="14"/>
+              </w:rPr>
+              <w:t>have</w:t>
+            </w:r>
+            <w:proofErr w:type="spellEnd"/>
+          </w:p>
+        </w:tc>
+        <w:tc>
+          <w:tcPr>
+            <w:tcW w:w="700" w:type="dxa"/>
+            <w:tcMar>
+              <w:top w:w="60" w:type="dxa"/>
+              <w:left w:w="90" w:type="dxa"/>
+              <w:bottom w:w="60" w:type="dxa"/>
+              <w:right w:w="90" w:type="dxa"/>
+            </w:tcMar>
+            <w:vAlign w:val="center"/>
+          </w:tcPr>
+          <w:p>
+            <w:pPr>
+              <w:jc w:val="center"/>
+              <w:rPr>
+                <w:rFonts w:asciiTheme="minorHAnsi" w:hAnsiTheme="minorHAnsi" w:cstheme="minorHAnsi"/>
+                <w:color w:val="000000"/>
+                <w:sz w:val="16"/>
+                <w:szCs w:val="16"/>
+              </w:rPr>
+            </w:pPr>
+            <w:r>
+              <w:rPr>
+                <w:rFonts w:asciiTheme="minorHAnsi" w:hAnsiTheme="minorHAnsi" w:cstheme="minorHAnsi"/>
+                <w:color w:val="000000"/>
+                <w:sz w:val="16"/>
+                <w:szCs w:val="16"/>
+              </w:rPr>
+              <w:t>3</w:t>
+            </w:r>
+          </w:p>
+        </w:tc>
+      </w:tr>
+      <w:tr>
         <w:tc>
           <w:tcPr>
             <w:tcW w:w="750" w:type="dxa"/>
@@ -6304,7 +6380,7 @@
                 <w:sz w:val="14"/>
                 <w:szCs w:val="14"/>
               </w:rPr>
-              <w:t xml:space="preserve">Should have</w:t>
+              <w:t>Should have</w:t>
             </w:r>
           </w:p>
         </w:tc>
@@ -6340,12 +6416,6 @@
         </w:tc>
       </w:tr>
       <w:tr>
-        <w:tblPrEx>
-          <w:tblCellMar>
-            <w:top w:w="0" w:type="dxa"/>
-            <w:bottom w:w="0" w:type="dxa"/>
-          </w:tblCellMar>
-        </w:tblPrEx>
         <w:tc>
           <w:tcPr>
             <w:tcW w:w="750" w:type="dxa"/>
@@ -6433,7 +6503,7 @@
                 <w:sz w:val="14"/>
                 <w:szCs w:val="14"/>
               </w:rPr>
-              <w:t xml:space="preserve">Should have</w:t>
+              <w:t>Should have</w:t>
             </w:r>
           </w:p>
         </w:tc>
@@ -6468,199 +6538,70 @@
         </w:tc>
       </w:tr>
       <w:tr>
-        <w:tblPrEx>
-          <w:tblCellMar>
-            <w:top w:w="0" w:type="dxa"/>
-            <w:bottom w:w="0" w:type="dxa"/>
-          </w:tblCellMar>
-        </w:tblPrEx>
         <w:tc>
           <w:tcPr>
             <w:tcW w:w="750" w:type="dxa"/>
-            <w:shd w:val="clear" w:color="auto" w:fill="F5F6FA"/>
-            <w:tcMar>
-              <w:top w:w="60" w:type="dxa"/>
-              <w:left w:w="90" w:type="dxa"/>
-              <w:bottom w:w="60" w:type="dxa"/>
-              <w:right w:w="90" w:type="dxa"/>
-            </w:tcMar>
-            <w:vAlign w:val="center"/>
-          </w:tcPr>
-          <w:p>
-            <w:pPr>
-              <w:jc w:val="center"/>
-              <w:rPr>
-                <w:rFonts w:asciiTheme="minorHAnsi" w:hAnsiTheme="minorHAnsi" w:cstheme="minorHAnsi"/>
-              </w:rPr>
-            </w:pPr>
-            <w:r>
-              <w:rPr>
-                <w:rFonts w:asciiTheme="minorHAnsi" w:hAnsiTheme="minorHAnsi" w:cstheme="minorHAnsi"/>
-                <w:b/>
-                <w:bCs/>
-                <w:color w:val="000000"/>
-                <w:sz w:val="16"/>
-                <w:szCs w:val="16"/>
-              </w:rPr>
-              <w:t>HU-49</w:t>
+            <w:tcMar>
+              <w:top w:w="60" w:type="dxa"/>
+              <w:left w:w="90" w:type="dxa"/>
+              <w:bottom w:w="60" w:type="dxa"/>
+              <w:right w:w="90" w:type="dxa"/>
+            </w:tcMar>
+            <w:vAlign w:val="center"/>
+          </w:tcPr>
+          <w:p>
+            <w:pPr>
+              <w:jc w:val="center"/>
+              <w:rPr>
+                <w:rFonts w:asciiTheme="minorHAnsi" w:hAnsiTheme="minorHAnsi" w:cstheme="minorHAnsi"/>
+                <w:b/>
+                <w:bCs/>
+                <w:color w:val="000000"/>
+                <w:sz w:val="16"/>
+                <w:szCs w:val="16"/>
+              </w:rPr>
+            </w:pPr>
+            <w:r>
+              <w:rPr>
+                <w:rFonts w:asciiTheme="minorHAnsi" w:hAnsiTheme="minorHAnsi" w:cstheme="minorHAnsi"/>
+                <w:b/>
+                <w:bCs/>
+                <w:color w:val="000000"/>
+                <w:sz w:val="16"/>
+                <w:szCs w:val="16"/>
+              </w:rPr>
+              <w:t>HU-42</w:t>
             </w:r>
           </w:p>
         </w:tc>
         <w:tc>
           <w:tcPr>
             <w:tcW w:w="5100" w:type="dxa"/>
-            <w:shd w:val="clear" w:color="auto" w:fill="F5F6FA"/>
-            <w:tcMar>
-              <w:top w:w="60" w:type="dxa"/>
-              <w:left w:w="90" w:type="dxa"/>
-              <w:bottom w:w="60" w:type="dxa"/>
-              <w:right w:w="90" w:type="dxa"/>
-            </w:tcMar>
-            <w:vAlign w:val="center"/>
-          </w:tcPr>
-          <w:p>
-            <w:pPr>
-              <w:rPr>
-                <w:rFonts w:asciiTheme="minorHAnsi" w:hAnsiTheme="minorHAnsi" w:cstheme="minorHAnsi"/>
-              </w:rPr>
-            </w:pPr>
-            <w:r>
-              <w:rPr>
-                <w:rFonts w:asciiTheme="minorHAnsi" w:hAnsiTheme="minorHAnsi" w:cstheme="minorHAnsi"/>
-                <w:color w:val="000000"/>
-                <w:sz w:val="16"/>
-                <w:szCs w:val="16"/>
-              </w:rPr>
-              <w:t>Como Deportista, necesito chatear en privado con un match confirmado, para coordinar los detalles para entrenar juntos.</w:t>
-            </w:r>
-          </w:p>
-        </w:tc>
-        <w:tc>
-          <w:tcPr>
-            <w:tcW w:w="1900" w:type="dxa"/>
-            <w:shd w:val="clear" w:color="auto" w:fill="FBE4E2"/>
-            <w:tcMar>
-              <w:top w:w="60" w:type="dxa"/>
-              <w:left w:w="90" w:type="dxa"/>
-              <w:bottom w:w="60" w:type="dxa"/>
-              <w:right w:w="90" w:type="dxa"/>
-            </w:tcMar>
-            <w:vAlign w:val="center"/>
-          </w:tcPr>
-          <w:p>
-            <w:pPr>
-              <w:jc w:val="center"/>
-              <w:rPr>
-                <w:rFonts w:asciiTheme="minorHAnsi" w:hAnsiTheme="minorHAnsi" w:cstheme="minorHAnsi"/>
-              </w:rPr>
-            </w:pPr>
-            <w:r>
-              <w:rPr>
-                <w:rFonts w:asciiTheme="minorHAnsi" w:hAnsiTheme="minorHAnsi" w:cstheme="minorHAnsi"/>
-                <w:b/>
-                <w:bCs/>
-                <w:color w:val="9C2B26"/>
-                <w:sz w:val="14"/>
-                <w:szCs w:val="14"/>
-              </w:rPr>
-              <w:t xml:space="preserve">Must have</w:t>
-            </w:r>
-          </w:p>
-        </w:tc>
-        <w:tc>
-          <w:tcPr>
-            <w:tcW w:w="700" w:type="dxa"/>
-            <w:shd w:val="clear" w:color="auto" w:fill="F5F6FA"/>
-            <w:tcMar>
-              <w:top w:w="60" w:type="dxa"/>
-              <w:left w:w="90" w:type="dxa"/>
-              <w:bottom w:w="60" w:type="dxa"/>
-              <w:right w:w="90" w:type="dxa"/>
-            </w:tcMar>
-            <w:vAlign w:val="center"/>
-          </w:tcPr>
-          <w:p>
-            <w:pPr>
-              <w:jc w:val="center"/>
-              <w:rPr>
-                <w:rFonts w:asciiTheme="minorHAnsi" w:hAnsiTheme="minorHAnsi" w:cstheme="minorHAnsi"/>
-              </w:rPr>
-            </w:pPr>
-            <w:r>
-              <w:rPr>
-                <w:rFonts w:asciiTheme="minorHAnsi" w:hAnsiTheme="minorHAnsi" w:cstheme="minorHAnsi"/>
-                <w:color w:val="000000"/>
-                <w:sz w:val="16"/>
-                <w:szCs w:val="16"/>
-              </w:rPr>
-              <w:t>8</w:t>
-            </w:r>
-          </w:p>
-        </w:tc>
-      </w:tr>
-      <w:tr>
-        <w:tblPrEx>
-          <w:tblCellMar>
-            <w:top w:w="0" w:type="dxa"/>
-            <w:bottom w:w="0" w:type="dxa"/>
-          </w:tblCellMar>
-        </w:tblPrEx>
-        <w:tc>
-          <w:tcPr>
-            <w:tcW w:w="750" w:type="dxa"/>
-            <w:tcMar>
-              <w:top w:w="60" w:type="dxa"/>
-              <w:left w:w="90" w:type="dxa"/>
-              <w:bottom w:w="60" w:type="dxa"/>
-              <w:right w:w="90" w:type="dxa"/>
-            </w:tcMar>
-            <w:vAlign w:val="center"/>
-          </w:tcPr>
-          <w:p>
-            <w:pPr>
-              <w:jc w:val="center"/>
-              <w:rPr>
-                <w:rFonts w:asciiTheme="minorHAnsi" w:hAnsiTheme="minorHAnsi" w:cstheme="minorHAnsi"/>
-              </w:rPr>
-            </w:pPr>
-            <w:r>
-              <w:rPr>
-                <w:rFonts w:asciiTheme="minorHAnsi" w:hAnsiTheme="minorHAnsi" w:cstheme="minorHAnsi"/>
-                <w:b/>
-                <w:bCs/>
-                <w:color w:val="000000"/>
-                <w:sz w:val="16"/>
-                <w:szCs w:val="16"/>
-              </w:rPr>
-              <w:t>HU-50</w:t>
-            </w:r>
-          </w:p>
-        </w:tc>
-        <w:tc>
-          <w:tcPr>
-            <w:tcW w:w="5100" w:type="dxa"/>
-            <w:tcMar>
-              <w:top w:w="60" w:type="dxa"/>
-              <w:left w:w="90" w:type="dxa"/>
-              <w:bottom w:w="60" w:type="dxa"/>
-              <w:right w:w="90" w:type="dxa"/>
-            </w:tcMar>
-            <w:vAlign w:val="center"/>
-          </w:tcPr>
-          <w:p>
-            <w:pPr>
-              <w:rPr>
-                <w:rFonts w:asciiTheme="minorHAnsi" w:hAnsiTheme="minorHAnsi" w:cstheme="minorHAnsi"/>
-              </w:rPr>
-            </w:pPr>
-            <w:r>
-              <w:rPr>
-                <w:rFonts w:asciiTheme="minorHAnsi" w:hAnsiTheme="minorHAnsi" w:cstheme="minorHAnsi"/>
-                <w:color w:val="000000"/>
-                <w:sz w:val="16"/>
-                <w:szCs w:val="16"/>
-              </w:rPr>
-              <w:t>Como Deportista, necesito participar en el chat grupal de una actividad en la que fui aprobado, para coordinarme con el organizador y los demás participantes.</w:t>
+            <w:tcMar>
+              <w:top w:w="60" w:type="dxa"/>
+              <w:left w:w="90" w:type="dxa"/>
+              <w:bottom w:w="60" w:type="dxa"/>
+              <w:right w:w="90" w:type="dxa"/>
+            </w:tcMar>
+            <w:vAlign w:val="center"/>
+          </w:tcPr>
+          <w:p>
+            <w:pPr>
+              <w:rPr>
+                <w:rFonts w:asciiTheme="minorHAnsi" w:hAnsiTheme="minorHAnsi" w:cstheme="minorHAnsi"/>
+                <w:color w:val="000000"/>
+                <w:sz w:val="16"/>
+                <w:szCs w:val="16"/>
+              </w:rPr>
+            </w:pPr>
+            <w:r>
+              <w:rPr>
+                <w:rFonts w:asciiTheme="minorHAnsi" w:hAnsiTheme="minorHAnsi" w:cstheme="minorHAnsi"/>
+                <w:color w:val="000000"/>
+                <w:sz w:val="16"/>
+                <w:szCs w:val="16"/>
+              </w:rPr>
+              <w:t>Como Deportista o representante de club, necesito contratar un plan y generar una suscripción pendiente de pago, para acceder a los beneficios adicionales que ofrece.</w:t>
             </w:r>
           </w:p>
         </w:tc>
@@ -6679,11 +6620,6 @@
           <w:p>
             <w:pPr>
               <w:jc w:val="center"/>
-              <w:rPr>
-                <w:rFonts w:asciiTheme="minorHAnsi" w:hAnsiTheme="minorHAnsi" w:cstheme="minorHAnsi"/>
-              </w:rPr>
-            </w:pPr>
-            <w:r>
               <w:rPr>
                 <w:rFonts w:asciiTheme="minorHAnsi" w:hAnsiTheme="minorHAnsi" w:cstheme="minorHAnsi"/>
                 <w:b/>
@@ -6692,256 +6628,8 @@
                 <w:sz w:val="14"/>
                 <w:szCs w:val="14"/>
               </w:rPr>
-              <w:t xml:space="preserve">Should have</w:t>
-            </w:r>
-          </w:p>
-        </w:tc>
-        <w:tc>
-          <w:tcPr>
-            <w:tcW w:w="700" w:type="dxa"/>
-            <w:tcMar>
-              <w:top w:w="60" w:type="dxa"/>
-              <w:left w:w="90" w:type="dxa"/>
-              <w:bottom w:w="60" w:type="dxa"/>
-              <w:right w:w="90" w:type="dxa"/>
-            </w:tcMar>
-            <w:vAlign w:val="center"/>
-          </w:tcPr>
-          <w:p>
-            <w:pPr>
-              <w:jc w:val="center"/>
-              <w:rPr>
-                <w:rFonts w:asciiTheme="minorHAnsi" w:hAnsiTheme="minorHAnsi" w:cstheme="minorHAnsi"/>
-              </w:rPr>
-            </w:pPr>
-            <w:r>
-              <w:rPr>
-                <w:rFonts w:asciiTheme="minorHAnsi" w:hAnsiTheme="minorHAnsi" w:cstheme="minorHAnsi"/>
-                <w:color w:val="000000"/>
-                <w:sz w:val="16"/>
-                <w:szCs w:val="16"/>
-              </w:rPr>
-              <w:t>5</w:t>
-            </w:r>
-          </w:p>
-        </w:tc>
-      </w:tr>
-      <w:tr>
-        <w:tblPrEx>
-          <w:tblCellMar>
-            <w:top w:w="0" w:type="dxa"/>
-            <w:bottom w:w="0" w:type="dxa"/>
-          </w:tblCellMar>
-        </w:tblPrEx>
-        <w:tc>
-          <w:tcPr>
-            <w:tcW w:w="750" w:type="dxa"/>
-            <w:shd w:val="clear" w:color="auto" w:fill="F5F6FA"/>
-            <w:tcMar>
-              <w:top w:w="60" w:type="dxa"/>
-              <w:left w:w="90" w:type="dxa"/>
-              <w:bottom w:w="60" w:type="dxa"/>
-              <w:right w:w="90" w:type="dxa"/>
-            </w:tcMar>
-            <w:vAlign w:val="center"/>
-          </w:tcPr>
-          <w:p>
-            <w:pPr>
-              <w:jc w:val="center"/>
-              <w:rPr>
-                <w:rFonts w:asciiTheme="minorHAnsi" w:hAnsiTheme="minorHAnsi" w:cstheme="minorHAnsi"/>
-              </w:rPr>
-            </w:pPr>
-            <w:r>
-              <w:rPr>
-                <w:rFonts w:asciiTheme="minorHAnsi" w:hAnsiTheme="minorHAnsi" w:cstheme="minorHAnsi"/>
-                <w:b/>
-                <w:bCs/>
-                <w:color w:val="000000"/>
-                <w:sz w:val="16"/>
-                <w:szCs w:val="16"/>
-              </w:rPr>
-              <w:t>HU-51</w:t>
-            </w:r>
-          </w:p>
-        </w:tc>
-        <w:tc>
-          <w:tcPr>
-            <w:tcW w:w="5100" w:type="dxa"/>
-            <w:shd w:val="clear" w:color="auto" w:fill="F5F6FA"/>
-            <w:tcMar>
-              <w:top w:w="60" w:type="dxa"/>
-              <w:left w:w="90" w:type="dxa"/>
-              <w:bottom w:w="60" w:type="dxa"/>
-              <w:right w:w="90" w:type="dxa"/>
-            </w:tcMar>
-            <w:vAlign w:val="center"/>
-          </w:tcPr>
-          <w:p>
-            <w:pPr>
-              <w:rPr>
-                <w:rFonts w:asciiTheme="minorHAnsi" w:hAnsiTheme="minorHAnsi" w:cstheme="minorHAnsi"/>
-              </w:rPr>
-            </w:pPr>
-            <w:r>
-              <w:rPr>
-                <w:rFonts w:asciiTheme="minorHAnsi" w:hAnsiTheme="minorHAnsi" w:cstheme="minorHAnsi"/>
-                <w:color w:val="000000"/>
-                <w:sz w:val="16"/>
-                <w:szCs w:val="16"/>
-              </w:rPr>
-              <w:t>Como Representante de club, necesito activar opcionalmente un chat grupal para una convocatoria, para coordinarme con los deportistas confirmados cuando lo necesite.</w:t>
-            </w:r>
-          </w:p>
-        </w:tc>
-        <w:tc>
-          <w:tcPr>
-            <w:tcW w:w="1900" w:type="dxa"/>
-            <w:shd w:val="clear" w:color="auto" w:fill="DCE6F1"/>
-            <w:tcMar>
-              <w:top w:w="60" w:type="dxa"/>
-              <w:left w:w="90" w:type="dxa"/>
-              <w:bottom w:w="60" w:type="dxa"/>
-              <w:right w:w="90" w:type="dxa"/>
-            </w:tcMar>
-            <w:vAlign w:val="center"/>
-          </w:tcPr>
-          <w:p>
-            <w:pPr>
-              <w:jc w:val="center"/>
-              <w:rPr>
-                <w:rFonts w:asciiTheme="minorHAnsi" w:hAnsiTheme="minorHAnsi" w:cstheme="minorHAnsi"/>
-              </w:rPr>
-            </w:pPr>
-            <w:r>
-              <w:rPr>
-                <w:rFonts w:asciiTheme="minorHAnsi" w:hAnsiTheme="minorHAnsi" w:cstheme="minorHAnsi"/>
-                <w:b/>
-                <w:bCs/>
-                <w:color w:val="1F4E79"/>
-                <w:sz w:val="14"/>
-                <w:szCs w:val="14"/>
-              </w:rPr>
-              <w:t xml:space="preserve">Could have</w:t>
-            </w:r>
-          </w:p>
-        </w:tc>
-        <w:tc>
-          <w:tcPr>
-            <w:tcW w:w="700" w:type="dxa"/>
-            <w:shd w:val="clear" w:color="auto" w:fill="F5F6FA"/>
-            <w:tcMar>
-              <w:top w:w="60" w:type="dxa"/>
-              <w:left w:w="90" w:type="dxa"/>
-              <w:bottom w:w="60" w:type="dxa"/>
-              <w:right w:w="90" w:type="dxa"/>
-            </w:tcMar>
-            <w:vAlign w:val="center"/>
-          </w:tcPr>
-          <w:p>
-            <w:pPr>
-              <w:jc w:val="center"/>
-              <w:rPr>
-                <w:rFonts w:asciiTheme="minorHAnsi" w:hAnsiTheme="minorHAnsi" w:cstheme="minorHAnsi"/>
-              </w:rPr>
-            </w:pPr>
-            <w:r>
-              <w:rPr>
-                <w:rFonts w:asciiTheme="minorHAnsi" w:hAnsiTheme="minorHAnsi" w:cstheme="minorHAnsi"/>
-                <w:color w:val="000000"/>
-                <w:sz w:val="16"/>
-                <w:szCs w:val="16"/>
-              </w:rPr>
-              <w:t>5</w:t>
-            </w:r>
-          </w:p>
-        </w:tc>
-      </w:tr>
-      <w:tr>
-        <w:tblPrEx>
-          <w:tblCellMar>
-            <w:top w:w="0" w:type="dxa"/>
-            <w:bottom w:w="0" w:type="dxa"/>
-          </w:tblCellMar>
-        </w:tblPrEx>
-        <w:tc>
-          <w:tcPr>
-            <w:tcW w:w="750" w:type="dxa"/>
-            <w:tcMar>
-              <w:top w:w="60" w:type="dxa"/>
-              <w:left w:w="90" w:type="dxa"/>
-              <w:bottom w:w="60" w:type="dxa"/>
-              <w:right w:w="90" w:type="dxa"/>
-            </w:tcMar>
-            <w:vAlign w:val="center"/>
-          </w:tcPr>
-          <w:p>
-            <w:pPr>
-              <w:jc w:val="center"/>
-              <w:rPr>
-                <w:rFonts w:asciiTheme="minorHAnsi" w:hAnsiTheme="minorHAnsi" w:cstheme="minorHAnsi"/>
-              </w:rPr>
-            </w:pPr>
-            <w:r>
-              <w:rPr>
-                <w:rFonts w:asciiTheme="minorHAnsi" w:hAnsiTheme="minorHAnsi" w:cstheme="minorHAnsi"/>
-                <w:b/>
-                <w:bCs/>
-                <w:color w:val="000000"/>
-                <w:sz w:val="16"/>
-                <w:szCs w:val="16"/>
-              </w:rPr>
-              <w:t>HU-52</w:t>
-            </w:r>
-          </w:p>
-        </w:tc>
-        <w:tc>
-          <w:tcPr>
-            <w:tcW w:w="5100" w:type="dxa"/>
-            <w:tcMar>
-              <w:top w:w="60" w:type="dxa"/>
-              <w:left w:w="90" w:type="dxa"/>
-              <w:bottom w:w="60" w:type="dxa"/>
-              <w:right w:w="90" w:type="dxa"/>
-            </w:tcMar>
-            <w:vAlign w:val="center"/>
-          </w:tcPr>
-          <w:p>
-            <w:pPr>
-              <w:rPr>
-                <w:rFonts w:asciiTheme="minorHAnsi" w:hAnsiTheme="minorHAnsi" w:cstheme="minorHAnsi"/>
-              </w:rPr>
-            </w:pPr>
-            <w:r>
-              <w:rPr>
-                <w:rFonts w:asciiTheme="minorHAnsi" w:hAnsiTheme="minorHAnsi" w:cstheme="minorHAnsi"/>
-                <w:color w:val="000000"/>
-                <w:sz w:val="16"/>
-                <w:szCs w:val="16"/>
-              </w:rPr>
-              <w:t>Como Usuario autenticado, necesito consultar el historial de mensajes de mis chats según mis permisos, para revisar conversaciones previas sin perder el contexto.</w:t>
-            </w:r>
-          </w:p>
-        </w:tc>
-        <w:tc>
-          <w:tcPr>
-            <w:tcW w:w="1900" w:type="dxa"/>
-            <w:shd w:val="clear" w:color="auto" w:fill="FDF2D0"/>
-            <w:tcMar>
-              <w:top w:w="60" w:type="dxa"/>
-              <w:left w:w="90" w:type="dxa"/>
-              <w:bottom w:w="60" w:type="dxa"/>
-              <w:right w:w="90" w:type="dxa"/>
-            </w:tcMar>
-            <w:vAlign w:val="center"/>
-          </w:tcPr>
-          <w:p>
-            <w:pPr>
-              <w:jc w:val="center"/>
-              <w:rPr>
-                <w:rFonts w:asciiTheme="minorHAnsi" w:hAnsiTheme="minorHAnsi" w:cstheme="minorHAnsi"/>
-              </w:rPr>
-            </w:pPr>
+            </w:pPr>
+            <w:proofErr w:type="spellStart"/>
             <w:r>
               <w:rPr>
                 <w:rFonts w:asciiTheme="minorHAnsi" w:hAnsiTheme="minorHAnsi" w:cstheme="minorHAnsi"/>
@@ -6951,8 +6639,33 @@
                 <w:sz w:val="14"/>
                 <w:szCs w:val="14"/>
               </w:rPr>
-              <w:t xml:space="preserve">Should have</w:t>
-            </w:r>
+              <w:t>Should</w:t>
+            </w:r>
+            <w:proofErr w:type="spellEnd"/>
+            <w:r>
+              <w:rPr>
+                <w:rFonts w:asciiTheme="minorHAnsi" w:hAnsiTheme="minorHAnsi" w:cstheme="minorHAnsi"/>
+                <w:b/>
+                <w:bCs/>
+                <w:color w:val="8A6D00"/>
+                <w:sz w:val="14"/>
+                <w:szCs w:val="14"/>
+              </w:rPr>
+              <w:t xml:space="preserve"> </w:t>
+            </w:r>
+            <w:proofErr w:type="spellStart"/>
+            <w:r>
+              <w:rPr>
+                <w:rFonts w:asciiTheme="minorHAnsi" w:hAnsiTheme="minorHAnsi" w:cstheme="minorHAnsi"/>
+                <w:b/>
+                <w:bCs/>
+                <w:color w:val="8A6D00"/>
+                <w:sz w:val="14"/>
+                <w:szCs w:val="14"/>
+              </w:rPr>
+              <w:t>have</w:t>
+            </w:r>
+            <w:proofErr w:type="spellEnd"/>
           </w:p>
         </w:tc>
         <w:tc>
@@ -6971,6 +6684,638 @@
               <w:jc w:val="center"/>
               <w:rPr>
                 <w:rFonts w:asciiTheme="minorHAnsi" w:hAnsiTheme="minorHAnsi" w:cstheme="minorHAnsi"/>
+                <w:color w:val="000000"/>
+                <w:sz w:val="16"/>
+                <w:szCs w:val="16"/>
+              </w:rPr>
+            </w:pPr>
+            <w:r>
+              <w:rPr>
+                <w:rFonts w:asciiTheme="minorHAnsi" w:hAnsiTheme="minorHAnsi" w:cstheme="minorHAnsi"/>
+                <w:color w:val="000000"/>
+                <w:sz w:val="16"/>
+                <w:szCs w:val="16"/>
+              </w:rPr>
+              <w:t>5</w:t>
+            </w:r>
+          </w:p>
+        </w:tc>
+      </w:tr>
+      <w:tr>
+        <w:tc>
+          <w:tcPr>
+            <w:tcW w:w="750" w:type="dxa"/>
+            <w:tcMar>
+              <w:top w:w="60" w:type="dxa"/>
+              <w:left w:w="90" w:type="dxa"/>
+              <w:bottom w:w="60" w:type="dxa"/>
+              <w:right w:w="90" w:type="dxa"/>
+            </w:tcMar>
+            <w:vAlign w:val="center"/>
+          </w:tcPr>
+          <w:p>
+            <w:pPr>
+              <w:jc w:val="center"/>
+              <w:rPr>
+                <w:rFonts w:asciiTheme="minorHAnsi" w:hAnsiTheme="minorHAnsi" w:cstheme="minorHAnsi"/>
+              </w:rPr>
+            </w:pPr>
+            <w:r>
+              <w:rPr>
+                <w:rFonts w:asciiTheme="minorHAnsi" w:hAnsiTheme="minorHAnsi" w:cstheme="minorHAnsi"/>
+                <w:b/>
+                <w:bCs/>
+                <w:color w:val="000000"/>
+                <w:sz w:val="16"/>
+                <w:szCs w:val="16"/>
+              </w:rPr>
+              <w:t>HU-52</w:t>
+            </w:r>
+          </w:p>
+        </w:tc>
+        <w:tc>
+          <w:tcPr>
+            <w:tcW w:w="5100" w:type="dxa"/>
+            <w:tcMar>
+              <w:top w:w="60" w:type="dxa"/>
+              <w:left w:w="90" w:type="dxa"/>
+              <w:bottom w:w="60" w:type="dxa"/>
+              <w:right w:w="90" w:type="dxa"/>
+            </w:tcMar>
+            <w:vAlign w:val="center"/>
+          </w:tcPr>
+          <w:p>
+            <w:pPr>
+              <w:rPr>
+                <w:rFonts w:asciiTheme="minorHAnsi" w:hAnsiTheme="minorHAnsi" w:cstheme="minorHAnsi"/>
+              </w:rPr>
+            </w:pPr>
+            <w:r>
+              <w:rPr>
+                <w:rFonts w:asciiTheme="minorHAnsi" w:hAnsiTheme="minorHAnsi" w:cstheme="minorHAnsi"/>
+                <w:color w:val="000000"/>
+                <w:sz w:val="16"/>
+                <w:szCs w:val="16"/>
+              </w:rPr>
+              <w:t>Como Usuario autenticado, necesito consultar el historial de mensajes de mis chats según mis permisos, para revisar conversaciones previas sin perder el contexto.</w:t>
+            </w:r>
+          </w:p>
+        </w:tc>
+        <w:tc>
+          <w:tcPr>
+            <w:tcW w:w="1900" w:type="dxa"/>
+            <w:shd w:val="clear" w:color="auto" w:fill="FDF2D0"/>
+            <w:tcMar>
+              <w:top w:w="60" w:type="dxa"/>
+              <w:left w:w="90" w:type="dxa"/>
+              <w:bottom w:w="60" w:type="dxa"/>
+              <w:right w:w="90" w:type="dxa"/>
+            </w:tcMar>
+            <w:vAlign w:val="center"/>
+          </w:tcPr>
+          <w:p>
+            <w:pPr>
+              <w:jc w:val="center"/>
+              <w:rPr>
+                <w:rFonts w:asciiTheme="minorHAnsi" w:hAnsiTheme="minorHAnsi" w:cstheme="minorHAnsi"/>
+              </w:rPr>
+            </w:pPr>
+            <w:r>
+              <w:rPr>
+                <w:rFonts w:asciiTheme="minorHAnsi" w:hAnsiTheme="minorHAnsi" w:cstheme="minorHAnsi"/>
+                <w:b/>
+                <w:bCs/>
+                <w:color w:val="8A6D00"/>
+                <w:sz w:val="14"/>
+                <w:szCs w:val="14"/>
+              </w:rPr>
+              <w:t>Should have</w:t>
+            </w:r>
+          </w:p>
+        </w:tc>
+        <w:tc>
+          <w:tcPr>
+            <w:tcW w:w="700" w:type="dxa"/>
+            <w:tcMar>
+              <w:top w:w="60" w:type="dxa"/>
+              <w:left w:w="90" w:type="dxa"/>
+              <w:bottom w:w="60" w:type="dxa"/>
+              <w:right w:w="90" w:type="dxa"/>
+            </w:tcMar>
+            <w:vAlign w:val="center"/>
+          </w:tcPr>
+          <w:p>
+            <w:pPr>
+              <w:jc w:val="center"/>
+              <w:rPr>
+                <w:rFonts w:asciiTheme="minorHAnsi" w:hAnsiTheme="minorHAnsi" w:cstheme="minorHAnsi"/>
+              </w:rPr>
+            </w:pPr>
+            <w:r>
+              <w:rPr>
+                <w:rFonts w:asciiTheme="minorHAnsi" w:hAnsiTheme="minorHAnsi" w:cstheme="minorHAnsi"/>
+                <w:color w:val="000000"/>
+                <w:sz w:val="16"/>
+                <w:szCs w:val="16"/>
+              </w:rPr>
+              <w:t>3</w:t>
+            </w:r>
+          </w:p>
+        </w:tc>
+      </w:tr>
+      <w:tr>
+        <w:tc>
+          <w:tcPr>
+            <w:tcW w:w="750" w:type="dxa"/>
+            <w:tcMar>
+              <w:top w:w="60" w:type="dxa"/>
+              <w:left w:w="90" w:type="dxa"/>
+              <w:bottom w:w="60" w:type="dxa"/>
+              <w:right w:w="90" w:type="dxa"/>
+            </w:tcMar>
+            <w:vAlign w:val="center"/>
+          </w:tcPr>
+          <w:p>
+            <w:pPr>
+              <w:jc w:val="center"/>
+              <w:rPr>
+                <w:rFonts w:asciiTheme="minorHAnsi" w:hAnsiTheme="minorHAnsi" w:cstheme="minorHAnsi"/>
+                <w:b/>
+                <w:bCs/>
+                <w:color w:val="000000"/>
+                <w:sz w:val="16"/>
+                <w:szCs w:val="16"/>
+              </w:rPr>
+            </w:pPr>
+            <w:r>
+              <w:rPr>
+                <w:rFonts w:asciiTheme="minorHAnsi" w:hAnsiTheme="minorHAnsi" w:cstheme="minorHAnsi"/>
+                <w:b/>
+                <w:bCs/>
+                <w:color w:val="000000"/>
+                <w:sz w:val="16"/>
+                <w:szCs w:val="16"/>
+              </w:rPr>
+              <w:t>HU-58</w:t>
+            </w:r>
+          </w:p>
+        </w:tc>
+        <w:tc>
+          <w:tcPr>
+            <w:tcW w:w="5100" w:type="dxa"/>
+            <w:tcMar>
+              <w:top w:w="60" w:type="dxa"/>
+              <w:left w:w="90" w:type="dxa"/>
+              <w:bottom w:w="60" w:type="dxa"/>
+              <w:right w:w="90" w:type="dxa"/>
+            </w:tcMar>
+            <w:vAlign w:val="center"/>
+          </w:tcPr>
+          <w:p>
+            <w:pPr>
+              <w:rPr>
+                <w:rFonts w:asciiTheme="minorHAnsi" w:hAnsiTheme="minorHAnsi" w:cstheme="minorHAnsi"/>
+                <w:color w:val="000000"/>
+                <w:sz w:val="16"/>
+                <w:szCs w:val="16"/>
+              </w:rPr>
+            </w:pPr>
+            <w:r>
+              <w:rPr>
+                <w:rFonts w:asciiTheme="minorHAnsi" w:hAnsiTheme="minorHAnsi" w:cstheme="minorHAnsi"/>
+                <w:sz w:val="16"/>
+                <w:szCs w:val="16"/>
+              </w:rPr>
+              <w:t>Como usuario en un chat deportivo, necesito compartir mi ubicación o imágenes del punto de encuentro, para facilitar la llegada y coordinación física de los eventos deportivos.</w:t>
+            </w:r>
+          </w:p>
+        </w:tc>
+        <w:tc>
+          <w:tcPr>
+            <w:tcW w:w="1900" w:type="dxa"/>
+            <w:shd w:val="clear" w:color="auto" w:fill="FDF2D0"/>
+            <w:tcMar>
+              <w:top w:w="60" w:type="dxa"/>
+              <w:left w:w="90" w:type="dxa"/>
+              <w:bottom w:w="60" w:type="dxa"/>
+              <w:right w:w="90" w:type="dxa"/>
+            </w:tcMar>
+            <w:vAlign w:val="center"/>
+          </w:tcPr>
+          <w:p>
+            <w:pPr>
+              <w:jc w:val="center"/>
+              <w:rPr>
+                <w:rFonts w:asciiTheme="minorHAnsi" w:hAnsiTheme="minorHAnsi" w:cstheme="minorHAnsi"/>
+                <w:b/>
+                <w:bCs/>
+                <w:color w:val="8A6D00"/>
+                <w:sz w:val="14"/>
+                <w:szCs w:val="14"/>
+              </w:rPr>
+            </w:pPr>
+            <w:proofErr w:type="spellStart"/>
+            <w:r>
+              <w:rPr>
+                <w:rFonts w:asciiTheme="minorHAnsi" w:hAnsiTheme="minorHAnsi" w:cstheme="minorHAnsi"/>
+                <w:b/>
+                <w:bCs/>
+                <w:color w:val="8A6D00"/>
+                <w:sz w:val="14"/>
+                <w:szCs w:val="14"/>
+              </w:rPr>
+              <w:t>Should</w:t>
+            </w:r>
+            <w:proofErr w:type="spellEnd"/>
+            <w:r>
+              <w:rPr>
+                <w:rFonts w:asciiTheme="minorHAnsi" w:hAnsiTheme="minorHAnsi" w:cstheme="minorHAnsi"/>
+                <w:b/>
+                <w:bCs/>
+                <w:color w:val="8A6D00"/>
+                <w:sz w:val="14"/>
+                <w:szCs w:val="14"/>
+              </w:rPr>
+              <w:t xml:space="preserve"> </w:t>
+            </w:r>
+            <w:proofErr w:type="spellStart"/>
+            <w:r>
+              <w:rPr>
+                <w:rFonts w:asciiTheme="minorHAnsi" w:hAnsiTheme="minorHAnsi" w:cstheme="minorHAnsi"/>
+                <w:b/>
+                <w:bCs/>
+                <w:color w:val="8A6D00"/>
+                <w:sz w:val="14"/>
+                <w:szCs w:val="14"/>
+              </w:rPr>
+              <w:t>have</w:t>
+            </w:r>
+            <w:proofErr w:type="spellEnd"/>
+          </w:p>
+        </w:tc>
+        <w:tc>
+          <w:tcPr>
+            <w:tcW w:w="700" w:type="dxa"/>
+            <w:tcMar>
+              <w:top w:w="60" w:type="dxa"/>
+              <w:left w:w="90" w:type="dxa"/>
+              <w:bottom w:w="60" w:type="dxa"/>
+              <w:right w:w="90" w:type="dxa"/>
+            </w:tcMar>
+            <w:vAlign w:val="center"/>
+          </w:tcPr>
+          <w:p>
+            <w:pPr>
+              <w:jc w:val="center"/>
+              <w:rPr>
+                <w:rFonts w:asciiTheme="minorHAnsi" w:hAnsiTheme="minorHAnsi" w:cstheme="minorHAnsi"/>
+                <w:color w:val="000000"/>
+                <w:sz w:val="16"/>
+                <w:szCs w:val="16"/>
+              </w:rPr>
+            </w:pPr>
+            <w:r>
+              <w:rPr>
+                <w:rFonts w:asciiTheme="minorHAnsi" w:hAnsiTheme="minorHAnsi" w:cstheme="minorHAnsi"/>
+                <w:color w:val="000000"/>
+                <w:sz w:val="16"/>
+                <w:szCs w:val="16"/>
+              </w:rPr>
+              <w:t>5</w:t>
+            </w:r>
+          </w:p>
+        </w:tc>
+      </w:tr>
+      <w:tr>
+        <w:tc>
+          <w:tcPr>
+            <w:tcW w:w="750" w:type="dxa"/>
+            <w:tcMar>
+              <w:top w:w="60" w:type="dxa"/>
+              <w:left w:w="90" w:type="dxa"/>
+              <w:bottom w:w="60" w:type="dxa"/>
+              <w:right w:w="90" w:type="dxa"/>
+            </w:tcMar>
+            <w:vAlign w:val="center"/>
+          </w:tcPr>
+          <w:p>
+            <w:pPr>
+              <w:jc w:val="center"/>
+              <w:rPr>
+                <w:rFonts w:asciiTheme="minorHAnsi" w:hAnsiTheme="minorHAnsi" w:cstheme="minorHAnsi"/>
+                <w:b/>
+                <w:bCs/>
+                <w:color w:val="000000"/>
+                <w:sz w:val="16"/>
+                <w:szCs w:val="16"/>
+              </w:rPr>
+            </w:pPr>
+            <w:r>
+              <w:rPr>
+                <w:rFonts w:asciiTheme="minorHAnsi" w:hAnsiTheme="minorHAnsi" w:cstheme="minorHAnsi"/>
+                <w:b/>
+                <w:bCs/>
+                <w:color w:val="000000"/>
+                <w:sz w:val="16"/>
+                <w:szCs w:val="16"/>
+              </w:rPr>
+              <w:t>HU-59</w:t>
+            </w:r>
+          </w:p>
+        </w:tc>
+        <w:tc>
+          <w:tcPr>
+            <w:tcW w:w="5100" w:type="dxa"/>
+            <w:tcMar>
+              <w:top w:w="60" w:type="dxa"/>
+              <w:left w:w="90" w:type="dxa"/>
+              <w:bottom w:w="60" w:type="dxa"/>
+              <w:right w:w="90" w:type="dxa"/>
+            </w:tcMar>
+            <w:vAlign w:val="center"/>
+          </w:tcPr>
+          <w:p>
+            <w:pPr>
+              <w:rPr>
+                <w:rFonts w:asciiTheme="minorHAnsi" w:hAnsiTheme="minorHAnsi" w:cstheme="minorHAnsi"/>
+                <w:color w:val="000000"/>
+                <w:sz w:val="16"/>
+                <w:szCs w:val="16"/>
+              </w:rPr>
+            </w:pPr>
+            <w:r>
+              <w:rPr>
+                <w:rFonts w:asciiTheme="minorHAnsi" w:hAnsiTheme="minorHAnsi" w:cstheme="minorHAnsi"/>
+                <w:sz w:val="16"/>
+                <w:szCs w:val="16"/>
+              </w:rPr>
+              <w:t>Como usuario de la plataforma, necesito poder silenciar notificaciones de un chat o bloquear a un usuario específico, para evitar molestias o interacciones no deseadas.</w:t>
+            </w:r>
+          </w:p>
+        </w:tc>
+        <w:tc>
+          <w:tcPr>
+            <w:tcW w:w="1900" w:type="dxa"/>
+            <w:shd w:val="clear" w:color="auto" w:fill="FDF2D0"/>
+            <w:tcMar>
+              <w:top w:w="60" w:type="dxa"/>
+              <w:left w:w="90" w:type="dxa"/>
+              <w:bottom w:w="60" w:type="dxa"/>
+              <w:right w:w="90" w:type="dxa"/>
+            </w:tcMar>
+            <w:vAlign w:val="center"/>
+          </w:tcPr>
+          <w:p>
+            <w:pPr>
+              <w:jc w:val="center"/>
+              <w:rPr>
+                <w:rFonts w:asciiTheme="minorHAnsi" w:hAnsiTheme="minorHAnsi" w:cstheme="minorHAnsi"/>
+                <w:b/>
+                <w:bCs/>
+                <w:color w:val="8A6D00"/>
+                <w:sz w:val="14"/>
+                <w:szCs w:val="14"/>
+              </w:rPr>
+            </w:pPr>
+            <w:proofErr w:type="spellStart"/>
+            <w:r>
+              <w:rPr>
+                <w:rFonts w:asciiTheme="minorHAnsi" w:hAnsiTheme="minorHAnsi" w:cstheme="minorHAnsi"/>
+                <w:b/>
+                <w:bCs/>
+                <w:color w:val="8A6D00"/>
+                <w:sz w:val="14"/>
+                <w:szCs w:val="14"/>
+              </w:rPr>
+              <w:t>Should</w:t>
+            </w:r>
+            <w:proofErr w:type="spellEnd"/>
+            <w:r>
+              <w:rPr>
+                <w:rFonts w:asciiTheme="minorHAnsi" w:hAnsiTheme="minorHAnsi" w:cstheme="minorHAnsi"/>
+                <w:b/>
+                <w:bCs/>
+                <w:color w:val="8A6D00"/>
+                <w:sz w:val="14"/>
+                <w:szCs w:val="14"/>
+              </w:rPr>
+              <w:t xml:space="preserve"> </w:t>
+            </w:r>
+            <w:proofErr w:type="spellStart"/>
+            <w:r>
+              <w:rPr>
+                <w:rFonts w:asciiTheme="minorHAnsi" w:hAnsiTheme="minorHAnsi" w:cstheme="minorHAnsi"/>
+                <w:b/>
+                <w:bCs/>
+                <w:color w:val="8A6D00"/>
+                <w:sz w:val="14"/>
+                <w:szCs w:val="14"/>
+              </w:rPr>
+              <w:t>have</w:t>
+            </w:r>
+            <w:proofErr w:type="spellEnd"/>
+          </w:p>
+        </w:tc>
+        <w:tc>
+          <w:tcPr>
+            <w:tcW w:w="700" w:type="dxa"/>
+            <w:tcMar>
+              <w:top w:w="60" w:type="dxa"/>
+              <w:left w:w="90" w:type="dxa"/>
+              <w:bottom w:w="60" w:type="dxa"/>
+              <w:right w:w="90" w:type="dxa"/>
+            </w:tcMar>
+            <w:vAlign w:val="center"/>
+          </w:tcPr>
+          <w:p>
+            <w:pPr>
+              <w:jc w:val="center"/>
+              <w:rPr>
+                <w:rFonts w:asciiTheme="minorHAnsi" w:hAnsiTheme="minorHAnsi" w:cstheme="minorHAnsi"/>
+                <w:color w:val="000000"/>
+                <w:sz w:val="16"/>
+                <w:szCs w:val="16"/>
+              </w:rPr>
+            </w:pPr>
+            <w:r>
+              <w:rPr>
+                <w:rFonts w:asciiTheme="minorHAnsi" w:hAnsiTheme="minorHAnsi" w:cstheme="minorHAnsi"/>
+                <w:color w:val="000000"/>
+                <w:sz w:val="16"/>
+                <w:szCs w:val="16"/>
+              </w:rPr>
+              <w:t>5</w:t>
+            </w:r>
+          </w:p>
+        </w:tc>
+      </w:tr>
+      <w:tr>
+        <w:tc>
+          <w:tcPr>
+            <w:tcW w:w="750" w:type="dxa"/>
+            <w:tcMar>
+              <w:top w:w="60" w:type="dxa"/>
+              <w:left w:w="90" w:type="dxa"/>
+              <w:bottom w:w="60" w:type="dxa"/>
+              <w:right w:w="90" w:type="dxa"/>
+            </w:tcMar>
+            <w:vAlign w:val="center"/>
+          </w:tcPr>
+          <w:p>
+            <w:pPr>
+              <w:jc w:val="center"/>
+              <w:rPr>
+                <w:rFonts w:asciiTheme="minorHAnsi" w:hAnsiTheme="minorHAnsi" w:cstheme="minorHAnsi"/>
+                <w:b/>
+                <w:bCs/>
+                <w:color w:val="000000"/>
+                <w:sz w:val="16"/>
+                <w:szCs w:val="16"/>
+              </w:rPr>
+            </w:pPr>
+            <w:r>
+              <w:rPr>
+                <w:rFonts w:asciiTheme="minorHAnsi" w:hAnsiTheme="minorHAnsi" w:cstheme="minorHAnsi"/>
+                <w:b/>
+                <w:bCs/>
+                <w:color w:val="000000"/>
+                <w:sz w:val="16"/>
+                <w:szCs w:val="16"/>
+              </w:rPr>
+              <w:t>HU-60</w:t>
+            </w:r>
+          </w:p>
+        </w:tc>
+        <w:tc>
+          <w:tcPr>
+            <w:tcW w:w="5100" w:type="dxa"/>
+            <w:tcMar>
+              <w:top w:w="60" w:type="dxa"/>
+              <w:left w:w="90" w:type="dxa"/>
+              <w:bottom w:w="60" w:type="dxa"/>
+              <w:right w:w="90" w:type="dxa"/>
+            </w:tcMar>
+            <w:vAlign w:val="center"/>
+          </w:tcPr>
+          <w:p>
+            <w:pPr>
+              <w:rPr>
+                <w:rFonts w:asciiTheme="minorHAnsi" w:hAnsiTheme="minorHAnsi" w:cstheme="minorHAnsi"/>
+                <w:color w:val="000000"/>
+                <w:sz w:val="16"/>
+                <w:szCs w:val="16"/>
+              </w:rPr>
+            </w:pPr>
+            <w:r>
+              <w:rPr>
+                <w:rFonts w:asciiTheme="minorHAnsi" w:hAnsiTheme="minorHAnsi" w:cstheme="minorHAnsi"/>
+                <w:sz w:val="16"/>
+                <w:szCs w:val="16"/>
+              </w:rPr>
+              <w:t xml:space="preserve">Como deportista, necesito recibir notificaciones </w:t>
+            </w:r>
+            <w:proofErr w:type="spellStart"/>
+            <w:r>
+              <w:rPr>
+                <w:rFonts w:asciiTheme="minorHAnsi" w:hAnsiTheme="minorHAnsi" w:cstheme="minorHAnsi"/>
+                <w:sz w:val="16"/>
+                <w:szCs w:val="16"/>
+              </w:rPr>
+              <w:t>push</w:t>
+            </w:r>
+            <w:proofErr w:type="spellEnd"/>
+            <w:r>
+              <w:rPr>
+                <w:rFonts w:asciiTheme="minorHAnsi" w:hAnsiTheme="minorHAnsi" w:cstheme="minorHAnsi"/>
+                <w:sz w:val="16"/>
+                <w:szCs w:val="16"/>
+              </w:rPr>
+              <w:t xml:space="preserve"> y avisos en tiempo real cuando me escriban en un chat, para responder oportunamente a las coordinaciones.</w:t>
+            </w:r>
+          </w:p>
+        </w:tc>
+        <w:tc>
+          <w:tcPr>
+            <w:tcW w:w="1900" w:type="dxa"/>
+            <w:shd w:val="clear" w:color="auto" w:fill="FDF2D0"/>
+            <w:tcMar>
+              <w:top w:w="60" w:type="dxa"/>
+              <w:left w:w="90" w:type="dxa"/>
+              <w:bottom w:w="60" w:type="dxa"/>
+              <w:right w:w="90" w:type="dxa"/>
+            </w:tcMar>
+            <w:vAlign w:val="center"/>
+          </w:tcPr>
+          <w:p>
+            <w:pPr>
+              <w:jc w:val="center"/>
+              <w:rPr>
+                <w:rFonts w:asciiTheme="minorHAnsi" w:hAnsiTheme="minorHAnsi" w:cstheme="minorHAnsi"/>
+                <w:b/>
+                <w:bCs/>
+                <w:color w:val="8A6D00"/>
+                <w:sz w:val="14"/>
+                <w:szCs w:val="14"/>
+              </w:rPr>
+            </w:pPr>
+            <w:proofErr w:type="spellStart"/>
+            <w:r>
+              <w:rPr>
+                <w:rFonts w:asciiTheme="minorHAnsi" w:hAnsiTheme="minorHAnsi" w:cstheme="minorHAnsi"/>
+                <w:b/>
+                <w:bCs/>
+                <w:color w:val="8A6D00"/>
+                <w:sz w:val="14"/>
+                <w:szCs w:val="14"/>
+              </w:rPr>
+              <w:t>Should</w:t>
+            </w:r>
+            <w:proofErr w:type="spellEnd"/>
+            <w:r>
+              <w:rPr>
+                <w:rFonts w:asciiTheme="minorHAnsi" w:hAnsiTheme="minorHAnsi" w:cstheme="minorHAnsi"/>
+                <w:b/>
+                <w:bCs/>
+                <w:color w:val="8A6D00"/>
+                <w:sz w:val="14"/>
+                <w:szCs w:val="14"/>
+              </w:rPr>
+              <w:t xml:space="preserve"> </w:t>
+            </w:r>
+            <w:proofErr w:type="spellStart"/>
+            <w:r>
+              <w:rPr>
+                <w:rFonts w:asciiTheme="minorHAnsi" w:hAnsiTheme="minorHAnsi" w:cstheme="minorHAnsi"/>
+                <w:b/>
+                <w:bCs/>
+                <w:color w:val="8A6D00"/>
+                <w:sz w:val="14"/>
+                <w:szCs w:val="14"/>
+              </w:rPr>
+              <w:t>have</w:t>
+            </w:r>
+            <w:proofErr w:type="spellEnd"/>
+          </w:p>
+        </w:tc>
+        <w:tc>
+          <w:tcPr>
+            <w:tcW w:w="700" w:type="dxa"/>
+            <w:tcMar>
+              <w:top w:w="60" w:type="dxa"/>
+              <w:left w:w="90" w:type="dxa"/>
+              <w:bottom w:w="60" w:type="dxa"/>
+              <w:right w:w="90" w:type="dxa"/>
+            </w:tcMar>
+            <w:vAlign w:val="center"/>
+          </w:tcPr>
+          <w:p>
+            <w:pPr>
+              <w:jc w:val="center"/>
+              <w:rPr>
+                <w:rFonts w:asciiTheme="minorHAnsi" w:hAnsiTheme="minorHAnsi" w:cstheme="minorHAnsi"/>
+                <w:color w:val="000000"/>
+                <w:sz w:val="16"/>
+                <w:szCs w:val="16"/>
               </w:rPr>
             </w:pPr>
             <w:r>
@@ -7014,7 +7359,7 @@
           <w:sz w:val="27"/>
           <w:szCs w:val="27"/>
         </w:rPr>
-        <w:t xml:space="preserve">Sprint 6</w:t>
+        <w:t>Sprint 6</w:t>
       </w:r>
     </w:p>
     <w:p>
@@ -7073,7 +7418,7 @@
           <w:sz w:val="17"/>
           <w:szCs w:val="17"/>
         </w:rPr>
-        <w:t xml:space="preserve">7 historias  ·  31 story points</w:t>
+        <w:t>7 historias  ·  31 story points</w:t>
       </w:r>
     </w:p>
     <w:tbl>
@@ -7100,12 +7445,6 @@
         <w:gridCol w:w="700"/>
       </w:tblGrid>
       <w:tr>
-        <w:tblPrEx>
-          <w:tblCellMar>
-            <w:top w:w="0" w:type="dxa"/>
-            <w:bottom w:w="0" w:type="dxa"/>
-          </w:tblCellMar>
-        </w:tblPrEx>
         <w:trPr>
           <w:tblHeader/>
         </w:trPr>
@@ -7238,12 +7577,6 @@
         </w:tc>
       </w:tr>
       <w:tr>
-        <w:tblPrEx>
-          <w:tblCellMar>
-            <w:top w:w="0" w:type="dxa"/>
-            <w:bottom w:w="0" w:type="dxa"/>
-          </w:tblCellMar>
-        </w:tblPrEx>
         <w:tc>
           <w:tcPr>
             <w:tcW w:w="750" w:type="dxa"/>
@@ -7271,8 +7604,7 @@
                 <w:sz w:val="16"/>
                 <w:szCs w:val="16"/>
               </w:rPr>
-              <w:lastRenderedPageBreak/>
-              <w:t xml:space="preserve">HU-41</w:t>
+              <w:t>HU-45</w:t>
             </w:r>
           </w:p>
         </w:tc>
@@ -7300,7 +7632,7 @@
                 <w:sz w:val="16"/>
                 <w:szCs w:val="16"/>
               </w:rPr>
-              <w:t xml:space="preserve">Como Deportista o representante de club, necesito consultar el catálogo de planes disponibles, para conocer los beneficios adicionales ofrecidos por la plataforma.</w:t>
+              <w:t>Como Administrador de plataforma, necesito revisar cuentas y clubes registrados en la plataforma, para controlar el uso general de SportMatch.</w:t>
             </w:r>
           </w:p>
         </w:tc>
@@ -7332,7 +7664,7 @@
                 <w:sz w:val="14"/>
                 <w:szCs w:val="14"/>
               </w:rPr>
-              <w:t xml:space="preserve">Should have</w:t>
+              <w:t>Should have</w:t>
             </w:r>
           </w:p>
         </w:tc>
@@ -7361,18 +7693,12 @@
                 <w:sz w:val="16"/>
                 <w:szCs w:val="16"/>
               </w:rPr>
-              <w:t xml:space="preserve">3</w:t>
+              <w:t>5</w:t>
             </w:r>
           </w:p>
         </w:tc>
       </w:tr>
       <w:tr>
-        <w:tblPrEx>
-          <w:tblCellMar>
-            <w:top w:w="0" w:type="dxa"/>
-            <w:bottom w:w="0" w:type="dxa"/>
-          </w:tblCellMar>
-        </w:tblPrEx>
         <w:tc>
           <w:tcPr>
             <w:tcW w:w="750" w:type="dxa"/>
@@ -7401,7 +7727,7 @@
                 <w:sz w:val="16"/>
                 <w:szCs w:val="16"/>
               </w:rPr>
-              <w:t xml:space="preserve">HU-42</w:t>
+              <w:t>HU-46</w:t>
             </w:r>
           </w:p>
         </w:tc>
@@ -7430,7 +7756,7 @@
                 <w:sz w:val="16"/>
                 <w:szCs w:val="16"/>
               </w:rPr>
-              <w:t xml:space="preserve">Como Deportista o representante de club, necesito contratar un plan y generar una suscripción pendiente de pago, para acceder a los beneficios adicionales que ofrece.</w:t>
+              <w:t>Como Usuario autenticado, necesito reportar una cuenta, club o contenido inapropiado, para alertar al administrador sobre una incidencia.</w:t>
             </w:r>
           </w:p>
         </w:tc>
@@ -7462,7 +7788,7 @@
                 <w:sz w:val="14"/>
                 <w:szCs w:val="14"/>
               </w:rPr>
-              <w:t xml:space="preserve">Should have</w:t>
+              <w:t>Should have</w:t>
             </w:r>
           </w:p>
         </w:tc>
@@ -7492,18 +7818,12 @@
                 <w:sz w:val="16"/>
                 <w:szCs w:val="16"/>
               </w:rPr>
-              <w:t xml:space="preserve">5</w:t>
+              <w:t>5</w:t>
             </w:r>
           </w:p>
         </w:tc>
       </w:tr>
       <w:tr>
-        <w:tblPrEx>
-          <w:tblCellMar>
-            <w:top w:w="0" w:type="dxa"/>
-            <w:bottom w:w="0" w:type="dxa"/>
-          </w:tblCellMar>
-        </w:tblPrEx>
         <w:tc>
           <w:tcPr>
             <w:tcW w:w="750" w:type="dxa"/>
@@ -7531,8 +7851,7 @@
                 <w:sz w:val="16"/>
                 <w:szCs w:val="16"/>
               </w:rPr>
-              <w:lastRenderedPageBreak/>
-              <w:t xml:space="preserve">HU-45</w:t>
+              <w:t>HU-47</w:t>
             </w:r>
           </w:p>
         </w:tc>
@@ -7560,7 +7879,7 @@
                 <w:sz w:val="16"/>
                 <w:szCs w:val="16"/>
               </w:rPr>
-              <w:t xml:space="preserve">Como Administrador de plataforma, necesito revisar cuentas y clubes registrados en la plataforma, para controlar el uso general de SportMatch.</w:t>
+              <w:t>Como Administrador de plataforma, necesito revisar los reportes recibidos y aplicar restricciones o suspensiones, para resolver incidencias y mantener la calidad de la comunidad.</w:t>
             </w:r>
           </w:p>
         </w:tc>
@@ -7592,7 +7911,7 @@
                 <w:sz w:val="14"/>
                 <w:szCs w:val="14"/>
               </w:rPr>
-              <w:t xml:space="preserve">Should have</w:t>
+              <w:t>Should have</w:t>
             </w:r>
           </w:p>
         </w:tc>
@@ -7621,18 +7940,12 @@
                 <w:sz w:val="16"/>
                 <w:szCs w:val="16"/>
               </w:rPr>
-              <w:t xml:space="preserve">5</w:t>
+              <w:t>5</w:t>
             </w:r>
           </w:p>
         </w:tc>
       </w:tr>
       <w:tr>
-        <w:tblPrEx>
-          <w:tblCellMar>
-            <w:top w:w="0" w:type="dxa"/>
-            <w:bottom w:w="0" w:type="dxa"/>
-          </w:tblCellMar>
-        </w:tblPrEx>
         <w:tc>
           <w:tcPr>
             <w:tcW w:w="750" w:type="dxa"/>
@@ -7661,7 +7974,8 @@
                 <w:sz w:val="16"/>
                 <w:szCs w:val="16"/>
               </w:rPr>
-              <w:t xml:space="preserve">HU-46</w:t>
+              <w:lastRenderedPageBreak/>
+              <w:t>HU-48</w:t>
             </w:r>
           </w:p>
         </w:tc>
@@ -7690,7 +8004,7 @@
                 <w:sz w:val="16"/>
                 <w:szCs w:val="16"/>
               </w:rPr>
-              <w:t xml:space="preserve">Como Usuario autenticado, necesito reportar una cuenta, club o contenido inapropiado, para alertar al administrador sobre una incidencia.</w:t>
+              <w:t>Como Sistema, necesito registrar cada acción administrativa realizada, para mantener trazabilidad de las decisiones del administrador.</w:t>
             </w:r>
           </w:p>
         </w:tc>
@@ -7722,7 +8036,7 @@
                 <w:sz w:val="14"/>
                 <w:szCs w:val="14"/>
               </w:rPr>
-              <w:t xml:space="preserve">Should have</w:t>
+              <w:t>Should have</w:t>
             </w:r>
           </w:p>
         </w:tc>
@@ -7752,75 +8066,78 @@
                 <w:sz w:val="16"/>
                 <w:szCs w:val="16"/>
               </w:rPr>
-              <w:t xml:space="preserve">5</w:t>
+              <w:t>3</w:t>
             </w:r>
           </w:p>
         </w:tc>
       </w:tr>
       <w:tr>
-        <w:tblPrEx>
-          <w:tblCellMar>
-            <w:top w:w="0" w:type="dxa"/>
-            <w:bottom w:w="0" w:type="dxa"/>
-          </w:tblCellMar>
-        </w:tblPrEx>
         <w:tc>
           <w:tcPr>
             <w:tcW w:w="750" w:type="dxa"/>
-            <w:tcMar>
-              <w:top w:w="60" w:type="dxa"/>
-              <w:left w:w="90" w:type="dxa"/>
-              <w:bottom w:w="60" w:type="dxa"/>
-              <w:right w:w="90" w:type="dxa"/>
-            </w:tcMar>
-            <w:vAlign w:val="center"/>
-          </w:tcPr>
-          <w:p>
-            <w:pPr>
-              <w:jc w:val="center"/>
-              <w:rPr>
-                <w:rFonts w:asciiTheme="minorHAnsi" w:hAnsiTheme="minorHAnsi" w:cstheme="minorHAnsi"/>
-              </w:rPr>
-            </w:pPr>
-            <w:r>
-              <w:rPr>
-                <w:rFonts w:asciiTheme="minorHAnsi" w:hAnsiTheme="minorHAnsi" w:cstheme="minorHAnsi"/>
-                <w:b/>
-                <w:bCs/>
-                <w:color w:val="000000"/>
-                <w:sz w:val="16"/>
-                <w:szCs w:val="16"/>
-              </w:rPr>
-              <w:lastRenderedPageBreak/>
-              <w:t xml:space="preserve">HU-47</w:t>
+            <w:shd w:val="clear" w:color="auto" w:fill="F5F6FA"/>
+            <w:tcMar>
+              <w:top w:w="60" w:type="dxa"/>
+              <w:left w:w="90" w:type="dxa"/>
+              <w:bottom w:w="60" w:type="dxa"/>
+              <w:right w:w="90" w:type="dxa"/>
+            </w:tcMar>
+            <w:vAlign w:val="center"/>
+          </w:tcPr>
+          <w:p>
+            <w:pPr>
+              <w:jc w:val="center"/>
+              <w:rPr>
+                <w:rFonts w:asciiTheme="minorHAnsi" w:hAnsiTheme="minorHAnsi" w:cstheme="minorHAnsi"/>
+                <w:b/>
+                <w:bCs/>
+                <w:color w:val="000000"/>
+                <w:sz w:val="16"/>
+                <w:szCs w:val="16"/>
+              </w:rPr>
+            </w:pPr>
+            <w:r>
+              <w:rPr>
+                <w:rFonts w:asciiTheme="minorHAnsi" w:hAnsiTheme="minorHAnsi" w:cstheme="minorHAnsi"/>
+                <w:b/>
+                <w:bCs/>
+                <w:color w:val="000000"/>
+                <w:sz w:val="16"/>
+                <w:szCs w:val="16"/>
+              </w:rPr>
+              <w:t>HU-49</w:t>
             </w:r>
           </w:p>
         </w:tc>
         <w:tc>
           <w:tcPr>
             <w:tcW w:w="5100" w:type="dxa"/>
-            <w:tcMar>
-              <w:top w:w="60" w:type="dxa"/>
-              <w:left w:w="90" w:type="dxa"/>
-              <w:bottom w:w="60" w:type="dxa"/>
-              <w:right w:w="90" w:type="dxa"/>
-            </w:tcMar>
-            <w:vAlign w:val="center"/>
-          </w:tcPr>
-          <w:p>
-            <w:pPr>
-              <w:rPr>
-                <w:rFonts w:asciiTheme="minorHAnsi" w:hAnsiTheme="minorHAnsi" w:cstheme="minorHAnsi"/>
-              </w:rPr>
-            </w:pPr>
-            <w:r>
-              <w:rPr>
-                <w:rFonts w:asciiTheme="minorHAnsi" w:hAnsiTheme="minorHAnsi" w:cstheme="minorHAnsi"/>
-                <w:color w:val="000000"/>
-                <w:sz w:val="16"/>
-                <w:szCs w:val="16"/>
-              </w:rPr>
-              <w:t xml:space="preserve">Como Administrador de plataforma, necesito revisar los reportes recibidos y aplicar restricciones o suspensiones, para resolver incidencias y mantener la calidad de la comunidad.</w:t>
+            <w:shd w:val="clear" w:color="auto" w:fill="F5F6FA"/>
+            <w:tcMar>
+              <w:top w:w="60" w:type="dxa"/>
+              <w:left w:w="90" w:type="dxa"/>
+              <w:bottom w:w="60" w:type="dxa"/>
+              <w:right w:w="90" w:type="dxa"/>
+            </w:tcMar>
+            <w:vAlign w:val="center"/>
+          </w:tcPr>
+          <w:p>
+            <w:pPr>
+              <w:rPr>
+                <w:rFonts w:asciiTheme="minorHAnsi" w:hAnsiTheme="minorHAnsi" w:cstheme="minorHAnsi"/>
+                <w:color w:val="000000"/>
+                <w:sz w:val="16"/>
+                <w:szCs w:val="16"/>
+              </w:rPr>
+            </w:pPr>
+            <w:r>
+              <w:rPr>
+                <w:rFonts w:asciiTheme="minorHAnsi" w:hAnsiTheme="minorHAnsi" w:cstheme="minorHAnsi"/>
+                <w:color w:val="000000"/>
+                <w:sz w:val="16"/>
+                <w:szCs w:val="16"/>
+              </w:rPr>
+              <w:t>Como Deportista, necesito chatear en privado con un match confirmado, para coordinar los detalles para entrenar juntos.</w:t>
             </w:r>
           </w:p>
         </w:tc>
@@ -7839,11 +8156,6 @@
           <w:p>
             <w:pPr>
               <w:jc w:val="center"/>
-              <w:rPr>
-                <w:rFonts w:asciiTheme="minorHAnsi" w:hAnsiTheme="minorHAnsi" w:cstheme="minorHAnsi"/>
-              </w:rPr>
-            </w:pPr>
-            <w:r>
               <w:rPr>
                 <w:rFonts w:asciiTheme="minorHAnsi" w:hAnsiTheme="minorHAnsi" w:cstheme="minorHAnsi"/>
                 <w:b/>
@@ -7852,127 +8164,8 @@
                 <w:sz w:val="14"/>
                 <w:szCs w:val="14"/>
               </w:rPr>
-              <w:t xml:space="preserve">Should have</w:t>
-            </w:r>
-          </w:p>
-        </w:tc>
-        <w:tc>
-          <w:tcPr>
-            <w:tcW w:w="700" w:type="dxa"/>
-            <w:tcMar>
-              <w:top w:w="60" w:type="dxa"/>
-              <w:left w:w="90" w:type="dxa"/>
-              <w:bottom w:w="60" w:type="dxa"/>
-              <w:right w:w="90" w:type="dxa"/>
-            </w:tcMar>
-            <w:vAlign w:val="center"/>
-          </w:tcPr>
-          <w:p>
-            <w:pPr>
-              <w:jc w:val="center"/>
-              <w:rPr>
-                <w:rFonts w:asciiTheme="minorHAnsi" w:hAnsiTheme="minorHAnsi" w:cstheme="minorHAnsi"/>
-              </w:rPr>
-            </w:pPr>
-            <w:r>
-              <w:rPr>
-                <w:rFonts w:asciiTheme="minorHAnsi" w:hAnsiTheme="minorHAnsi" w:cstheme="minorHAnsi"/>
-                <w:color w:val="000000"/>
-                <w:sz w:val="16"/>
-                <w:szCs w:val="16"/>
-              </w:rPr>
-              <w:t xml:space="preserve">5</w:t>
-            </w:r>
-          </w:p>
-        </w:tc>
-      </w:tr>
-      <w:tr>
-        <w:tblPrEx>
-          <w:tblCellMar>
-            <w:top w:w="0" w:type="dxa"/>
-            <w:bottom w:w="0" w:type="dxa"/>
-          </w:tblCellMar>
-        </w:tblPrEx>
-        <w:tc>
-          <w:tcPr>
-            <w:tcW w:w="750" w:type="dxa"/>
-            <w:shd w:val="clear" w:color="auto" w:fill="F5F6FA"/>
-            <w:tcMar>
-              <w:top w:w="60" w:type="dxa"/>
-              <w:left w:w="90" w:type="dxa"/>
-              <w:bottom w:w="60" w:type="dxa"/>
-              <w:right w:w="90" w:type="dxa"/>
-            </w:tcMar>
-            <w:vAlign w:val="center"/>
-          </w:tcPr>
-          <w:p>
-            <w:pPr>
-              <w:jc w:val="center"/>
-              <w:rPr>
-                <w:rFonts w:asciiTheme="minorHAnsi" w:hAnsiTheme="minorHAnsi" w:cstheme="minorHAnsi"/>
-              </w:rPr>
-            </w:pPr>
-            <w:r>
-              <w:rPr>
-                <w:rFonts w:asciiTheme="minorHAnsi" w:hAnsiTheme="minorHAnsi" w:cstheme="minorHAnsi"/>
-                <w:b/>
-                <w:bCs/>
-                <w:color w:val="000000"/>
-                <w:sz w:val="16"/>
-                <w:szCs w:val="16"/>
-              </w:rPr>
-              <w:t xml:space="preserve">HU-48</w:t>
-            </w:r>
-          </w:p>
-        </w:tc>
-        <w:tc>
-          <w:tcPr>
-            <w:tcW w:w="5100" w:type="dxa"/>
-            <w:shd w:val="clear" w:color="auto" w:fill="F5F6FA"/>
-            <w:tcMar>
-              <w:top w:w="60" w:type="dxa"/>
-              <w:left w:w="90" w:type="dxa"/>
-              <w:bottom w:w="60" w:type="dxa"/>
-              <w:right w:w="90" w:type="dxa"/>
-            </w:tcMar>
-            <w:vAlign w:val="center"/>
-          </w:tcPr>
-          <w:p>
-            <w:pPr>
-              <w:rPr>
-                <w:rFonts w:asciiTheme="minorHAnsi" w:hAnsiTheme="minorHAnsi" w:cstheme="minorHAnsi"/>
-              </w:rPr>
-            </w:pPr>
-            <w:r>
-              <w:rPr>
-                <w:rFonts w:asciiTheme="minorHAnsi" w:hAnsiTheme="minorHAnsi" w:cstheme="minorHAnsi"/>
-                <w:color w:val="000000"/>
-                <w:sz w:val="16"/>
-                <w:szCs w:val="16"/>
-              </w:rPr>
-              <w:t xml:space="preserve">Como Sistema, necesito registrar cada acción administrativa realizada, para mantener trazabilidad de las decisiones del administrador.</w:t>
-            </w:r>
-          </w:p>
-        </w:tc>
-        <w:tc>
-          <w:tcPr>
-            <w:tcW w:w="1900" w:type="dxa"/>
-            <w:shd w:val="clear" w:color="auto" w:fill="FDF2D0"/>
-            <w:tcMar>
-              <w:top w:w="60" w:type="dxa"/>
-              <w:left w:w="90" w:type="dxa"/>
-              <w:bottom w:w="60" w:type="dxa"/>
-              <w:right w:w="90" w:type="dxa"/>
-            </w:tcMar>
-            <w:vAlign w:val="center"/>
-          </w:tcPr>
-          <w:p>
-            <w:pPr>
-              <w:jc w:val="center"/>
-              <w:rPr>
-                <w:rFonts w:asciiTheme="minorHAnsi" w:hAnsiTheme="minorHAnsi" w:cstheme="minorHAnsi"/>
-              </w:rPr>
-            </w:pPr>
+            </w:pPr>
+            <w:proofErr w:type="spellStart"/>
             <w:r>
               <w:rPr>
                 <w:rFonts w:asciiTheme="minorHAnsi" w:hAnsiTheme="minorHAnsi" w:cstheme="minorHAnsi"/>
@@ -7982,127 +8175,9 @@
                 <w:sz w:val="14"/>
                 <w:szCs w:val="14"/>
               </w:rPr>
-              <w:t xml:space="preserve">Should have</w:t>
-            </w:r>
-          </w:p>
-        </w:tc>
-        <w:tc>
-          <w:tcPr>
-            <w:tcW w:w="700" w:type="dxa"/>
-            <w:shd w:val="clear" w:color="auto" w:fill="F5F6FA"/>
-            <w:tcMar>
-              <w:top w:w="60" w:type="dxa"/>
-              <w:left w:w="90" w:type="dxa"/>
-              <w:bottom w:w="60" w:type="dxa"/>
-              <w:right w:w="90" w:type="dxa"/>
-            </w:tcMar>
-            <w:vAlign w:val="center"/>
-          </w:tcPr>
-          <w:p>
-            <w:pPr>
-              <w:jc w:val="center"/>
-              <w:rPr>
-                <w:rFonts w:asciiTheme="minorHAnsi" w:hAnsiTheme="minorHAnsi" w:cstheme="minorHAnsi"/>
-              </w:rPr>
-            </w:pPr>
-            <w:r>
-              <w:rPr>
-                <w:rFonts w:asciiTheme="minorHAnsi" w:hAnsiTheme="minorHAnsi" w:cstheme="minorHAnsi"/>
-                <w:color w:val="000000"/>
-                <w:sz w:val="16"/>
-                <w:szCs w:val="16"/>
-              </w:rPr>
-              <w:t xml:space="preserve">3</w:t>
-            </w:r>
-          </w:p>
-        </w:tc>
-      </w:tr>
-      <w:tr>
-        <w:tblPrEx>
-          <w:tblCellMar>
-            <w:top w:w="0" w:type="dxa"/>
-            <w:bottom w:w="0" w:type="dxa"/>
-          </w:tblCellMar>
-        </w:tblPrEx>
-        <w:tc>
-          <w:tcPr>
-            <w:tcW w:w="750" w:type="dxa"/>
-            <w:tcMar>
-              <w:top w:w="60" w:type="dxa"/>
-              <w:left w:w="90" w:type="dxa"/>
-              <w:bottom w:w="60" w:type="dxa"/>
-              <w:right w:w="90" w:type="dxa"/>
-            </w:tcMar>
-            <w:vAlign w:val="center"/>
-          </w:tcPr>
-          <w:p>
-            <w:pPr>
-              <w:jc w:val="center"/>
-              <w:rPr>
-                <w:rFonts w:asciiTheme="minorHAnsi" w:hAnsiTheme="minorHAnsi" w:cstheme="minorHAnsi"/>
-              </w:rPr>
-            </w:pPr>
-            <w:r>
-              <w:rPr>
-                <w:rFonts w:asciiTheme="minorHAnsi" w:hAnsiTheme="minorHAnsi" w:cstheme="minorHAnsi"/>
-                <w:b/>
-                <w:bCs/>
-                <w:color w:val="000000"/>
-                <w:sz w:val="16"/>
-                <w:szCs w:val="16"/>
-              </w:rPr>
-              <w:lastRenderedPageBreak/>
-              <w:t xml:space="preserve">HU-56</w:t>
-            </w:r>
-          </w:p>
-        </w:tc>
-        <w:tc>
-          <w:tcPr>
-            <w:tcW w:w="5100" w:type="dxa"/>
-            <w:tcMar>
-              <w:top w:w="60" w:type="dxa"/>
-              <w:left w:w="90" w:type="dxa"/>
-              <w:bottom w:w="60" w:type="dxa"/>
-              <w:right w:w="90" w:type="dxa"/>
-            </w:tcMar>
-            <w:vAlign w:val="center"/>
-          </w:tcPr>
-          <w:p>
-            <w:pPr>
-              <w:rPr>
-                <w:rFonts w:asciiTheme="minorHAnsi" w:hAnsiTheme="minorHAnsi" w:cstheme="minorHAnsi"/>
-              </w:rPr>
-            </w:pPr>
-            <w:r>
-              <w:rPr>
-                <w:rFonts w:asciiTheme="minorHAnsi" w:hAnsiTheme="minorHAnsi" w:cstheme="minorHAnsi"/>
-                <w:color w:val="000000"/>
-                <w:sz w:val="16"/>
-                <w:szCs w:val="16"/>
-              </w:rPr>
-              <w:t xml:space="preserve">Como Administrador de plataforma, necesito gestionar los planes y convenios disponibles, para mantener actualizada la oferta de SportMatch.</w:t>
-            </w:r>
-          </w:p>
-        </w:tc>
-        <w:tc>
-          <w:tcPr>
-            <w:tcW w:w="1900" w:type="dxa"/>
-            <w:shd w:val="clear" w:color="auto" w:fill="FDF2D0"/>
-            <w:tcMar>
-              <w:top w:w="60" w:type="dxa"/>
-              <w:left w:w="90" w:type="dxa"/>
-              <w:bottom w:w="60" w:type="dxa"/>
-              <w:right w:w="90" w:type="dxa"/>
-            </w:tcMar>
-            <w:vAlign w:val="center"/>
-          </w:tcPr>
-          <w:p>
-            <w:pPr>
-              <w:jc w:val="center"/>
-              <w:rPr>
-                <w:rFonts w:asciiTheme="minorHAnsi" w:hAnsiTheme="minorHAnsi" w:cstheme="minorHAnsi"/>
-              </w:rPr>
-            </w:pPr>
+              <w:t>Should</w:t>
+            </w:r>
+            <w:proofErr w:type="spellEnd"/>
             <w:r>
               <w:rPr>
                 <w:rFonts w:asciiTheme="minorHAnsi" w:hAnsiTheme="minorHAnsi" w:cstheme="minorHAnsi"/>
@@ -8112,36 +8187,509 @@
                 <w:sz w:val="14"/>
                 <w:szCs w:val="14"/>
               </w:rPr>
-              <w:t xml:space="preserve">Should have</w:t>
-            </w:r>
+              <w:t xml:space="preserve"> </w:t>
+            </w:r>
+            <w:proofErr w:type="spellStart"/>
+            <w:r>
+              <w:rPr>
+                <w:rFonts w:asciiTheme="minorHAnsi" w:hAnsiTheme="minorHAnsi" w:cstheme="minorHAnsi"/>
+                <w:b/>
+                <w:bCs/>
+                <w:color w:val="8A6D00"/>
+                <w:sz w:val="14"/>
+                <w:szCs w:val="14"/>
+              </w:rPr>
+              <w:t>have</w:t>
+            </w:r>
+            <w:proofErr w:type="spellEnd"/>
           </w:p>
         </w:tc>
         <w:tc>
           <w:tcPr>
             <w:tcW w:w="700" w:type="dxa"/>
-            <w:tcMar>
-              <w:top w:w="60" w:type="dxa"/>
-              <w:left w:w="90" w:type="dxa"/>
-              <w:bottom w:w="60" w:type="dxa"/>
-              <w:right w:w="90" w:type="dxa"/>
-            </w:tcMar>
-            <w:vAlign w:val="center"/>
-          </w:tcPr>
-          <w:p>
-            <w:pPr>
-              <w:jc w:val="center"/>
-              <w:rPr>
-                <w:rFonts w:asciiTheme="minorHAnsi" w:hAnsiTheme="minorHAnsi" w:cstheme="minorHAnsi"/>
-              </w:rPr>
-            </w:pPr>
-            <w:r>
-              <w:rPr>
-                <w:rFonts w:asciiTheme="minorHAnsi" w:hAnsiTheme="minorHAnsi" w:cstheme="minorHAnsi"/>
-                <w:color w:val="000000"/>
-                <w:sz w:val="16"/>
-                <w:szCs w:val="16"/>
-              </w:rPr>
-              <w:t xml:space="preserve">5</w:t>
+            <w:shd w:val="clear" w:color="auto" w:fill="F5F6FA"/>
+            <w:tcMar>
+              <w:top w:w="60" w:type="dxa"/>
+              <w:left w:w="90" w:type="dxa"/>
+              <w:bottom w:w="60" w:type="dxa"/>
+              <w:right w:w="90" w:type="dxa"/>
+            </w:tcMar>
+            <w:vAlign w:val="center"/>
+          </w:tcPr>
+          <w:p>
+            <w:pPr>
+              <w:jc w:val="center"/>
+              <w:rPr>
+                <w:rFonts w:asciiTheme="minorHAnsi" w:hAnsiTheme="minorHAnsi" w:cstheme="minorHAnsi"/>
+                <w:color w:val="000000"/>
+                <w:sz w:val="16"/>
+                <w:szCs w:val="16"/>
+              </w:rPr>
+            </w:pPr>
+            <w:r>
+              <w:rPr>
+                <w:rFonts w:asciiTheme="minorHAnsi" w:hAnsiTheme="minorHAnsi" w:cstheme="minorHAnsi"/>
+                <w:color w:val="000000"/>
+                <w:sz w:val="16"/>
+                <w:szCs w:val="16"/>
+              </w:rPr>
+              <w:t>8</w:t>
+            </w:r>
+          </w:p>
+        </w:tc>
+      </w:tr>
+      <w:tr>
+        <w:tc>
+          <w:tcPr>
+            <w:tcW w:w="750" w:type="dxa"/>
+            <w:shd w:val="clear" w:color="auto" w:fill="F5F6FA"/>
+            <w:tcMar>
+              <w:top w:w="60" w:type="dxa"/>
+              <w:left w:w="90" w:type="dxa"/>
+              <w:bottom w:w="60" w:type="dxa"/>
+              <w:right w:w="90" w:type="dxa"/>
+            </w:tcMar>
+            <w:vAlign w:val="center"/>
+          </w:tcPr>
+          <w:p>
+            <w:pPr>
+              <w:jc w:val="center"/>
+              <w:rPr>
+                <w:rFonts w:asciiTheme="minorHAnsi" w:hAnsiTheme="minorHAnsi" w:cstheme="minorHAnsi"/>
+                <w:b/>
+                <w:bCs/>
+                <w:color w:val="000000"/>
+                <w:sz w:val="16"/>
+                <w:szCs w:val="16"/>
+              </w:rPr>
+            </w:pPr>
+            <w:r>
+              <w:rPr>
+                <w:rFonts w:asciiTheme="minorHAnsi" w:hAnsiTheme="minorHAnsi" w:cstheme="minorHAnsi"/>
+                <w:b/>
+                <w:bCs/>
+                <w:color w:val="000000"/>
+                <w:sz w:val="16"/>
+                <w:szCs w:val="16"/>
+              </w:rPr>
+              <w:t>HU-50</w:t>
+            </w:r>
+          </w:p>
+        </w:tc>
+        <w:tc>
+          <w:tcPr>
+            <w:tcW w:w="5100" w:type="dxa"/>
+            <w:shd w:val="clear" w:color="auto" w:fill="F5F6FA"/>
+            <w:tcMar>
+              <w:top w:w="60" w:type="dxa"/>
+              <w:left w:w="90" w:type="dxa"/>
+              <w:bottom w:w="60" w:type="dxa"/>
+              <w:right w:w="90" w:type="dxa"/>
+            </w:tcMar>
+            <w:vAlign w:val="center"/>
+          </w:tcPr>
+          <w:p>
+            <w:pPr>
+              <w:rPr>
+                <w:rFonts w:asciiTheme="minorHAnsi" w:hAnsiTheme="minorHAnsi" w:cstheme="minorHAnsi"/>
+                <w:color w:val="000000"/>
+                <w:sz w:val="16"/>
+                <w:szCs w:val="16"/>
+              </w:rPr>
+            </w:pPr>
+            <w:r>
+              <w:rPr>
+                <w:rFonts w:asciiTheme="minorHAnsi" w:hAnsiTheme="minorHAnsi" w:cstheme="minorHAnsi"/>
+                <w:color w:val="000000"/>
+                <w:sz w:val="16"/>
+                <w:szCs w:val="16"/>
+              </w:rPr>
+              <w:t>Como Deportista, necesito participar en el chat grupal de una actividad en la que fui aprobado, para coordinarme con el organizador y los demás participantes.</w:t>
+            </w:r>
+          </w:p>
+        </w:tc>
+        <w:tc>
+          <w:tcPr>
+            <w:tcW w:w="1900" w:type="dxa"/>
+            <w:shd w:val="clear" w:color="auto" w:fill="FDF2D0"/>
+            <w:tcMar>
+              <w:top w:w="60" w:type="dxa"/>
+              <w:left w:w="90" w:type="dxa"/>
+              <w:bottom w:w="60" w:type="dxa"/>
+              <w:right w:w="90" w:type="dxa"/>
+            </w:tcMar>
+            <w:vAlign w:val="center"/>
+          </w:tcPr>
+          <w:p>
+            <w:pPr>
+              <w:jc w:val="center"/>
+              <w:rPr>
+                <w:rFonts w:asciiTheme="minorHAnsi" w:hAnsiTheme="minorHAnsi" w:cstheme="minorHAnsi"/>
+                <w:b/>
+                <w:bCs/>
+                <w:color w:val="8A6D00"/>
+                <w:sz w:val="14"/>
+                <w:szCs w:val="14"/>
+              </w:rPr>
+            </w:pPr>
+            <w:proofErr w:type="spellStart"/>
+            <w:r>
+              <w:rPr>
+                <w:rFonts w:asciiTheme="minorHAnsi" w:hAnsiTheme="minorHAnsi" w:cstheme="minorHAnsi"/>
+                <w:b/>
+                <w:bCs/>
+                <w:color w:val="8A6D00"/>
+                <w:sz w:val="14"/>
+                <w:szCs w:val="14"/>
+              </w:rPr>
+              <w:t>Should</w:t>
+            </w:r>
+            <w:proofErr w:type="spellEnd"/>
+            <w:r>
+              <w:rPr>
+                <w:rFonts w:asciiTheme="minorHAnsi" w:hAnsiTheme="minorHAnsi" w:cstheme="minorHAnsi"/>
+                <w:b/>
+                <w:bCs/>
+                <w:color w:val="8A6D00"/>
+                <w:sz w:val="14"/>
+                <w:szCs w:val="14"/>
+              </w:rPr>
+              <w:t xml:space="preserve"> </w:t>
+            </w:r>
+            <w:proofErr w:type="spellStart"/>
+            <w:r>
+              <w:rPr>
+                <w:rFonts w:asciiTheme="minorHAnsi" w:hAnsiTheme="minorHAnsi" w:cstheme="minorHAnsi"/>
+                <w:b/>
+                <w:bCs/>
+                <w:color w:val="8A6D00"/>
+                <w:sz w:val="14"/>
+                <w:szCs w:val="14"/>
+              </w:rPr>
+              <w:t>have</w:t>
+            </w:r>
+            <w:proofErr w:type="spellEnd"/>
+          </w:p>
+        </w:tc>
+        <w:tc>
+          <w:tcPr>
+            <w:tcW w:w="700" w:type="dxa"/>
+            <w:shd w:val="clear" w:color="auto" w:fill="F5F6FA"/>
+            <w:tcMar>
+              <w:top w:w="60" w:type="dxa"/>
+              <w:left w:w="90" w:type="dxa"/>
+              <w:bottom w:w="60" w:type="dxa"/>
+              <w:right w:w="90" w:type="dxa"/>
+            </w:tcMar>
+            <w:vAlign w:val="center"/>
+          </w:tcPr>
+          <w:p>
+            <w:pPr>
+              <w:jc w:val="center"/>
+              <w:rPr>
+                <w:rFonts w:asciiTheme="minorHAnsi" w:hAnsiTheme="minorHAnsi" w:cstheme="minorHAnsi"/>
+                <w:color w:val="000000"/>
+                <w:sz w:val="16"/>
+                <w:szCs w:val="16"/>
+              </w:rPr>
+            </w:pPr>
+            <w:r>
+              <w:rPr>
+                <w:rFonts w:asciiTheme="minorHAnsi" w:hAnsiTheme="minorHAnsi" w:cstheme="minorHAnsi"/>
+                <w:color w:val="000000"/>
+                <w:sz w:val="16"/>
+                <w:szCs w:val="16"/>
+              </w:rPr>
+              <w:t>5</w:t>
+            </w:r>
+          </w:p>
+        </w:tc>
+      </w:tr>
+      <w:tr>
+        <w:tc>
+          <w:tcPr>
+            <w:tcW w:w="750" w:type="dxa"/>
+            <w:shd w:val="clear" w:color="auto" w:fill="F5F6FA"/>
+            <w:tcMar>
+              <w:top w:w="60" w:type="dxa"/>
+              <w:left w:w="90" w:type="dxa"/>
+              <w:bottom w:w="60" w:type="dxa"/>
+              <w:right w:w="90" w:type="dxa"/>
+            </w:tcMar>
+            <w:vAlign w:val="center"/>
+          </w:tcPr>
+          <w:p>
+            <w:pPr>
+              <w:jc w:val="center"/>
+              <w:rPr>
+                <w:rFonts w:asciiTheme="minorHAnsi" w:hAnsiTheme="minorHAnsi" w:cstheme="minorHAnsi"/>
+                <w:b/>
+                <w:bCs/>
+                <w:color w:val="000000"/>
+                <w:sz w:val="16"/>
+                <w:szCs w:val="16"/>
+              </w:rPr>
+            </w:pPr>
+            <w:r>
+              <w:rPr>
+                <w:rFonts w:asciiTheme="minorHAnsi" w:hAnsiTheme="minorHAnsi" w:cstheme="minorHAnsi"/>
+                <w:b/>
+                <w:bCs/>
+                <w:color w:val="000000"/>
+                <w:sz w:val="16"/>
+                <w:szCs w:val="16"/>
+              </w:rPr>
+              <w:t>HU-51</w:t>
+            </w:r>
+          </w:p>
+        </w:tc>
+        <w:tc>
+          <w:tcPr>
+            <w:tcW w:w="5100" w:type="dxa"/>
+            <w:shd w:val="clear" w:color="auto" w:fill="F5F6FA"/>
+            <w:tcMar>
+              <w:top w:w="60" w:type="dxa"/>
+              <w:left w:w="90" w:type="dxa"/>
+              <w:bottom w:w="60" w:type="dxa"/>
+              <w:right w:w="90" w:type="dxa"/>
+            </w:tcMar>
+            <w:vAlign w:val="center"/>
+          </w:tcPr>
+          <w:p>
+            <w:pPr>
+              <w:rPr>
+                <w:rFonts w:asciiTheme="minorHAnsi" w:hAnsiTheme="minorHAnsi" w:cstheme="minorHAnsi"/>
+                <w:color w:val="000000"/>
+                <w:sz w:val="16"/>
+                <w:szCs w:val="16"/>
+              </w:rPr>
+            </w:pPr>
+            <w:r>
+              <w:rPr>
+                <w:rFonts w:asciiTheme="minorHAnsi" w:hAnsiTheme="minorHAnsi" w:cstheme="minorHAnsi"/>
+                <w:color w:val="000000"/>
+                <w:sz w:val="16"/>
+                <w:szCs w:val="16"/>
+              </w:rPr>
+              <w:t>Como Representante de club, necesito activar opcionalmente un chat grupal para una convocatoria, para coordinarme con los deportistas confirmados cuando lo necesite.</w:t>
+            </w:r>
+          </w:p>
+        </w:tc>
+        <w:tc>
+          <w:tcPr>
+            <w:tcW w:w="1900" w:type="dxa"/>
+            <w:shd w:val="clear" w:color="auto" w:fill="FDF2D0"/>
+            <w:tcMar>
+              <w:top w:w="60" w:type="dxa"/>
+              <w:left w:w="90" w:type="dxa"/>
+              <w:bottom w:w="60" w:type="dxa"/>
+              <w:right w:w="90" w:type="dxa"/>
+            </w:tcMar>
+            <w:vAlign w:val="center"/>
+          </w:tcPr>
+          <w:p>
+            <w:pPr>
+              <w:jc w:val="center"/>
+              <w:rPr>
+                <w:rFonts w:asciiTheme="minorHAnsi" w:hAnsiTheme="minorHAnsi" w:cstheme="minorHAnsi"/>
+                <w:b/>
+                <w:bCs/>
+                <w:color w:val="8A6D00"/>
+                <w:sz w:val="14"/>
+                <w:szCs w:val="14"/>
+              </w:rPr>
+            </w:pPr>
+            <w:proofErr w:type="spellStart"/>
+            <w:r>
+              <w:rPr>
+                <w:rFonts w:asciiTheme="minorHAnsi" w:hAnsiTheme="minorHAnsi" w:cstheme="minorHAnsi"/>
+                <w:b/>
+                <w:bCs/>
+                <w:color w:val="8A6D00"/>
+                <w:sz w:val="14"/>
+                <w:szCs w:val="14"/>
+              </w:rPr>
+              <w:t>Should</w:t>
+            </w:r>
+            <w:proofErr w:type="spellEnd"/>
+            <w:r>
+              <w:rPr>
+                <w:rFonts w:asciiTheme="minorHAnsi" w:hAnsiTheme="minorHAnsi" w:cstheme="minorHAnsi"/>
+                <w:b/>
+                <w:bCs/>
+                <w:color w:val="8A6D00"/>
+                <w:sz w:val="14"/>
+                <w:szCs w:val="14"/>
+              </w:rPr>
+              <w:t xml:space="preserve"> </w:t>
+            </w:r>
+            <w:proofErr w:type="spellStart"/>
+            <w:r>
+              <w:rPr>
+                <w:rFonts w:asciiTheme="minorHAnsi" w:hAnsiTheme="minorHAnsi" w:cstheme="minorHAnsi"/>
+                <w:b/>
+                <w:bCs/>
+                <w:color w:val="8A6D00"/>
+                <w:sz w:val="14"/>
+                <w:szCs w:val="14"/>
+              </w:rPr>
+              <w:t>have</w:t>
+            </w:r>
+            <w:proofErr w:type="spellEnd"/>
+          </w:p>
+        </w:tc>
+        <w:tc>
+          <w:tcPr>
+            <w:tcW w:w="700" w:type="dxa"/>
+            <w:shd w:val="clear" w:color="auto" w:fill="F5F6FA"/>
+            <w:tcMar>
+              <w:top w:w="60" w:type="dxa"/>
+              <w:left w:w="90" w:type="dxa"/>
+              <w:bottom w:w="60" w:type="dxa"/>
+              <w:right w:w="90" w:type="dxa"/>
+            </w:tcMar>
+            <w:vAlign w:val="center"/>
+          </w:tcPr>
+          <w:p>
+            <w:pPr>
+              <w:jc w:val="center"/>
+              <w:rPr>
+                <w:rFonts w:asciiTheme="minorHAnsi" w:hAnsiTheme="minorHAnsi" w:cstheme="minorHAnsi"/>
+                <w:color w:val="000000"/>
+                <w:sz w:val="16"/>
+                <w:szCs w:val="16"/>
+              </w:rPr>
+            </w:pPr>
+            <w:r>
+              <w:rPr>
+                <w:rFonts w:asciiTheme="minorHAnsi" w:hAnsiTheme="minorHAnsi" w:cstheme="minorHAnsi"/>
+                <w:color w:val="000000"/>
+                <w:sz w:val="16"/>
+                <w:szCs w:val="16"/>
+              </w:rPr>
+              <w:t>5</w:t>
+            </w:r>
+          </w:p>
+        </w:tc>
+      </w:tr>
+      <w:tr>
+        <w:tc>
+          <w:tcPr>
+            <w:tcW w:w="750" w:type="dxa"/>
+            <w:tcMar>
+              <w:top w:w="60" w:type="dxa"/>
+              <w:left w:w="90" w:type="dxa"/>
+              <w:bottom w:w="60" w:type="dxa"/>
+              <w:right w:w="90" w:type="dxa"/>
+            </w:tcMar>
+            <w:vAlign w:val="center"/>
+          </w:tcPr>
+          <w:p>
+            <w:pPr>
+              <w:jc w:val="center"/>
+              <w:rPr>
+                <w:rFonts w:asciiTheme="minorHAnsi" w:hAnsiTheme="minorHAnsi" w:cstheme="minorHAnsi"/>
+              </w:rPr>
+            </w:pPr>
+            <w:r>
+              <w:rPr>
+                <w:rFonts w:asciiTheme="minorHAnsi" w:hAnsiTheme="minorHAnsi" w:cstheme="minorHAnsi"/>
+                <w:b/>
+                <w:bCs/>
+                <w:color w:val="000000"/>
+                <w:sz w:val="16"/>
+                <w:szCs w:val="16"/>
+              </w:rPr>
+              <w:t>HU-56</w:t>
+            </w:r>
+          </w:p>
+        </w:tc>
+        <w:tc>
+          <w:tcPr>
+            <w:tcW w:w="5100" w:type="dxa"/>
+            <w:tcMar>
+              <w:top w:w="60" w:type="dxa"/>
+              <w:left w:w="90" w:type="dxa"/>
+              <w:bottom w:w="60" w:type="dxa"/>
+              <w:right w:w="90" w:type="dxa"/>
+            </w:tcMar>
+            <w:vAlign w:val="center"/>
+          </w:tcPr>
+          <w:p>
+            <w:pPr>
+              <w:rPr>
+                <w:rFonts w:asciiTheme="minorHAnsi" w:hAnsiTheme="minorHAnsi" w:cstheme="minorHAnsi"/>
+              </w:rPr>
+            </w:pPr>
+            <w:r>
+              <w:rPr>
+                <w:rFonts w:asciiTheme="minorHAnsi" w:hAnsiTheme="minorHAnsi" w:cstheme="minorHAnsi"/>
+                <w:color w:val="000000"/>
+                <w:sz w:val="16"/>
+                <w:szCs w:val="16"/>
+              </w:rPr>
+              <w:t>Como Administrador de plataforma, necesito gestionar los planes y convenios disponibles, para mantener actualizada la oferta de SportMatch.</w:t>
+            </w:r>
+          </w:p>
+        </w:tc>
+        <w:tc>
+          <w:tcPr>
+            <w:tcW w:w="1900" w:type="dxa"/>
+            <w:shd w:val="clear" w:color="auto" w:fill="FDF2D0"/>
+            <w:tcMar>
+              <w:top w:w="60" w:type="dxa"/>
+              <w:left w:w="90" w:type="dxa"/>
+              <w:bottom w:w="60" w:type="dxa"/>
+              <w:right w:w="90" w:type="dxa"/>
+            </w:tcMar>
+            <w:vAlign w:val="center"/>
+          </w:tcPr>
+          <w:p>
+            <w:pPr>
+              <w:jc w:val="center"/>
+              <w:rPr>
+                <w:rFonts w:asciiTheme="minorHAnsi" w:hAnsiTheme="minorHAnsi" w:cstheme="minorHAnsi"/>
+              </w:rPr>
+            </w:pPr>
+            <w:r>
+              <w:rPr>
+                <w:rFonts w:asciiTheme="minorHAnsi" w:hAnsiTheme="minorHAnsi" w:cstheme="minorHAnsi"/>
+                <w:b/>
+                <w:bCs/>
+                <w:color w:val="8A6D00"/>
+                <w:sz w:val="14"/>
+                <w:szCs w:val="14"/>
+              </w:rPr>
+              <w:t>Should have</w:t>
+            </w:r>
+          </w:p>
+        </w:tc>
+        <w:tc>
+          <w:tcPr>
+            <w:tcW w:w="700" w:type="dxa"/>
+            <w:tcMar>
+              <w:top w:w="60" w:type="dxa"/>
+              <w:left w:w="90" w:type="dxa"/>
+              <w:bottom w:w="60" w:type="dxa"/>
+              <w:right w:w="90" w:type="dxa"/>
+            </w:tcMar>
+            <w:vAlign w:val="center"/>
+          </w:tcPr>
+          <w:p>
+            <w:pPr>
+              <w:jc w:val="center"/>
+              <w:rPr>
+                <w:rFonts w:asciiTheme="minorHAnsi" w:hAnsiTheme="minorHAnsi" w:cstheme="minorHAnsi"/>
+              </w:rPr>
+            </w:pPr>
+            <w:r>
+              <w:rPr>
+                <w:rFonts w:asciiTheme="minorHAnsi" w:hAnsiTheme="minorHAnsi" w:cstheme="minorHAnsi"/>
+                <w:color w:val="000000"/>
+                <w:sz w:val="16"/>
+                <w:szCs w:val="16"/>
+              </w:rPr>
+              <w:t>5</w:t>
             </w:r>
           </w:p>
         </w:tc>
@@ -8175,7 +8723,7 @@
           <w:sz w:val="27"/>
           <w:szCs w:val="27"/>
         </w:rPr>
-        <w:t xml:space="preserve">Sprint 7</w:t>
+        <w:t>Sprint 7</w:t>
       </w:r>
     </w:p>
     <w:p>
@@ -8234,7 +8782,7 @@
           <w:sz w:val="17"/>
           <w:szCs w:val="17"/>
         </w:rPr>
-        <w:t xml:space="preserve">6 historias  ·  25 story points</w:t>
+        <w:t>6 historias  ·  25 story points</w:t>
       </w:r>
     </w:p>
     <w:tbl>
@@ -8261,12 +8809,6 @@
         <w:gridCol w:w="700"/>
       </w:tblGrid>
       <w:tr>
-        <w:tblPrEx>
-          <w:tblCellMar>
-            <w:top w:w="0" w:type="dxa"/>
-            <w:bottom w:w="0" w:type="dxa"/>
-          </w:tblCellMar>
-        </w:tblPrEx>
         <w:trPr>
           <w:tblHeader/>
         </w:trPr>
@@ -8399,12 +8941,6 @@
         </w:tc>
       </w:tr>
       <w:tr>
-        <w:tblPrEx>
-          <w:tblCellMar>
-            <w:top w:w="0" w:type="dxa"/>
-            <w:bottom w:w="0" w:type="dxa"/>
-          </w:tblCellMar>
-        </w:tblPrEx>
         <w:tc>
           <w:tcPr>
             <w:tcW w:w="750" w:type="dxa"/>
@@ -8432,8 +8968,7 @@
                 <w:sz w:val="16"/>
                 <w:szCs w:val="16"/>
               </w:rPr>
-              <w:lastRenderedPageBreak/>
-              <w:t xml:space="preserve">HU-43</w:t>
+              <w:t>HU-43</w:t>
             </w:r>
           </w:p>
         </w:tc>
@@ -8461,7 +8996,7 @@
                 <w:sz w:val="16"/>
                 <w:szCs w:val="16"/>
               </w:rPr>
-              <w:t xml:space="preserve">Como Deportista o representante de club, necesito pagar un plan contratado mediante Webpay Plus, para completar la contratación de forma segura.</w:t>
+              <w:t>Como Deportista o representante de club, necesito pagar un plan contratado mediante Webpay Plus, para completar la contratación de forma segura.</w:t>
             </w:r>
           </w:p>
         </w:tc>
@@ -8493,7 +9028,7 @@
                 <w:sz w:val="14"/>
                 <w:szCs w:val="14"/>
               </w:rPr>
-              <w:t xml:space="preserve">Should have</w:t>
+              <w:t>Should have</w:t>
             </w:r>
           </w:p>
         </w:tc>
@@ -8522,18 +9057,12 @@
                 <w:sz w:val="16"/>
                 <w:szCs w:val="16"/>
               </w:rPr>
-              <w:t xml:space="preserve">8</w:t>
+              <w:t>8</w:t>
             </w:r>
           </w:p>
         </w:tc>
       </w:tr>
       <w:tr>
-        <w:tblPrEx>
-          <w:tblCellMar>
-            <w:top w:w="0" w:type="dxa"/>
-            <w:bottom w:w="0" w:type="dxa"/>
-          </w:tblCellMar>
-        </w:tblPrEx>
         <w:tc>
           <w:tcPr>
             <w:tcW w:w="750" w:type="dxa"/>
@@ -8562,7 +9091,7 @@
                 <w:sz w:val="16"/>
                 <w:szCs w:val="16"/>
               </w:rPr>
-              <w:t xml:space="preserve">HU-44</w:t>
+              <w:t>HU-44</w:t>
             </w:r>
           </w:p>
         </w:tc>
@@ -8591,7 +9120,7 @@
                 <w:sz w:val="16"/>
                 <w:szCs w:val="16"/>
               </w:rPr>
-              <w:t xml:space="preserve">Como Deportista o representante de club, necesito consultar mi historial de pagos y suscripciones, para llevar control de lo que he contratado.</w:t>
+              <w:t>Como Deportista o representante de club, necesito consultar mi historial de pagos y suscripciones, para llevar control de lo que he contratado.</w:t>
             </w:r>
           </w:p>
         </w:tc>
@@ -8623,7 +9152,7 @@
                 <w:sz w:val="14"/>
                 <w:szCs w:val="14"/>
               </w:rPr>
-              <w:t xml:space="preserve">Should have</w:t>
+              <w:t>Should have</w:t>
             </w:r>
           </w:p>
         </w:tc>
@@ -8653,18 +9182,12 @@
                 <w:sz w:val="16"/>
                 <w:szCs w:val="16"/>
               </w:rPr>
-              <w:t xml:space="preserve">3</w:t>
+              <w:t>3</w:t>
             </w:r>
           </w:p>
         </w:tc>
       </w:tr>
       <w:tr>
-        <w:tblPrEx>
-          <w:tblCellMar>
-            <w:top w:w="0" w:type="dxa"/>
-            <w:bottom w:w="0" w:type="dxa"/>
-          </w:tblCellMar>
-        </w:tblPrEx>
         <w:tc>
           <w:tcPr>
             <w:tcW w:w="750" w:type="dxa"/>
@@ -8692,8 +9215,7 @@
                 <w:sz w:val="16"/>
                 <w:szCs w:val="16"/>
               </w:rPr>
-              <w:lastRenderedPageBreak/>
-              <w:t xml:space="preserve">HU-53</w:t>
+              <w:t>HU-53</w:t>
             </w:r>
           </w:p>
         </w:tc>
@@ -8721,7 +9243,7 @@
                 <w:sz w:val="16"/>
                 <w:szCs w:val="16"/>
               </w:rPr>
-              <w:t xml:space="preserve">Como Sistema, necesito confirmar el resultado del pago con Transbank, para activar la suscripción solo cuando el pago fue aprobado.</w:t>
+              <w:t>Como Sistema, necesito confirmar el resultado del pago con Transbank, para activar la suscripción solo cuando el pago fue aprobado.</w:t>
             </w:r>
           </w:p>
         </w:tc>
@@ -8753,7 +9275,7 @@
                 <w:sz w:val="14"/>
                 <w:szCs w:val="14"/>
               </w:rPr>
-              <w:t xml:space="preserve">Should have</w:t>
+              <w:t>Should have</w:t>
             </w:r>
           </w:p>
         </w:tc>
@@ -8782,18 +9304,12 @@
                 <w:sz w:val="16"/>
                 <w:szCs w:val="16"/>
               </w:rPr>
-              <w:t xml:space="preserve">5</w:t>
+              <w:t>5</w:t>
             </w:r>
           </w:p>
         </w:tc>
       </w:tr>
       <w:tr>
-        <w:tblPrEx>
-          <w:tblCellMar>
-            <w:top w:w="0" w:type="dxa"/>
-            <w:bottom w:w="0" w:type="dxa"/>
-          </w:tblCellMar>
-        </w:tblPrEx>
         <w:tc>
           <w:tcPr>
             <w:tcW w:w="750" w:type="dxa"/>
@@ -8822,7 +9338,7 @@
                 <w:sz w:val="16"/>
                 <w:szCs w:val="16"/>
               </w:rPr>
-              <w:t xml:space="preserve">HU-54</w:t>
+              <w:t>HU-54</w:t>
             </w:r>
           </w:p>
         </w:tc>
@@ -8851,7 +9367,7 @@
                 <w:sz w:val="16"/>
                 <w:szCs w:val="16"/>
               </w:rPr>
-              <w:t xml:space="preserve">Como Sistema, necesito aplicar los beneficios según el plan o convenio vigente, para diferenciar lo gratuito de lo pagado en la plataforma.</w:t>
+              <w:t>Como Sistema, necesito aplicar los beneficios según el plan o convenio vigente, para diferenciar lo gratuito de lo pagado en la plataforma.</w:t>
             </w:r>
           </w:p>
         </w:tc>
@@ -8883,7 +9399,7 @@
                 <w:sz w:val="14"/>
                 <w:szCs w:val="14"/>
               </w:rPr>
-              <w:t xml:space="preserve">Should have</w:t>
+              <w:t>Should have</w:t>
             </w:r>
           </w:p>
         </w:tc>
@@ -8913,18 +9429,12 @@
                 <w:sz w:val="16"/>
                 <w:szCs w:val="16"/>
               </w:rPr>
-              <w:t xml:space="preserve">3</w:t>
+              <w:t>3</w:t>
             </w:r>
           </w:p>
         </w:tc>
       </w:tr>
       <w:tr>
-        <w:tblPrEx>
-          <w:tblCellMar>
-            <w:top w:w="0" w:type="dxa"/>
-            <w:bottom w:w="0" w:type="dxa"/>
-          </w:tblCellMar>
-        </w:tblPrEx>
         <w:tc>
           <w:tcPr>
             <w:tcW w:w="750" w:type="dxa"/>
@@ -8952,8 +9462,7 @@
                 <w:sz w:val="16"/>
                 <w:szCs w:val="16"/>
               </w:rPr>
-              <w:lastRenderedPageBreak/>
-              <w:t xml:space="preserve">HU-55</w:t>
+              <w:t>HU-55</w:t>
             </w:r>
           </w:p>
         </w:tc>
@@ -8981,7 +9490,7 @@
                 <w:sz w:val="16"/>
                 <w:szCs w:val="16"/>
               </w:rPr>
-              <w:t xml:space="preserve">Como Sistema, necesito avisar el vencimiento de una suscripción o convenio, para que el deportista o el club pueda renovarlo a tiempo.</w:t>
+              <w:t>Como Sistema, necesito avisar el vencimiento de una suscripción o convenio, para que el deportista o el club pueda renovarlo a tiempo.</w:t>
             </w:r>
           </w:p>
         </w:tc>
@@ -9013,7 +9522,7 @@
                 <w:sz w:val="14"/>
                 <w:szCs w:val="14"/>
               </w:rPr>
-              <w:t xml:space="preserve">Should have</w:t>
+              <w:t>Should have</w:t>
             </w:r>
           </w:p>
         </w:tc>
@@ -9042,18 +9551,12 @@
                 <w:sz w:val="16"/>
                 <w:szCs w:val="16"/>
               </w:rPr>
-              <w:t xml:space="preserve">3</w:t>
+              <w:t>3</w:t>
             </w:r>
           </w:p>
         </w:tc>
       </w:tr>
       <w:tr>
-        <w:tblPrEx>
-          <w:tblCellMar>
-            <w:top w:w="0" w:type="dxa"/>
-            <w:bottom w:w="0" w:type="dxa"/>
-          </w:tblCellMar>
-        </w:tblPrEx>
         <w:tc>
           <w:tcPr>
             <w:tcW w:w="750" w:type="dxa"/>
@@ -9082,7 +9585,7 @@
                 <w:sz w:val="16"/>
                 <w:szCs w:val="16"/>
               </w:rPr>
-              <w:t xml:space="preserve">HU-57</w:t>
+              <w:t>HU-57</w:t>
             </w:r>
           </w:p>
         </w:tc>
@@ -9111,7 +9614,7 @@
                 <w:sz w:val="16"/>
                 <w:szCs w:val="16"/>
               </w:rPr>
-              <w:t xml:space="preserve">Como Administrador de plataforma, necesito consultar los pagos y suscripciones de la plataforma, para auditar la operación sin alterar el resultado entregado por Transbank.</w:t>
+              <w:t>Como Administrador de plataforma, necesito consultar los pagos y suscripciones de la plataforma, para auditar la operación sin alterar el resultado entregado por Transbank.</w:t>
             </w:r>
           </w:p>
         </w:tc>
@@ -9143,7 +9646,7 @@
                 <w:sz w:val="14"/>
                 <w:szCs w:val="14"/>
               </w:rPr>
-              <w:t xml:space="preserve">Should have</w:t>
+              <w:t>Should have</w:t>
             </w:r>
           </w:p>
         </w:tc>
@@ -9173,7 +9676,7 @@
                 <w:sz w:val="16"/>
                 <w:szCs w:val="16"/>
               </w:rPr>
-              <w:t xml:space="preserve">3</w:t>
+              <w:t>3</w:t>
             </w:r>
           </w:p>
         </w:tc>
@@ -9200,7 +9703,7 @@
 </file>
 
 <file path=word/endnotes.xml><?xml version="1.0" encoding="utf-8"?>
-<w:endnotes xmlns:wpc="http://schemas.microsoft.com/office/word/2010/wordprocessingCanvas" xmlns:cx="http://schemas.microsoft.com/office/drawing/2014/chartex" xmlns:cx1="http://schemas.microsoft.com/office/drawing/2015/9/8/chartex" xmlns:cx2="http://schemas.microsoft.com/office/drawing/2015/10/21/chartex" xmlns:cx3="http://schemas.microsoft.com/office/drawing/2016/5/9/chartex" xmlns:cx4="http://schemas.microsoft.com/office/drawing/2016/5/10/chartex" xmlns:cx5="http://schemas.microsoft.com/office/drawing/2016/5/11/chartex" xmlns:cx6="http://schemas.microsoft.com/office/drawing/2016/5/12/chartex" xmlns:cx7="http://schemas.microsoft.com/office/drawing/2016/5/13/chartex" xmlns:cx8="http://schemas.microsoft.com/office/drawing/2016/5/14/chartex" xmlns:mc="http://schemas.openxmlformats.org/markup-compatibility/2006" xmlns:aink="http://schemas.microsoft.com/office/drawing/2016/ink" xmlns:am3d="http://schemas.microsoft.com/office/drawing/2017/model3d" xmlns:o="urn:schemas-microsoft-com:office:office" xmlns:oel="http://schemas.microsoft.com/office/2019/extlst" xmlns:r="http://schemas.openxmlformats.org/officeDocument/2006/relationships" xmlns:m="http://schemas.openxmlformats.org/officeDocument/2006/math" xmlns:v="urn:schemas-microsoft-com:vml" xmlns:wp14="http://schemas.microsoft.com/office/word/2010/wordprocessingDrawing" xmlns:wp="http://schemas.openxmlformats.org/drawingml/2006/wordprocessingDrawing" xmlns:w10="urn:schemas-microsoft-com:office:word" xmlns:w="http://schemas.openxmlformats.org/wordprocessingml/2006/main" xmlns:w14="http://schemas.microsoft.com/office/word/2010/wordml" xmlns:w15="http://schemas.microsoft.com/office/word/2012/wordml" xmlns:w16cex="http://schemas.microsoft.com/office/word/2018/wordml/cex" xmlns:w16cid="http://schemas.microsoft.com/office/word/2016/wordml/cid" xmlns:w16="http://schemas.microsoft.com/office/word/2018/wordml" xmlns:w16sdtdh="http://schemas.microsoft.com/office/word/2020/wordml/sdtdatahash" xmlns:w16se="http://schemas.microsoft.com/office/word/2015/wordml/symex" xmlns:wpg="http://schemas.microsoft.com/office/word/2010/wordprocessingGroup" xmlns:wpi="http://schemas.microsoft.com/office/word/2010/wordprocessingInk" xmlns:wne="http://schemas.microsoft.com/office/word/2006/wordml" xmlns:wps="http://schemas.microsoft.com/office/word/2010/wordprocessingShape" mc:Ignorable="w14 w15 w16se w16cid w16 w16cex w16sdtdh wp14">
+<w:endnotes xmlns:wpc="http://schemas.microsoft.com/office/word/2010/wordprocessingCanvas" xmlns:cx="http://schemas.microsoft.com/office/drawing/2014/chartex" xmlns:cx1="http://schemas.microsoft.com/office/drawing/2015/9/8/chartex" xmlns:cx2="http://schemas.microsoft.com/office/drawing/2015/10/21/chartex" xmlns:cx3="http://schemas.microsoft.com/office/drawing/2016/5/9/chartex" xmlns:cx4="http://schemas.microsoft.com/office/drawing/2016/5/10/chartex" xmlns:cx5="http://schemas.microsoft.com/office/drawing/2016/5/11/chartex" xmlns:cx6="http://schemas.microsoft.com/office/drawing/2016/5/12/chartex" xmlns:cx7="http://schemas.microsoft.com/office/drawing/2016/5/13/chartex" xmlns:cx8="http://schemas.microsoft.com/office/drawing/2016/5/14/chartex" xmlns:mc="http://schemas.openxmlformats.org/markup-compatibility/2006" xmlns:m="http://schemas.openxmlformats.org/officeDocument/2006/math" xmlns:aink="http://schemas.microsoft.com/office/drawing/2016/ink" xmlns:am3d="http://schemas.microsoft.com/office/drawing/2017/model3d" xmlns:oel="http://schemas.microsoft.com/office/2019/extlst" xmlns:r="http://schemas.openxmlformats.org/officeDocument/2006/relationships" xmlns:wp14="http://schemas.microsoft.com/office/word/2010/wordprocessingDrawing" xmlns:wp="http://schemas.openxmlformats.org/drawingml/2006/wordprocessingDrawing" xmlns:wpg="http://schemas.microsoft.com/office/word/2010/wordprocessingGroup" xmlns:wpi="http://schemas.microsoft.com/office/word/2010/wordprocessingInk" xmlns:wps="http://schemas.microsoft.com/office/word/2010/wordprocessingShape" xmlns:o="urn:schemas-microsoft-com:office:office" xmlns:v="urn:schemas-microsoft-com:vml" xmlns:w10="urn:schemas-microsoft-com:office:word" xmlns:w="http://schemas.openxmlformats.org/wordprocessingml/2006/main" xmlns:w14="http://schemas.microsoft.com/office/word/2010/wordml" xmlns:w15="http://schemas.microsoft.com/office/word/2012/wordml" xmlns:w16cex="http://schemas.microsoft.com/office/word/2018/wordml/cex" xmlns:w16cid="http://schemas.microsoft.com/office/word/2016/wordml/cid" xmlns:w16="http://schemas.microsoft.com/office/word/2018/wordml" xmlns:w16sdtdh="http://schemas.microsoft.com/office/word/2020/wordml/sdtdatahash" xmlns:w16sdtfl="http://schemas.microsoft.com/office/word/2024/wordml/sdtformatlock" xmlns:w16se="http://schemas.microsoft.com/office/word/2015/wordml/symex" xmlns:w16du="http://schemas.microsoft.com/office/word/2023/wordml/word16du" xmlns:wne="http://schemas.microsoft.com/office/word/2006/wordml" mc:Ignorable="w14 w15 w16se w16cid w16 w16cex w16sdtdh w16sdtfl w16du wp14">
   <w:endnote w:type="separator" w:id="-1">
     <w:p>
       <w:r>
@@ -9219,7 +9722,7 @@
 </file>
 
 <file path=word/footer1.xml><?xml version="1.0" encoding="utf-8"?>
-<w:ftr xmlns:wpc="http://schemas.microsoft.com/office/word/2010/wordprocessingCanvas" xmlns:cx="http://schemas.microsoft.com/office/drawing/2014/chartex" xmlns:cx1="http://schemas.microsoft.com/office/drawing/2015/9/8/chartex" xmlns:cx2="http://schemas.microsoft.com/office/drawing/2015/10/21/chartex" xmlns:cx3="http://schemas.microsoft.com/office/drawing/2016/5/9/chartex" xmlns:cx4="http://schemas.microsoft.com/office/drawing/2016/5/10/chartex" xmlns:cx5="http://schemas.microsoft.com/office/drawing/2016/5/11/chartex" xmlns:cx6="http://schemas.microsoft.com/office/drawing/2016/5/12/chartex" xmlns:cx7="http://schemas.microsoft.com/office/drawing/2016/5/13/chartex" xmlns:cx8="http://schemas.microsoft.com/office/drawing/2016/5/14/chartex" xmlns:mc="http://schemas.openxmlformats.org/markup-compatibility/2006" xmlns:aink="http://schemas.microsoft.com/office/drawing/2016/ink" xmlns:am3d="http://schemas.microsoft.com/office/drawing/2017/model3d" xmlns:o="urn:schemas-microsoft-com:office:office" xmlns:oel="http://schemas.microsoft.com/office/2019/extlst" xmlns:r="http://schemas.openxmlformats.org/officeDocument/2006/relationships" xmlns:m="http://schemas.openxmlformats.org/officeDocument/2006/math" xmlns:v="urn:schemas-microsoft-com:vml" xmlns:wp14="http://schemas.microsoft.com/office/word/2010/wordprocessingDrawing" xmlns:wp="http://schemas.openxmlformats.org/drawingml/2006/wordprocessingDrawing" xmlns:w10="urn:schemas-microsoft-com:office:word" xmlns:w="http://schemas.openxmlformats.org/wordprocessingml/2006/main" xmlns:w14="http://schemas.microsoft.com/office/word/2010/wordml" xmlns:w15="http://schemas.microsoft.com/office/word/2012/wordml" xmlns:w16cex="http://schemas.microsoft.com/office/word/2018/wordml/cex" xmlns:w16cid="http://schemas.microsoft.com/office/word/2016/wordml/cid" xmlns:w16="http://schemas.microsoft.com/office/word/2018/wordml" xmlns:w16sdtdh="http://schemas.microsoft.com/office/word/2020/wordml/sdtdatahash" xmlns:w16se="http://schemas.microsoft.com/office/word/2015/wordml/symex" xmlns:wpg="http://schemas.microsoft.com/office/word/2010/wordprocessingGroup" xmlns:wpi="http://schemas.microsoft.com/office/word/2010/wordprocessingInk" xmlns:wne="http://schemas.microsoft.com/office/word/2006/wordml" xmlns:wps="http://schemas.microsoft.com/office/word/2010/wordprocessingShape" mc:Ignorable="w14 w15 w16se w16cid w16 w16cex w16sdtdh wp14">
+<w:ftr xmlns:wpc="http://schemas.microsoft.com/office/word/2010/wordprocessingCanvas" xmlns:cx="http://schemas.microsoft.com/office/drawing/2014/chartex" xmlns:cx1="http://schemas.microsoft.com/office/drawing/2015/9/8/chartex" xmlns:cx2="http://schemas.microsoft.com/office/drawing/2015/10/21/chartex" xmlns:cx3="http://schemas.microsoft.com/office/drawing/2016/5/9/chartex" xmlns:cx4="http://schemas.microsoft.com/office/drawing/2016/5/10/chartex" xmlns:cx5="http://schemas.microsoft.com/office/drawing/2016/5/11/chartex" xmlns:cx6="http://schemas.microsoft.com/office/drawing/2016/5/12/chartex" xmlns:cx7="http://schemas.microsoft.com/office/drawing/2016/5/13/chartex" xmlns:cx8="http://schemas.microsoft.com/office/drawing/2016/5/14/chartex" xmlns:mc="http://schemas.openxmlformats.org/markup-compatibility/2006" xmlns:m="http://schemas.openxmlformats.org/officeDocument/2006/math" xmlns:aink="http://schemas.microsoft.com/office/drawing/2016/ink" xmlns:am3d="http://schemas.microsoft.com/office/drawing/2017/model3d" xmlns:oel="http://schemas.microsoft.com/office/2019/extlst" xmlns:r="http://schemas.openxmlformats.org/officeDocument/2006/relationships" xmlns:wp14="http://schemas.microsoft.com/office/word/2010/wordprocessingDrawing" xmlns:wp="http://schemas.openxmlformats.org/drawingml/2006/wordprocessingDrawing" xmlns:wpg="http://schemas.microsoft.com/office/word/2010/wordprocessingGroup" xmlns:wpi="http://schemas.microsoft.com/office/word/2010/wordprocessingInk" xmlns:wps="http://schemas.microsoft.com/office/word/2010/wordprocessingShape" xmlns:o="urn:schemas-microsoft-com:office:office" xmlns:v="urn:schemas-microsoft-com:vml" xmlns:w10="urn:schemas-microsoft-com:office:word" xmlns:w="http://schemas.openxmlformats.org/wordprocessingml/2006/main" xmlns:w14="http://schemas.microsoft.com/office/word/2010/wordml" xmlns:w15="http://schemas.microsoft.com/office/word/2012/wordml" xmlns:w16cex="http://schemas.microsoft.com/office/word/2018/wordml/cex" xmlns:w16cid="http://schemas.microsoft.com/office/word/2016/wordml/cid" xmlns:w16="http://schemas.microsoft.com/office/word/2018/wordml" xmlns:w16sdtdh="http://schemas.microsoft.com/office/word/2020/wordml/sdtdatahash" xmlns:w16sdtfl="http://schemas.microsoft.com/office/word/2024/wordml/sdtformatlock" xmlns:w16se="http://schemas.microsoft.com/office/word/2015/wordml/symex" xmlns:w16du="http://schemas.microsoft.com/office/word/2023/wordml/word16du" xmlns:wne="http://schemas.microsoft.com/office/word/2006/wordml" mc:Ignorable="w14 w15 w16se w16cid w16 w16cex w16sdtdh w16sdtfl w16du wp14">
   <w:p>
     <w:pPr>
       <w:jc w:val="center"/>
@@ -9265,7 +9768,7 @@
 </file>
 
 <file path=word/footnotes.xml><?xml version="1.0" encoding="utf-8"?>
-<w:footnotes xmlns:wpc="http://schemas.microsoft.com/office/word/2010/wordprocessingCanvas" xmlns:cx="http://schemas.microsoft.com/office/drawing/2014/chartex" xmlns:cx1="http://schemas.microsoft.com/office/drawing/2015/9/8/chartex" xmlns:cx2="http://schemas.microsoft.com/office/drawing/2015/10/21/chartex" xmlns:cx3="http://schemas.microsoft.com/office/drawing/2016/5/9/chartex" xmlns:cx4="http://schemas.microsoft.com/office/drawing/2016/5/10/chartex" xmlns:cx5="http://schemas.microsoft.com/office/drawing/2016/5/11/chartex" xmlns:cx6="http://schemas.microsoft.com/office/drawing/2016/5/12/chartex" xmlns:cx7="http://schemas.microsoft.com/office/drawing/2016/5/13/chartex" xmlns:cx8="http://schemas.microsoft.com/office/drawing/2016/5/14/chartex" xmlns:mc="http://schemas.openxmlformats.org/markup-compatibility/2006" xmlns:aink="http://schemas.microsoft.com/office/drawing/2016/ink" xmlns:am3d="http://schemas.microsoft.com/office/drawing/2017/model3d" xmlns:o="urn:schemas-microsoft-com:office:office" xmlns:oel="http://schemas.microsoft.com/office/2019/extlst" xmlns:r="http://schemas.openxmlformats.org/officeDocument/2006/relationships" xmlns:m="http://schemas.openxmlformats.org/officeDocument/2006/math" xmlns:v="urn:schemas-microsoft-com:vml" xmlns:wp14="http://schemas.microsoft.com/office/word/2010/wordprocessingDrawing" xmlns:wp="http://schemas.openxmlformats.org/drawingml/2006/wordprocessingDrawing" xmlns:w10="urn:schemas-microsoft-com:office:word" xmlns:w="http://schemas.openxmlformats.org/wordprocessingml/2006/main" xmlns:w14="http://schemas.microsoft.com/office/word/2010/wordml" xmlns:w15="http://schemas.microsoft.com/office/word/2012/wordml" xmlns:w16cex="http://schemas.microsoft.com/office/word/2018/wordml/cex" xmlns:w16cid="http://schemas.microsoft.com/office/word/2016/wordml/cid" xmlns:w16="http://schemas.microsoft.com/office/word/2018/wordml" xmlns:w16sdtdh="http://schemas.microsoft.com/office/word/2020/wordml/sdtdatahash" xmlns:w16se="http://schemas.microsoft.com/office/word/2015/wordml/symex" xmlns:wpg="http://schemas.microsoft.com/office/word/2010/wordprocessingGroup" xmlns:wpi="http://schemas.microsoft.com/office/word/2010/wordprocessingInk" xmlns:wne="http://schemas.microsoft.com/office/word/2006/wordml" xmlns:wps="http://schemas.microsoft.com/office/word/2010/wordprocessingShape" mc:Ignorable="w14 w15 w16se w16cid w16 w16cex w16sdtdh wp14">
+<w:footnotes xmlns:wpc="http://schemas.microsoft.com/office/word/2010/wordprocessingCanvas" xmlns:cx="http://schemas.microsoft.com/office/drawing/2014/chartex" xmlns:cx1="http://schemas.microsoft.com/office/drawing/2015/9/8/chartex" xmlns:cx2="http://schemas.microsoft.com/office/drawing/2015/10/21/chartex" xmlns:cx3="http://schemas.microsoft.com/office/drawing/2016/5/9/chartex" xmlns:cx4="http://schemas.microsoft.com/office/drawing/2016/5/10/chartex" xmlns:cx5="http://schemas.microsoft.com/office/drawing/2016/5/11/chartex" xmlns:cx6="http://schemas.microsoft.com/office/drawing/2016/5/12/chartex" xmlns:cx7="http://schemas.microsoft.com/office/drawing/2016/5/13/chartex" xmlns:cx8="http://schemas.microsoft.com/office/drawing/2016/5/14/chartex" xmlns:mc="http://schemas.openxmlformats.org/markup-compatibility/2006" xmlns:m="http://schemas.openxmlformats.org/officeDocument/2006/math" xmlns:aink="http://schemas.microsoft.com/office/drawing/2016/ink" xmlns:am3d="http://schemas.microsoft.com/office/drawing/2017/model3d" xmlns:oel="http://schemas.microsoft.com/office/2019/extlst" xmlns:r="http://schemas.openxmlformats.org/officeDocument/2006/relationships" xmlns:wp14="http://schemas.microsoft.com/office/word/2010/wordprocessingDrawing" xmlns:wp="http://schemas.openxmlformats.org/drawingml/2006/wordprocessingDrawing" xmlns:wpg="http://schemas.microsoft.com/office/word/2010/wordprocessingGroup" xmlns:wpi="http://schemas.microsoft.com/office/word/2010/wordprocessingInk" xmlns:wps="http://schemas.microsoft.com/office/word/2010/wordprocessingShape" xmlns:o="urn:schemas-microsoft-com:office:office" xmlns:v="urn:schemas-microsoft-com:vml" xmlns:w10="urn:schemas-microsoft-com:office:word" xmlns:w="http://schemas.openxmlformats.org/wordprocessingml/2006/main" xmlns:w14="http://schemas.microsoft.com/office/word/2010/wordml" xmlns:w15="http://schemas.microsoft.com/office/word/2012/wordml" xmlns:w16cex="http://schemas.microsoft.com/office/word/2018/wordml/cex" xmlns:w16cid="http://schemas.microsoft.com/office/word/2016/wordml/cid" xmlns:w16="http://schemas.microsoft.com/office/word/2018/wordml" xmlns:w16sdtdh="http://schemas.microsoft.com/office/word/2020/wordml/sdtdatahash" xmlns:w16sdtfl="http://schemas.microsoft.com/office/word/2024/wordml/sdtformatlock" xmlns:w16se="http://schemas.microsoft.com/office/word/2015/wordml/symex" xmlns:w16du="http://schemas.microsoft.com/office/word/2023/wordml/word16du" xmlns:wne="http://schemas.microsoft.com/office/word/2006/wordml" mc:Ignorable="w14 w15 w16se w16cid w16 w16cex w16sdtdh w16sdtfl w16du wp14">
   <w:footnote w:type="separator" w:id="-1">
     <w:p>
       <w:r>
@@ -9284,7 +9787,7 @@
 </file>
 
 <file path=word/header1.xml><?xml version="1.0" encoding="utf-8"?>
-<w:hdr xmlns:wpc="http://schemas.microsoft.com/office/word/2010/wordprocessingCanvas" xmlns:cx="http://schemas.microsoft.com/office/drawing/2014/chartex" xmlns:cx1="http://schemas.microsoft.com/office/drawing/2015/9/8/chartex" xmlns:cx2="http://schemas.microsoft.com/office/drawing/2015/10/21/chartex" xmlns:cx3="http://schemas.microsoft.com/office/drawing/2016/5/9/chartex" xmlns:cx4="http://schemas.microsoft.com/office/drawing/2016/5/10/chartex" xmlns:cx5="http://schemas.microsoft.com/office/drawing/2016/5/11/chartex" xmlns:cx6="http://schemas.microsoft.com/office/drawing/2016/5/12/chartex" xmlns:cx7="http://schemas.microsoft.com/office/drawing/2016/5/13/chartex" xmlns:cx8="http://schemas.microsoft.com/office/drawing/2016/5/14/chartex" xmlns:mc="http://schemas.openxmlformats.org/markup-compatibility/2006" xmlns:aink="http://schemas.microsoft.com/office/drawing/2016/ink" xmlns:am3d="http://schemas.microsoft.com/office/drawing/2017/model3d" xmlns:o="urn:schemas-microsoft-com:office:office" xmlns:oel="http://schemas.microsoft.com/office/2019/extlst" xmlns:r="http://schemas.openxmlformats.org/officeDocument/2006/relationships" xmlns:m="http://schemas.openxmlformats.org/officeDocument/2006/math" xmlns:v="urn:schemas-microsoft-com:vml" xmlns:wp14="http://schemas.microsoft.com/office/word/2010/wordprocessingDrawing" xmlns:wp="http://schemas.openxmlformats.org/drawingml/2006/wordprocessingDrawing" xmlns:w10="urn:schemas-microsoft-com:office:word" xmlns:w="http://schemas.openxmlformats.org/wordprocessingml/2006/main" xmlns:w14="http://schemas.microsoft.com/office/word/2010/wordml" xmlns:w15="http://schemas.microsoft.com/office/word/2012/wordml" xmlns:w16cex="http://schemas.microsoft.com/office/word/2018/wordml/cex" xmlns:w16cid="http://schemas.microsoft.com/office/word/2016/wordml/cid" xmlns:w16="http://schemas.microsoft.com/office/word/2018/wordml" xmlns:w16sdtdh="http://schemas.microsoft.com/office/word/2020/wordml/sdtdatahash" xmlns:w16se="http://schemas.microsoft.com/office/word/2015/wordml/symex" xmlns:wpg="http://schemas.microsoft.com/office/word/2010/wordprocessingGroup" xmlns:wpi="http://schemas.microsoft.com/office/word/2010/wordprocessingInk" xmlns:wne="http://schemas.microsoft.com/office/word/2006/wordml" xmlns:wps="http://schemas.microsoft.com/office/word/2010/wordprocessingShape" mc:Ignorable="w14 w15 w16se w16cid w16 w16cex w16sdtdh wp14">
+<w:hdr xmlns:wpc="http://schemas.microsoft.com/office/word/2010/wordprocessingCanvas" xmlns:cx="http://schemas.microsoft.com/office/drawing/2014/chartex" xmlns:cx1="http://schemas.microsoft.com/office/drawing/2015/9/8/chartex" xmlns:cx2="http://schemas.microsoft.com/office/drawing/2015/10/21/chartex" xmlns:cx3="http://schemas.microsoft.com/office/drawing/2016/5/9/chartex" xmlns:cx4="http://schemas.microsoft.com/office/drawing/2016/5/10/chartex" xmlns:cx5="http://schemas.microsoft.com/office/drawing/2016/5/11/chartex" xmlns:cx6="http://schemas.microsoft.com/office/drawing/2016/5/12/chartex" xmlns:cx7="http://schemas.microsoft.com/office/drawing/2016/5/13/chartex" xmlns:cx8="http://schemas.microsoft.com/office/drawing/2016/5/14/chartex" xmlns:mc="http://schemas.openxmlformats.org/markup-compatibility/2006" xmlns:m="http://schemas.openxmlformats.org/officeDocument/2006/math" xmlns:aink="http://schemas.microsoft.com/office/drawing/2016/ink" xmlns:am3d="http://schemas.microsoft.com/office/drawing/2017/model3d" xmlns:oel="http://schemas.microsoft.com/office/2019/extlst" xmlns:r="http://schemas.openxmlformats.org/officeDocument/2006/relationships" xmlns:wp14="http://schemas.microsoft.com/office/word/2010/wordprocessingDrawing" xmlns:wp="http://schemas.openxmlformats.org/drawingml/2006/wordprocessingDrawing" xmlns:wpg="http://schemas.microsoft.com/office/word/2010/wordprocessingGroup" xmlns:wpi="http://schemas.microsoft.com/office/word/2010/wordprocessingInk" xmlns:wps="http://schemas.microsoft.com/office/word/2010/wordprocessingShape" xmlns:o="urn:schemas-microsoft-com:office:office" xmlns:v="urn:schemas-microsoft-com:vml" xmlns:w10="urn:schemas-microsoft-com:office:word" xmlns:w="http://schemas.openxmlformats.org/wordprocessingml/2006/main" xmlns:w14="http://schemas.microsoft.com/office/word/2010/wordml" xmlns:w15="http://schemas.microsoft.com/office/word/2012/wordml" xmlns:w16cex="http://schemas.microsoft.com/office/word/2018/wordml/cex" xmlns:w16cid="http://schemas.microsoft.com/office/word/2016/wordml/cid" xmlns:w16="http://schemas.microsoft.com/office/word/2018/wordml" xmlns:w16sdtdh="http://schemas.microsoft.com/office/word/2020/wordml/sdtdatahash" xmlns:w16sdtfl="http://schemas.microsoft.com/office/word/2024/wordml/sdtformatlock" xmlns:w16se="http://schemas.microsoft.com/office/word/2015/wordml/symex" xmlns:w16du="http://schemas.microsoft.com/office/word/2023/wordml/word16du" xmlns:wne="http://schemas.microsoft.com/office/word/2006/wordml" mc:Ignorable="w14 w15 w16se w16cid w16 w16cex w16sdtdh w16sdtfl w16du wp14">
   <w:p>
     <w:pPr>
       <w:jc w:val="right"/>
@@ -9312,7 +9815,7 @@
 </file>
 
 <file path=word/numbering.xml><?xml version="1.0" encoding="utf-8"?>
-<w:numbering xmlns:wpc="http://schemas.microsoft.com/office/word/2010/wordprocessingCanvas" xmlns:cx="http://schemas.microsoft.com/office/drawing/2014/chartex" xmlns:cx1="http://schemas.microsoft.com/office/drawing/2015/9/8/chartex" xmlns:cx2="http://schemas.microsoft.com/office/drawing/2015/10/21/chartex" xmlns:cx3="http://schemas.microsoft.com/office/drawing/2016/5/9/chartex" xmlns:cx4="http://schemas.microsoft.com/office/drawing/2016/5/10/chartex" xmlns:cx5="http://schemas.microsoft.com/office/drawing/2016/5/11/chartex" xmlns:cx6="http://schemas.microsoft.com/office/drawing/2016/5/12/chartex" xmlns:cx7="http://schemas.microsoft.com/office/drawing/2016/5/13/chartex" xmlns:cx8="http://schemas.microsoft.com/office/drawing/2016/5/14/chartex" xmlns:mc="http://schemas.openxmlformats.org/markup-compatibility/2006" xmlns:aink="http://schemas.microsoft.com/office/drawing/2016/ink" xmlns:am3d="http://schemas.microsoft.com/office/drawing/2017/model3d" xmlns:o="urn:schemas-microsoft-com:office:office" xmlns:oel="http://schemas.microsoft.com/office/2019/extlst" xmlns:r="http://schemas.openxmlformats.org/officeDocument/2006/relationships" xmlns:m="http://schemas.openxmlformats.org/officeDocument/2006/math" xmlns:v="urn:schemas-microsoft-com:vml" xmlns:wp14="http://schemas.microsoft.com/office/word/2010/wordprocessingDrawing" xmlns:wp="http://schemas.openxmlformats.org/drawingml/2006/wordprocessingDrawing" xmlns:w10="urn:schemas-microsoft-com:office:word" xmlns:w="http://schemas.openxmlformats.org/wordprocessingml/2006/main" xmlns:w14="http://schemas.microsoft.com/office/word/2010/wordml" xmlns:w15="http://schemas.microsoft.com/office/word/2012/wordml" xmlns:w16cex="http://schemas.microsoft.com/office/word/2018/wordml/cex" xmlns:w16cid="http://schemas.microsoft.com/office/word/2016/wordml/cid" xmlns:w16="http://schemas.microsoft.com/office/word/2018/wordml" xmlns:w16sdtdh="http://schemas.microsoft.com/office/word/2020/wordml/sdtdatahash" xmlns:w16se="http://schemas.microsoft.com/office/word/2015/wordml/symex" xmlns:wpg="http://schemas.microsoft.com/office/word/2010/wordprocessingGroup" xmlns:wpi="http://schemas.microsoft.com/office/word/2010/wordprocessingInk" xmlns:wne="http://schemas.microsoft.com/office/word/2006/wordml" xmlns:wps="http://schemas.microsoft.com/office/word/2010/wordprocessingShape" mc:Ignorable="w14 w15 w16se w16cid w16 w16cex w16sdtdh wp14">
+<w:numbering xmlns:wpc="http://schemas.microsoft.com/office/word/2010/wordprocessingCanvas" xmlns:cx="http://schemas.microsoft.com/office/drawing/2014/chartex" xmlns:cx1="http://schemas.microsoft.com/office/drawing/2015/9/8/chartex" xmlns:cx2="http://schemas.microsoft.com/office/drawing/2015/10/21/chartex" xmlns:cx3="http://schemas.microsoft.com/office/drawing/2016/5/9/chartex" xmlns:cx4="http://schemas.microsoft.com/office/drawing/2016/5/10/chartex" xmlns:cx5="http://schemas.microsoft.com/office/drawing/2016/5/11/chartex" xmlns:cx6="http://schemas.microsoft.com/office/drawing/2016/5/12/chartex" xmlns:cx7="http://schemas.microsoft.com/office/drawing/2016/5/13/chartex" xmlns:cx8="http://schemas.microsoft.com/office/drawing/2016/5/14/chartex" xmlns:mc="http://schemas.openxmlformats.org/markup-compatibility/2006" xmlns:m="http://schemas.openxmlformats.org/officeDocument/2006/math" xmlns:aink="http://schemas.microsoft.com/office/drawing/2016/ink" xmlns:am3d="http://schemas.microsoft.com/office/drawing/2017/model3d" xmlns:oel="http://schemas.microsoft.com/office/2019/extlst" xmlns:r="http://schemas.openxmlformats.org/officeDocument/2006/relationships" xmlns:wp14="http://schemas.microsoft.com/office/word/2010/wordprocessingDrawing" xmlns:wp="http://schemas.openxmlformats.org/drawingml/2006/wordprocessingDrawing" xmlns:wpg="http://schemas.microsoft.com/office/word/2010/wordprocessingGroup" xmlns:wpi="http://schemas.microsoft.com/office/word/2010/wordprocessingInk" xmlns:wps="http://schemas.microsoft.com/office/word/2010/wordprocessingShape" xmlns:o="urn:schemas-microsoft-com:office:office" xmlns:v="urn:schemas-microsoft-com:vml" xmlns:w10="urn:schemas-microsoft-com:office:word" xmlns:w="http://schemas.openxmlformats.org/wordprocessingml/2006/main" xmlns:w14="http://schemas.microsoft.com/office/word/2010/wordml" xmlns:w15="http://schemas.microsoft.com/office/word/2012/wordml" xmlns:w16cex="http://schemas.microsoft.com/office/word/2018/wordml/cex" xmlns:w16cid="http://schemas.microsoft.com/office/word/2016/wordml/cid" xmlns:w16="http://schemas.microsoft.com/office/word/2018/wordml" xmlns:w16sdtdh="http://schemas.microsoft.com/office/word/2020/wordml/sdtdatahash" xmlns:w16sdtfl="http://schemas.microsoft.com/office/word/2024/wordml/sdtformatlock" xmlns:w16se="http://schemas.microsoft.com/office/word/2015/wordml/symex" xmlns:w16du="http://schemas.microsoft.com/office/word/2023/wordml/word16du" xmlns:wne="http://schemas.microsoft.com/office/word/2006/wordml" mc:Ignorable="w14 w15 w16se w16cid w16 w16cex w16sdtdh w16sdtfl w16du wp14">
   <w:abstractNum w:abstractNumId="0" w15:restartNumberingAfterBreak="0">
     <w:nsid w:val="2C242DB5"/>
     <w:multiLevelType w:val="hybridMultilevel"/>
@@ -9409,7 +9912,7 @@
 </file>
 
 <file path=word/styles.xml><?xml version="1.0" encoding="utf-8"?>
-<w:styles xmlns:mc="http://schemas.openxmlformats.org/markup-compatibility/2006" xmlns:r="http://schemas.openxmlformats.org/officeDocument/2006/relationships" xmlns:w="http://schemas.openxmlformats.org/wordprocessingml/2006/main" xmlns:w14="http://schemas.microsoft.com/office/word/2010/wordml" xmlns:w15="http://schemas.microsoft.com/office/word/2012/wordml" xmlns:w16cex="http://schemas.microsoft.com/office/word/2018/wordml/cex" xmlns:w16cid="http://schemas.microsoft.com/office/word/2016/wordml/cid" xmlns:w16="http://schemas.microsoft.com/office/word/2018/wordml" xmlns:w16sdtdh="http://schemas.microsoft.com/office/word/2020/wordml/sdtdatahash" xmlns:w16se="http://schemas.microsoft.com/office/word/2015/wordml/symex" mc:Ignorable="w14 w15 w16se w16cid w16 w16cex w16sdtdh">
+<w:styles xmlns:mc="http://schemas.openxmlformats.org/markup-compatibility/2006" xmlns:r="http://schemas.openxmlformats.org/officeDocument/2006/relationships" xmlns:w="http://schemas.openxmlformats.org/wordprocessingml/2006/main" xmlns:w14="http://schemas.microsoft.com/office/word/2010/wordml" xmlns:w15="http://schemas.microsoft.com/office/word/2012/wordml" xmlns:w16cex="http://schemas.microsoft.com/office/word/2018/wordml/cex" xmlns:w16cid="http://schemas.microsoft.com/office/word/2016/wordml/cid" xmlns:w16="http://schemas.microsoft.com/office/word/2018/wordml" xmlns:w16sdtdh="http://schemas.microsoft.com/office/word/2020/wordml/sdtdatahash" xmlns:w16sdtfl="http://schemas.microsoft.com/office/word/2024/wordml/sdtformatlock" xmlns:w16se="http://schemas.microsoft.com/office/word/2015/wordml/symex" xmlns:w16du="http://schemas.microsoft.com/office/word/2023/wordml/word16du" mc:Ignorable="w14 w15 w16se w16cid w16 w16cex w16sdtdh w16sdtfl w16du">
   <w:docDefaults>
     <w:rPrDefault>
       <w:rPr>
